--- a/2 семестр/ППиМИИ/ЛР 5/ППиМИИ ЛР 5.docx
+++ b/2 семестр/ППиМИИ/ЛР 5/ППиМИИ ЛР 5.docx
@@ -524,14 +524,12 @@
       <w:r>
         <w:t>.</w:t>
       </w:r>
-      <w:proofErr w:type="spellStart"/>
       <w:r>
         <w:rPr>
           <w:lang w:val="en-US"/>
         </w:rPr>
         <w:t>js</w:t>
       </w:r>
-      <w:proofErr w:type="spellEnd"/>
       <w:r>
         <w:t xml:space="preserve"> </w:t>
       </w:r>
@@ -588,23 +586,13 @@
       <w:r>
         <w:t xml:space="preserve">. Изучить структуру его содержимого. После обучения и сохранения модели выполнить команду </w:t>
       </w:r>
-      <w:proofErr w:type="spellStart"/>
       <w:r>
         <w:rPr>
           <w:rFonts w:ascii="Courier New" w:hAnsi="Courier New" w:cs="Courier New"/>
           <w:sz w:val="24"/>
           <w:szCs w:val="20"/>
         </w:rPr>
-        <w:t>node</w:t>
-      </w:r>
-      <w:proofErr w:type="spellEnd"/>
-      <w:r>
-        <w:rPr>
-          <w:rFonts w:ascii="Courier New" w:hAnsi="Courier New" w:cs="Courier New"/>
-          <w:sz w:val="24"/>
-          <w:szCs w:val="20"/>
-        </w:rPr>
-        <w:t xml:space="preserve"> predict.js</w:t>
+        <w:t>node predict.js</w:t>
       </w:r>
       <w:r>
         <w:t>;</w:t>
@@ -620,15 +608,7 @@
         <w:ind w:hanging="578"/>
       </w:pPr>
       <w:r>
-        <w:t xml:space="preserve">Попробовать изменить количество и размер слоёв модели, использовать другие типы слоев. Экспериментировать с различными значениями гиперпараметров, таких как количество эпох, размер </w:t>
-      </w:r>
-      <w:proofErr w:type="spellStart"/>
-      <w:r>
-        <w:t>батча</w:t>
-      </w:r>
-      <w:proofErr w:type="spellEnd"/>
-      <w:r>
-        <w:t>, тип оптимизатора;</w:t>
+        <w:t>Попробовать изменить количество и размер слоёв модели, использовать другие типы слоев. Экспериментировать с различными значениями гиперпараметров, таких как количество эпох, размер батча, тип оптимизатора;</w:t>
       </w:r>
     </w:p>
     <w:p>
@@ -658,11 +638,7 @@
         <w:t>РЕЗУЛЬТАТЫ ВЫПОЛНЕНИЯ РАБОТЫ</w:t>
       </w:r>
     </w:p>
-    <w:p>
-      <w:pPr>
-        <w:ind w:firstLine="0"/>
-      </w:pPr>
-    </w:p>
+    <w:p/>
     <w:p>
       <w:r>
         <w:t xml:space="preserve">Была установлена платформа </w:t>
@@ -676,106 +652,72 @@
       <w:r>
         <w:t>.</w:t>
       </w:r>
-      <w:proofErr w:type="spellStart"/>
       <w:r>
         <w:rPr>
           <w:lang w:val="en-US"/>
         </w:rPr>
         <w:t>js</w:t>
       </w:r>
-      <w:proofErr w:type="spellEnd"/>
       <w:r>
         <w:t xml:space="preserve">. </w:t>
       </w:r>
       <w:r>
         <w:t xml:space="preserve">После этого с помощью команды </w:t>
       </w:r>
-      <w:proofErr w:type="spellStart"/>
       <w:r>
         <w:rPr>
           <w:rFonts w:ascii="Courier New" w:hAnsi="Courier New" w:cs="Courier New"/>
           <w:sz w:val="24"/>
           <w:szCs w:val="20"/>
         </w:rPr>
-        <w:t>npm</w:t>
-      </w:r>
-      <w:proofErr w:type="spellEnd"/>
-      <w:r>
-        <w:rPr>
-          <w:rFonts w:ascii="Courier New" w:hAnsi="Courier New" w:cs="Courier New"/>
+        <w:t>npm init -y</w:t>
+      </w:r>
+      <w:r>
+        <w:rPr>
           <w:sz w:val="24"/>
           <w:szCs w:val="20"/>
         </w:rPr>
         <w:t xml:space="preserve"> </w:t>
       </w:r>
-      <w:proofErr w:type="spellStart"/>
-      <w:r>
-        <w:rPr>
-          <w:rFonts w:ascii="Courier New" w:hAnsi="Courier New" w:cs="Courier New"/>
-          <w:sz w:val="24"/>
-          <w:szCs w:val="20"/>
-        </w:rPr>
-        <w:t>init</w:t>
-      </w:r>
-      <w:proofErr w:type="spellEnd"/>
-      <w:r>
-        <w:rPr>
-          <w:rFonts w:ascii="Courier New" w:hAnsi="Courier New" w:cs="Courier New"/>
-          <w:sz w:val="24"/>
-          <w:szCs w:val="20"/>
-        </w:rPr>
-        <w:t xml:space="preserve"> -y</w:t>
-      </w:r>
-      <w:r>
-        <w:rPr>
-          <w:sz w:val="24"/>
-          <w:szCs w:val="20"/>
-        </w:rPr>
+      <w:r>
+        <w:t xml:space="preserve">в пустом каталоге был инициализирован новый проект </w:t>
+      </w:r>
+      <w:r>
+        <w:rPr>
+          <w:lang w:val="en-US"/>
+        </w:rPr>
+        <w:t>Node</w:t>
+      </w:r>
+      <w:r>
+        <w:t>.</w:t>
+      </w:r>
+      <w:r>
+        <w:rPr>
+          <w:lang w:val="en-US"/>
+        </w:rPr>
+        <w:t>js</w:t>
+      </w:r>
+      <w:r>
         <w:t xml:space="preserve"> </w:t>
       </w:r>
       <w:r>
-        <w:t xml:space="preserve">в пустом каталоге был инициализирован новый проект </w:t>
-      </w:r>
-      <w:r>
-        <w:rPr>
-          <w:lang w:val="en-US"/>
-        </w:rPr>
-        <w:t>Node</w:t>
+        <w:t xml:space="preserve">с файлом конфигурации </w:t>
+      </w:r>
+      <w:r>
+        <w:rPr>
+          <w:lang w:val="en-US"/>
+        </w:rPr>
+        <w:t>package</w:t>
       </w:r>
       <w:r>
         <w:t>.</w:t>
       </w:r>
-      <w:proofErr w:type="spellStart"/>
       <w:r>
         <w:rPr>
           <w:lang w:val="en-US"/>
         </w:rPr>
         <w:t>js</w:t>
       </w:r>
-      <w:proofErr w:type="spellEnd"/>
-      <w:r>
-        <w:t xml:space="preserve"> </w:t>
-      </w:r>
-      <w:r>
-        <w:t xml:space="preserve">с файлом конфигурации </w:t>
-      </w:r>
-      <w:r>
-        <w:rPr>
-          <w:lang w:val="en-US"/>
-        </w:rPr>
-        <w:t>package</w:t>
-      </w:r>
-      <w:r>
-        <w:t>.</w:t>
-      </w:r>
-      <w:proofErr w:type="spellStart"/>
-      <w:r>
-        <w:rPr>
-          <w:lang w:val="en-US"/>
-        </w:rPr>
-        <w:t>js</w:t>
-      </w:r>
-      <w:proofErr w:type="spellEnd"/>
       <w:r>
         <w:t>.</w:t>
       </w:r>
@@ -860,27 +802,23 @@
       <w:r>
         <w:t>.</w:t>
       </w:r>
-      <w:proofErr w:type="spellStart"/>
       <w:r>
         <w:rPr>
           <w:lang w:val="en-US"/>
         </w:rPr>
         <w:t>js</w:t>
       </w:r>
-      <w:proofErr w:type="spellEnd"/>
-    </w:p>
-    <w:p>
-      <w:pPr>
-        <w:pStyle w:val="af"/>
-      </w:pPr>
-      <w:proofErr w:type="spellStart"/>
+    </w:p>
+    <w:p>
+      <w:pPr>
+        <w:pStyle w:val="af"/>
+      </w:pPr>
       <w:r>
         <w:rPr>
           <w:lang w:val="en-US"/>
         </w:rPr>
         <w:t>npm</w:t>
       </w:r>
-      <w:proofErr w:type="spellEnd"/>
       <w:r>
         <w:t xml:space="preserve"> </w:t>
       </w:r>
@@ -893,7 +831,6 @@
       <w:r>
         <w:t xml:space="preserve"> @</w:t>
       </w:r>
-      <w:proofErr w:type="spellStart"/>
       <w:r>
         <w:rPr>
           <w:b/>
@@ -902,43 +839,36 @@
         </w:rPr>
         <w:t>tensorflow</w:t>
       </w:r>
-      <w:proofErr w:type="spellEnd"/>
       <w:r>
         <w:t>/</w:t>
       </w:r>
-      <w:proofErr w:type="spellStart"/>
       <w:r>
         <w:rPr>
           <w:lang w:val="en-US"/>
         </w:rPr>
         <w:t>tfjs</w:t>
       </w:r>
-      <w:proofErr w:type="spellEnd"/>
       <w:r>
         <w:t xml:space="preserve"> </w:t>
       </w:r>
       <w:r>
         <w:t>@</w:t>
       </w:r>
-      <w:proofErr w:type="spellStart"/>
       <w:r>
         <w:rPr>
           <w:lang w:val="en-US"/>
         </w:rPr>
         <w:t>tensorflow</w:t>
       </w:r>
-      <w:proofErr w:type="spellEnd"/>
       <w:r>
         <w:t>/</w:t>
       </w:r>
-      <w:proofErr w:type="spellStart"/>
       <w:r>
         <w:rPr>
           <w:lang w:val="en-US"/>
         </w:rPr>
         <w:t>tfjs</w:t>
       </w:r>
-      <w:proofErr w:type="spellEnd"/>
       <w:r>
         <w:t>-</w:t>
       </w:r>
@@ -956,21 +886,12 @@
           <w:lang w:val="en-US"/>
         </w:rPr>
       </w:pPr>
-      <w:proofErr w:type="spellStart"/>
-      <w:r>
-        <w:rPr>
-          <w:lang w:val="en-US"/>
-        </w:rPr>
-        <w:t>npm</w:t>
-      </w:r>
-      <w:proofErr w:type="spellEnd"/>
-      <w:r>
-        <w:rPr>
-          <w:lang w:val="en-US"/>
-        </w:rPr>
-        <w:t xml:space="preserve"> install </w:t>
-      </w:r>
-      <w:proofErr w:type="spellStart"/>
+      <w:r>
+        <w:rPr>
+          <w:lang w:val="en-US"/>
+        </w:rPr>
+        <w:t xml:space="preserve">npm install </w:t>
+      </w:r>
       <w:r>
         <w:rPr>
           <w:b/>
@@ -979,28 +900,19 @@
         </w:rPr>
         <w:t>mnist</w:t>
       </w:r>
-      <w:proofErr w:type="spellEnd"/>
-    </w:p>
-    <w:p>
-      <w:pPr>
-        <w:pStyle w:val="af"/>
-        <w:rPr>
-          <w:lang w:val="en-US"/>
-        </w:rPr>
-      </w:pPr>
-      <w:proofErr w:type="spellStart"/>
-      <w:r>
-        <w:rPr>
-          <w:lang w:val="en-US"/>
-        </w:rPr>
-        <w:t>npm</w:t>
-      </w:r>
-      <w:proofErr w:type="spellEnd"/>
-      <w:r>
-        <w:rPr>
-          <w:lang w:val="en-US"/>
-        </w:rPr>
-        <w:t xml:space="preserve"> install </w:t>
+    </w:p>
+    <w:p>
+      <w:pPr>
+        <w:pStyle w:val="af"/>
+        <w:rPr>
+          <w:lang w:val="en-US"/>
+        </w:rPr>
+      </w:pPr>
+      <w:r>
+        <w:rPr>
+          <w:lang w:val="en-US"/>
+        </w:rPr>
+        <w:t xml:space="preserve">npm install </w:t>
       </w:r>
       <w:r>
         <w:rPr>
@@ -1031,14 +943,12 @@
       <w:r>
         <w:t>.</w:t>
       </w:r>
-      <w:proofErr w:type="spellStart"/>
       <w:r>
         <w:rPr>
           <w:lang w:val="en-US"/>
         </w:rPr>
         <w:t>js</w:t>
       </w:r>
-      <w:proofErr w:type="spellEnd"/>
       <w:r>
         <w:t xml:space="preserve"> (</w:t>
       </w:r>
@@ -1087,14 +997,12 @@
       <w:r>
         <w:t>.</w:t>
       </w:r>
-      <w:proofErr w:type="spellStart"/>
       <w:r>
         <w:rPr>
           <w:lang w:val="en-US"/>
         </w:rPr>
         <w:t>js</w:t>
       </w:r>
-      <w:proofErr w:type="spellEnd"/>
     </w:p>
     <w:p>
       <w:pPr>
@@ -1119,44 +1027,8 @@
         <w:rPr>
           <w:lang w:val="en-US"/>
         </w:rPr>
-        <w:t xml:space="preserve">const </w:t>
-      </w:r>
-      <w:proofErr w:type="spellStart"/>
-      <w:r>
-        <w:rPr>
-          <w:lang w:val="en-US"/>
-        </w:rPr>
-        <w:t>tf</w:t>
-      </w:r>
-      <w:proofErr w:type="spellEnd"/>
-      <w:r>
-        <w:rPr>
-          <w:lang w:val="en-US"/>
-        </w:rPr>
-        <w:t xml:space="preserve"> = require('@</w:t>
-      </w:r>
-      <w:proofErr w:type="spellStart"/>
-      <w:r>
-        <w:rPr>
-          <w:lang w:val="en-US"/>
-        </w:rPr>
-        <w:t>tensorflow</w:t>
-      </w:r>
-      <w:proofErr w:type="spellEnd"/>
-      <w:r>
-        <w:rPr>
-          <w:lang w:val="en-US"/>
-        </w:rPr>
-        <w:t>/</w:t>
-      </w:r>
-      <w:proofErr w:type="spellStart"/>
-      <w:r>
-        <w:rPr>
-          <w:lang w:val="en-US"/>
-        </w:rPr>
-        <w:t>tfjs</w:t>
-      </w:r>
-      <w:proofErr w:type="spellEnd"/>
+        <w:t>const tf = require('@tensorflow/tfjs</w:t>
+      </w:r>
       <w:r>
         <w:rPr>
           <w:lang w:val="en-US"/>
@@ -1181,35 +1053,7 @@
         <w:rPr>
           <w:lang w:val="en-US"/>
         </w:rPr>
-        <w:t xml:space="preserve">const </w:t>
-      </w:r>
-      <w:proofErr w:type="spellStart"/>
-      <w:r>
-        <w:rPr>
-          <w:lang w:val="en-US"/>
-        </w:rPr>
-        <w:t>mnist</w:t>
-      </w:r>
-      <w:proofErr w:type="spellEnd"/>
-      <w:r>
-        <w:rPr>
-          <w:lang w:val="en-US"/>
-        </w:rPr>
-        <w:t xml:space="preserve"> = require('</w:t>
-      </w:r>
-      <w:proofErr w:type="spellStart"/>
-      <w:r>
-        <w:rPr>
-          <w:lang w:val="en-US"/>
-        </w:rPr>
-        <w:t>mnist</w:t>
-      </w:r>
-      <w:proofErr w:type="spellEnd"/>
-      <w:r>
-        <w:rPr>
-          <w:lang w:val="en-US"/>
-        </w:rPr>
-        <w:t>');</w:t>
+        <w:t>const mnist = require('mnist');</w:t>
       </w:r>
     </w:p>
     <w:p>
@@ -1279,115 +1123,35 @@
         <w:rPr>
           <w:lang w:val="en-US"/>
         </w:rPr>
-        <w:t xml:space="preserve">const set = </w:t>
-      </w:r>
-      <w:proofErr w:type="spellStart"/>
-      <w:proofErr w:type="gramStart"/>
-      <w:r>
-        <w:rPr>
-          <w:lang w:val="en-US"/>
-        </w:rPr>
-        <w:t>mnist.set</w:t>
-      </w:r>
-      <w:proofErr w:type="spellEnd"/>
-      <w:r>
-        <w:rPr>
-          <w:lang w:val="en-US"/>
-        </w:rPr>
-        <w:t>(</w:t>
-      </w:r>
-      <w:proofErr w:type="gramEnd"/>
-      <w:r>
-        <w:rPr>
-          <w:lang w:val="en-US"/>
-        </w:rPr>
-        <w:t>8000, 2000);</w:t>
-      </w:r>
-    </w:p>
-    <w:p>
-      <w:pPr>
-        <w:pStyle w:val="af"/>
-        <w:rPr>
-          <w:lang w:val="en-US"/>
-        </w:rPr>
-      </w:pPr>
-      <w:r>
-        <w:rPr>
-          <w:lang w:val="en-US"/>
-        </w:rPr>
-        <w:t xml:space="preserve">const </w:t>
-      </w:r>
-      <w:proofErr w:type="spellStart"/>
-      <w:r>
-        <w:rPr>
-          <w:lang w:val="en-US"/>
-        </w:rPr>
-        <w:t>trainingSet</w:t>
-      </w:r>
-      <w:proofErr w:type="spellEnd"/>
-      <w:r>
-        <w:rPr>
-          <w:lang w:val="en-US"/>
-        </w:rPr>
-        <w:t xml:space="preserve"> = </w:t>
-      </w:r>
-      <w:proofErr w:type="spellStart"/>
-      <w:proofErr w:type="gramStart"/>
-      <w:r>
-        <w:rPr>
-          <w:lang w:val="en-US"/>
-        </w:rPr>
-        <w:t>set.training</w:t>
-      </w:r>
-      <w:proofErr w:type="spellEnd"/>
-      <w:proofErr w:type="gramEnd"/>
-      <w:r>
-        <w:rPr>
-          <w:lang w:val="en-US"/>
-        </w:rPr>
-        <w:t>;</w:t>
-      </w:r>
-    </w:p>
-    <w:p>
-      <w:pPr>
-        <w:pStyle w:val="af"/>
-        <w:rPr>
-          <w:lang w:val="en-US"/>
-        </w:rPr>
-      </w:pPr>
-      <w:r>
-        <w:rPr>
-          <w:lang w:val="en-US"/>
-        </w:rPr>
-        <w:t xml:space="preserve">const </w:t>
-      </w:r>
-      <w:proofErr w:type="spellStart"/>
-      <w:r>
-        <w:rPr>
-          <w:lang w:val="en-US"/>
-        </w:rPr>
-        <w:t>testSet</w:t>
-      </w:r>
-      <w:proofErr w:type="spellEnd"/>
-      <w:r>
-        <w:rPr>
-          <w:lang w:val="en-US"/>
-        </w:rPr>
-        <w:t xml:space="preserve"> = </w:t>
-      </w:r>
-      <w:proofErr w:type="spellStart"/>
-      <w:r>
-        <w:rPr>
-          <w:lang w:val="en-US"/>
-        </w:rPr>
-        <w:t>set.test</w:t>
-      </w:r>
-      <w:proofErr w:type="spellEnd"/>
-      <w:r>
-        <w:rPr>
-          <w:lang w:val="en-US"/>
-        </w:rPr>
-        <w:t>;</w:t>
+        <w:t>const set = mnist.set(8000, 2000);</w:t>
+      </w:r>
+    </w:p>
+    <w:p>
+      <w:pPr>
+        <w:pStyle w:val="af"/>
+        <w:rPr>
+          <w:lang w:val="en-US"/>
+        </w:rPr>
+      </w:pPr>
+      <w:r>
+        <w:rPr>
+          <w:lang w:val="en-US"/>
+        </w:rPr>
+        <w:t>const trainingSet = set.training;</w:t>
+      </w:r>
+    </w:p>
+    <w:p>
+      <w:pPr>
+        <w:pStyle w:val="af"/>
+        <w:rPr>
+          <w:lang w:val="en-US"/>
+        </w:rPr>
+      </w:pPr>
+      <w:r>
+        <w:rPr>
+          <w:lang w:val="en-US"/>
+        </w:rPr>
+        <w:t>const testSet = set.test;</w:t>
       </w:r>
     </w:p>
     <w:p>
@@ -1449,125 +1213,35 @@
         <w:rPr>
           <w:lang w:val="en-US"/>
         </w:rPr>
-        <w:t xml:space="preserve">const </w:t>
-      </w:r>
-      <w:proofErr w:type="spellStart"/>
-      <w:r>
-        <w:rPr>
-          <w:lang w:val="en-US"/>
-        </w:rPr>
-        <w:t>prepareData</w:t>
-      </w:r>
-      <w:proofErr w:type="spellEnd"/>
-      <w:r>
-        <w:rPr>
-          <w:lang w:val="en-US"/>
-        </w:rPr>
-        <w:t xml:space="preserve"> = (data) =&gt; {</w:t>
-      </w:r>
-    </w:p>
-    <w:p>
-      <w:pPr>
-        <w:pStyle w:val="af"/>
-        <w:rPr>
-          <w:lang w:val="en-US"/>
-        </w:rPr>
-      </w:pPr>
-      <w:r>
-        <w:rPr>
-          <w:lang w:val="en-US"/>
-        </w:rPr>
-        <w:t xml:space="preserve">    const images = </w:t>
-      </w:r>
-      <w:proofErr w:type="spellStart"/>
-      <w:proofErr w:type="gramStart"/>
-      <w:r>
-        <w:rPr>
-          <w:lang w:val="en-US"/>
-        </w:rPr>
-        <w:t>data.map</w:t>
-      </w:r>
-      <w:proofErr w:type="spellEnd"/>
-      <w:r>
-        <w:rPr>
-          <w:lang w:val="en-US"/>
-        </w:rPr>
-        <w:t>(</w:t>
-      </w:r>
-      <w:proofErr w:type="gramEnd"/>
-      <w:r>
-        <w:rPr>
-          <w:lang w:val="en-US"/>
-        </w:rPr>
-        <w:t xml:space="preserve">item =&gt; </w:t>
-      </w:r>
-      <w:proofErr w:type="spellStart"/>
-      <w:proofErr w:type="gramStart"/>
-      <w:r>
-        <w:rPr>
-          <w:lang w:val="en-US"/>
-        </w:rPr>
-        <w:t>item.input</w:t>
-      </w:r>
-      <w:proofErr w:type="spellEnd"/>
-      <w:proofErr w:type="gramEnd"/>
-      <w:r>
-        <w:rPr>
-          <w:lang w:val="en-US"/>
-        </w:rPr>
-        <w:t>);</w:t>
-      </w:r>
-    </w:p>
-    <w:p>
-      <w:pPr>
-        <w:pStyle w:val="af"/>
-        <w:rPr>
-          <w:lang w:val="en-US"/>
-        </w:rPr>
-      </w:pPr>
-      <w:r>
-        <w:rPr>
-          <w:lang w:val="en-US"/>
-        </w:rPr>
-        <w:t xml:space="preserve">    const labels = </w:t>
-      </w:r>
-      <w:proofErr w:type="spellStart"/>
-      <w:proofErr w:type="gramStart"/>
-      <w:r>
-        <w:rPr>
-          <w:lang w:val="en-US"/>
-        </w:rPr>
-        <w:t>data.map</w:t>
-      </w:r>
-      <w:proofErr w:type="spellEnd"/>
-      <w:r>
-        <w:rPr>
-          <w:lang w:val="en-US"/>
-        </w:rPr>
-        <w:t>(</w:t>
-      </w:r>
-      <w:proofErr w:type="gramEnd"/>
-      <w:r>
-        <w:rPr>
-          <w:lang w:val="en-US"/>
-        </w:rPr>
-        <w:t xml:space="preserve">item =&gt; </w:t>
-      </w:r>
-      <w:proofErr w:type="spellStart"/>
-      <w:proofErr w:type="gramStart"/>
-      <w:r>
-        <w:rPr>
-          <w:lang w:val="en-US"/>
-        </w:rPr>
-        <w:t>item.output</w:t>
-      </w:r>
-      <w:proofErr w:type="spellEnd"/>
-      <w:proofErr w:type="gramEnd"/>
-      <w:r>
-        <w:rPr>
-          <w:lang w:val="en-US"/>
-        </w:rPr>
-        <w:t>);</w:t>
+        <w:t>const prepareData = (data) =&gt; {</w:t>
+      </w:r>
+    </w:p>
+    <w:p>
+      <w:pPr>
+        <w:pStyle w:val="af"/>
+        <w:rPr>
+          <w:lang w:val="en-US"/>
+        </w:rPr>
+      </w:pPr>
+      <w:r>
+        <w:rPr>
+          <w:lang w:val="en-US"/>
+        </w:rPr>
+        <w:t>    const images = data.map(item =&gt; item.input);</w:t>
+      </w:r>
+    </w:p>
+    <w:p>
+      <w:pPr>
+        <w:pStyle w:val="af"/>
+        <w:rPr>
+          <w:lang w:val="en-US"/>
+        </w:rPr>
+      </w:pPr>
+      <w:r>
+        <w:rPr>
+          <w:lang w:val="en-US"/>
+        </w:rPr>
+        <w:t>    const labels = data.map(item =&gt; item.output);</w:t>
       </w:r>
     </w:p>
     <w:p>
@@ -1595,109 +1269,21 @@
         <w:rPr>
           <w:lang w:val="en-US"/>
         </w:rPr>
-        <w:t xml:space="preserve">        images: </w:t>
-      </w:r>
-      <w:proofErr w:type="gramStart"/>
-      <w:r>
-        <w:rPr>
-          <w:lang w:val="en-US"/>
-        </w:rPr>
-        <w:t>tf.tensor</w:t>
-      </w:r>
-      <w:proofErr w:type="gramEnd"/>
-      <w:r>
-        <w:rPr>
-          <w:lang w:val="en-US"/>
-        </w:rPr>
-        <w:t>2</w:t>
-      </w:r>
-      <w:proofErr w:type="gramStart"/>
-      <w:r>
-        <w:rPr>
-          <w:lang w:val="en-US"/>
-        </w:rPr>
-        <w:t>d(</w:t>
-      </w:r>
-      <w:proofErr w:type="gramEnd"/>
-      <w:r>
-        <w:rPr>
-          <w:lang w:val="en-US"/>
-        </w:rPr>
-        <w:t>images, [</w:t>
-      </w:r>
-      <w:proofErr w:type="spellStart"/>
-      <w:proofErr w:type="gramStart"/>
-      <w:r>
-        <w:rPr>
-          <w:lang w:val="en-US"/>
-        </w:rPr>
-        <w:t>images.length</w:t>
-      </w:r>
-      <w:proofErr w:type="spellEnd"/>
-      <w:proofErr w:type="gramEnd"/>
-      <w:r>
-        <w:rPr>
-          <w:lang w:val="en-US"/>
-        </w:rPr>
-        <w:t>, 784]),</w:t>
-      </w:r>
-    </w:p>
-    <w:p>
-      <w:pPr>
-        <w:pStyle w:val="af"/>
-        <w:rPr>
-          <w:lang w:val="en-US"/>
-        </w:rPr>
-      </w:pPr>
-      <w:r>
-        <w:rPr>
-          <w:lang w:val="en-US"/>
-        </w:rPr>
-        <w:t xml:space="preserve">        labels: </w:t>
-      </w:r>
-      <w:proofErr w:type="gramStart"/>
-      <w:r>
-        <w:rPr>
-          <w:lang w:val="en-US"/>
-        </w:rPr>
-        <w:t>tf.tensor</w:t>
-      </w:r>
-      <w:proofErr w:type="gramEnd"/>
-      <w:r>
-        <w:rPr>
-          <w:lang w:val="en-US"/>
-        </w:rPr>
-        <w:t>2</w:t>
-      </w:r>
-      <w:proofErr w:type="gramStart"/>
-      <w:r>
-        <w:rPr>
-          <w:lang w:val="en-US"/>
-        </w:rPr>
-        <w:t>d(</w:t>
-      </w:r>
-      <w:proofErr w:type="gramEnd"/>
-      <w:r>
-        <w:rPr>
-          <w:lang w:val="en-US"/>
-        </w:rPr>
-        <w:t>labels, [</w:t>
-      </w:r>
-      <w:proofErr w:type="spellStart"/>
-      <w:proofErr w:type="gramStart"/>
-      <w:r>
-        <w:rPr>
-          <w:lang w:val="en-US"/>
-        </w:rPr>
-        <w:t>labels.length</w:t>
-      </w:r>
-      <w:proofErr w:type="spellEnd"/>
-      <w:proofErr w:type="gramEnd"/>
-      <w:r>
-        <w:rPr>
-          <w:lang w:val="en-US"/>
-        </w:rPr>
-        <w:t>, 10])</w:t>
+        <w:t>        images: tf.tensor2d(images, [images.length, 784]),</w:t>
+      </w:r>
+    </w:p>
+    <w:p>
+      <w:pPr>
+        <w:pStyle w:val="af"/>
+        <w:rPr>
+          <w:lang w:val="en-US"/>
+        </w:rPr>
+      </w:pPr>
+      <w:r>
+        <w:rPr>
+          <w:lang w:val="en-US"/>
+        </w:rPr>
+        <w:t>        labels: tf.tensor2d(labels, [labels.length, 10])</w:t>
       </w:r>
     </w:p>
     <w:p>
@@ -1747,105 +1333,21 @@
         <w:rPr>
           <w:lang w:val="en-US"/>
         </w:rPr>
-        <w:t xml:space="preserve">const </w:t>
-      </w:r>
-      <w:proofErr w:type="spellStart"/>
-      <w:r>
-        <w:rPr>
-          <w:lang w:val="en-US"/>
-        </w:rPr>
-        <w:t>trainData</w:t>
-      </w:r>
-      <w:proofErr w:type="spellEnd"/>
-      <w:r>
-        <w:rPr>
-          <w:lang w:val="en-US"/>
-        </w:rPr>
-        <w:t xml:space="preserve"> = </w:t>
-      </w:r>
-      <w:proofErr w:type="spellStart"/>
-      <w:r>
-        <w:rPr>
-          <w:lang w:val="en-US"/>
-        </w:rPr>
-        <w:t>prepareData</w:t>
-      </w:r>
-      <w:proofErr w:type="spellEnd"/>
-      <w:r>
-        <w:rPr>
-          <w:lang w:val="en-US"/>
-        </w:rPr>
-        <w:t>(</w:t>
-      </w:r>
-      <w:proofErr w:type="spellStart"/>
-      <w:r>
-        <w:rPr>
-          <w:lang w:val="en-US"/>
-        </w:rPr>
-        <w:t>trainingSet</w:t>
-      </w:r>
-      <w:proofErr w:type="spellEnd"/>
-      <w:r>
-        <w:rPr>
-          <w:lang w:val="en-US"/>
-        </w:rPr>
-        <w:t>);</w:t>
-      </w:r>
-    </w:p>
-    <w:p>
-      <w:pPr>
-        <w:pStyle w:val="af"/>
-        <w:rPr>
-          <w:lang w:val="en-US"/>
-        </w:rPr>
-      </w:pPr>
-      <w:r>
-        <w:rPr>
-          <w:lang w:val="en-US"/>
-        </w:rPr>
-        <w:t xml:space="preserve">const </w:t>
-      </w:r>
-      <w:proofErr w:type="spellStart"/>
-      <w:r>
-        <w:rPr>
-          <w:lang w:val="en-US"/>
-        </w:rPr>
-        <w:t>testData</w:t>
-      </w:r>
-      <w:proofErr w:type="spellEnd"/>
-      <w:r>
-        <w:rPr>
-          <w:lang w:val="en-US"/>
-        </w:rPr>
-        <w:t xml:space="preserve"> = </w:t>
-      </w:r>
-      <w:proofErr w:type="spellStart"/>
-      <w:r>
-        <w:rPr>
-          <w:lang w:val="en-US"/>
-        </w:rPr>
-        <w:t>prepareData</w:t>
-      </w:r>
-      <w:proofErr w:type="spellEnd"/>
-      <w:r>
-        <w:rPr>
-          <w:lang w:val="en-US"/>
-        </w:rPr>
-        <w:t>(</w:t>
-      </w:r>
-      <w:proofErr w:type="spellStart"/>
-      <w:r>
-        <w:rPr>
-          <w:lang w:val="en-US"/>
-        </w:rPr>
-        <w:t>testSet</w:t>
-      </w:r>
-      <w:proofErr w:type="spellEnd"/>
-      <w:r>
-        <w:rPr>
-          <w:lang w:val="en-US"/>
-        </w:rPr>
-        <w:t>);</w:t>
+        <w:t>const trainData = prepareData(trainingSet);</w:t>
+      </w:r>
+    </w:p>
+    <w:p>
+      <w:pPr>
+        <w:pStyle w:val="af"/>
+        <w:rPr>
+          <w:lang w:val="en-US"/>
+        </w:rPr>
+      </w:pPr>
+      <w:r>
+        <w:rPr>
+          <w:lang w:val="en-US"/>
+        </w:rPr>
+        <w:t>const testData = prepareData(testSet);</w:t>
       </w:r>
     </w:p>
     <w:p>
@@ -1907,62 +1409,22 @@
         <w:rPr>
           <w:lang w:val="en-US"/>
         </w:rPr>
-        <w:t xml:space="preserve">const model = </w:t>
-      </w:r>
-      <w:proofErr w:type="spellStart"/>
-      <w:proofErr w:type="gramStart"/>
-      <w:r>
-        <w:rPr>
-          <w:lang w:val="en-US"/>
-        </w:rPr>
-        <w:t>tf.sequential</w:t>
-      </w:r>
-      <w:proofErr w:type="spellEnd"/>
-      <w:proofErr w:type="gramEnd"/>
-      <w:r>
-        <w:rPr>
-          <w:lang w:val="en-US"/>
-        </w:rPr>
-        <w:t>();</w:t>
-      </w:r>
-    </w:p>
-    <w:p>
-      <w:pPr>
-        <w:pStyle w:val="af"/>
-        <w:rPr>
-          <w:lang w:val="en-US"/>
-        </w:rPr>
-      </w:pPr>
-      <w:proofErr w:type="spellStart"/>
-      <w:proofErr w:type="gramStart"/>
-      <w:r>
-        <w:rPr>
-          <w:lang w:val="en-US"/>
-        </w:rPr>
-        <w:t>model.add</w:t>
-      </w:r>
-      <w:proofErr w:type="spellEnd"/>
-      <w:r>
-        <w:rPr>
-          <w:lang w:val="en-US"/>
-        </w:rPr>
-        <w:t>(</w:t>
-      </w:r>
-      <w:proofErr w:type="spellStart"/>
-      <w:r>
-        <w:rPr>
-          <w:lang w:val="en-US"/>
-        </w:rPr>
-        <w:t>tf.layers</w:t>
-      </w:r>
-      <w:proofErr w:type="gramEnd"/>
-      <w:r>
-        <w:rPr>
-          <w:lang w:val="en-US"/>
-        </w:rPr>
-        <w:t>.</w:t>
-      </w:r>
-      <w:proofErr w:type="gramStart"/>
+        <w:t>const model = tf.sequential();</w:t>
+      </w:r>
+    </w:p>
+    <w:p>
+      <w:pPr>
+        <w:pStyle w:val="af"/>
+        <w:rPr>
+          <w:lang w:val="en-US"/>
+        </w:rPr>
+      </w:pPr>
+      <w:r>
+        <w:rPr>
+          <w:lang w:val="en-US"/>
+        </w:rPr>
+        <w:t>model.add(tf.layers.</w:t>
+      </w:r>
       <w:r>
         <w:rPr>
           <w:b/>
@@ -1971,47 +1433,11 @@
         </w:rPr>
         <w:t>dense</w:t>
       </w:r>
-      <w:proofErr w:type="spellEnd"/>
-      <w:r>
-        <w:rPr>
-          <w:lang w:val="en-US"/>
-        </w:rPr>
-        <w:t>({ units</w:t>
-      </w:r>
-      <w:proofErr w:type="gramEnd"/>
-      <w:r>
-        <w:rPr>
-          <w:lang w:val="en-US"/>
-        </w:rPr>
-        <w:t>: 128, activation: '</w:t>
-      </w:r>
-      <w:proofErr w:type="spellStart"/>
-      <w:r>
-        <w:rPr>
-          <w:lang w:val="en-US"/>
-        </w:rPr>
-        <w:t>relu</w:t>
-      </w:r>
-      <w:proofErr w:type="spellEnd"/>
-      <w:r>
-        <w:rPr>
-          <w:lang w:val="en-US"/>
-        </w:rPr>
-        <w:t xml:space="preserve">', </w:t>
-      </w:r>
-      <w:proofErr w:type="spellStart"/>
-      <w:r>
-        <w:rPr>
-          <w:lang w:val="en-US"/>
-        </w:rPr>
-        <w:t>inputShape</w:t>
-      </w:r>
-      <w:proofErr w:type="spellEnd"/>
-      <w:r>
-        <w:rPr>
-          <w:lang w:val="en-US"/>
-        </w:rPr>
-        <w:t>: [</w:t>
+      <w:r>
+        <w:rPr>
+          <w:lang w:val="en-US"/>
+        </w:rPr>
+        <w:t>({ units: 128, activation: 'relu', inputShape: [</w:t>
       </w:r>
       <w:r>
         <w:rPr>
@@ -2023,58 +1449,26 @@
         </w:rPr>
         <w:t>784</w:t>
       </w:r>
-      <w:proofErr w:type="gramStart"/>
-      <w:r>
-        <w:rPr>
-          <w:lang w:val="en-US"/>
-        </w:rPr>
-        <w:t>] }</w:t>
-      </w:r>
-      <w:proofErr w:type="gramEnd"/>
-      <w:r>
-        <w:rPr>
-          <w:lang w:val="en-US"/>
-        </w:rPr>
-        <w:t>));</w:t>
-      </w:r>
-    </w:p>
-    <w:p>
-      <w:pPr>
-        <w:pStyle w:val="af"/>
-        <w:rPr>
-          <w:lang w:val="en-US"/>
-        </w:rPr>
-      </w:pPr>
-      <w:proofErr w:type="spellStart"/>
-      <w:proofErr w:type="gramStart"/>
-      <w:r>
-        <w:rPr>
-          <w:lang w:val="en-US"/>
-        </w:rPr>
-        <w:t>model.add</w:t>
-      </w:r>
-      <w:proofErr w:type="spellEnd"/>
-      <w:r>
-        <w:rPr>
-          <w:lang w:val="en-US"/>
-        </w:rPr>
-        <w:t>(</w:t>
-      </w:r>
-      <w:proofErr w:type="spellStart"/>
-      <w:r>
-        <w:rPr>
-          <w:lang w:val="en-US"/>
-        </w:rPr>
-        <w:t>tf.layers</w:t>
-      </w:r>
-      <w:proofErr w:type="gramEnd"/>
-      <w:r>
-        <w:rPr>
-          <w:lang w:val="en-US"/>
-        </w:rPr>
-        <w:t>.</w:t>
-      </w:r>
-      <w:proofErr w:type="gramStart"/>
+      <w:r>
+        <w:rPr>
+          <w:lang w:val="en-US"/>
+        </w:rPr>
+        <w:t>] }));</w:t>
+      </w:r>
+    </w:p>
+    <w:p>
+      <w:pPr>
+        <w:pStyle w:val="af"/>
+        <w:rPr>
+          <w:lang w:val="en-US"/>
+        </w:rPr>
+      </w:pPr>
+      <w:r>
+        <w:rPr>
+          <w:lang w:val="en-US"/>
+        </w:rPr>
+        <w:t>model.add(tf.layers.</w:t>
+      </w:r>
       <w:r>
         <w:rPr>
           <w:b/>
@@ -2083,80 +1477,26 @@
         </w:rPr>
         <w:t>dense</w:t>
       </w:r>
-      <w:proofErr w:type="spellEnd"/>
-      <w:r>
-        <w:rPr>
-          <w:lang w:val="en-US"/>
-        </w:rPr>
-        <w:t>({ units</w:t>
-      </w:r>
-      <w:proofErr w:type="gramEnd"/>
-      <w:r>
-        <w:rPr>
-          <w:lang w:val="en-US"/>
-        </w:rPr>
-        <w:t>: 64, activation: '</w:t>
-      </w:r>
-      <w:proofErr w:type="spellStart"/>
-      <w:r>
-        <w:rPr>
-          <w:lang w:val="en-US"/>
-        </w:rPr>
-        <w:t>relu</w:t>
-      </w:r>
-      <w:proofErr w:type="spellEnd"/>
-      <w:proofErr w:type="gramStart"/>
-      <w:r>
-        <w:rPr>
-          <w:lang w:val="en-US"/>
-        </w:rPr>
-        <w:t>' }</w:t>
-      </w:r>
-      <w:proofErr w:type="gramEnd"/>
-      <w:r>
-        <w:rPr>
-          <w:lang w:val="en-US"/>
-        </w:rPr>
-        <w:t>));</w:t>
-      </w:r>
-    </w:p>
-    <w:p>
-      <w:pPr>
-        <w:pStyle w:val="af"/>
-        <w:rPr>
-          <w:lang w:val="en-US"/>
-        </w:rPr>
-      </w:pPr>
-      <w:proofErr w:type="spellStart"/>
-      <w:proofErr w:type="gramStart"/>
-      <w:r>
-        <w:rPr>
-          <w:lang w:val="en-US"/>
-        </w:rPr>
-        <w:t>model.add</w:t>
-      </w:r>
-      <w:proofErr w:type="spellEnd"/>
-      <w:r>
-        <w:rPr>
-          <w:lang w:val="en-US"/>
-        </w:rPr>
-        <w:t>(</w:t>
-      </w:r>
-      <w:proofErr w:type="spellStart"/>
-      <w:r>
-        <w:rPr>
-          <w:lang w:val="en-US"/>
-        </w:rPr>
-        <w:t>tf.layers</w:t>
-      </w:r>
-      <w:proofErr w:type="gramEnd"/>
-      <w:r>
-        <w:rPr>
-          <w:lang w:val="en-US"/>
-        </w:rPr>
-        <w:t>.</w:t>
-      </w:r>
-      <w:proofErr w:type="gramStart"/>
+      <w:r>
+        <w:rPr>
+          <w:lang w:val="en-US"/>
+        </w:rPr>
+        <w:t>({ units: 64, activation: 'relu' }));</w:t>
+      </w:r>
+    </w:p>
+    <w:p>
+      <w:pPr>
+        <w:pStyle w:val="af"/>
+        <w:rPr>
+          <w:lang w:val="en-US"/>
+        </w:rPr>
+      </w:pPr>
+      <w:r>
+        <w:rPr>
+          <w:lang w:val="en-US"/>
+        </w:rPr>
+        <w:t>model.add(tf.layers.</w:t>
+      </w:r>
       <w:r>
         <w:rPr>
           <w:b/>
@@ -2165,41 +1505,11 @@
         </w:rPr>
         <w:t>dense</w:t>
       </w:r>
-      <w:proofErr w:type="spellEnd"/>
-      <w:r>
-        <w:rPr>
-          <w:lang w:val="en-US"/>
-        </w:rPr>
-        <w:t>({ units</w:t>
-      </w:r>
-      <w:proofErr w:type="gramEnd"/>
-      <w:r>
-        <w:rPr>
-          <w:lang w:val="en-US"/>
-        </w:rPr>
-        <w:t>: 10, activation: '</w:t>
-      </w:r>
-      <w:proofErr w:type="spellStart"/>
-      <w:r>
-        <w:rPr>
-          <w:lang w:val="en-US"/>
-        </w:rPr>
-        <w:t>softmax</w:t>
-      </w:r>
-      <w:proofErr w:type="spellEnd"/>
-      <w:proofErr w:type="gramStart"/>
-      <w:r>
-        <w:rPr>
-          <w:lang w:val="en-US"/>
-        </w:rPr>
-        <w:t>' }</w:t>
-      </w:r>
-      <w:proofErr w:type="gramEnd"/>
-      <w:r>
-        <w:rPr>
-          <w:lang w:val="en-US"/>
-        </w:rPr>
-        <w:t>));</w:t>
+      <w:r>
+        <w:rPr>
+          <w:lang w:val="en-US"/>
+        </w:rPr>
+        <w:t>({ units: 10, activation: 'softmax' }));</w:t>
       </w:r>
     </w:p>
     <w:p>
@@ -2257,77 +1567,39 @@
           <w:lang w:val="en-US"/>
         </w:rPr>
       </w:pPr>
-      <w:proofErr w:type="spellStart"/>
-      <w:proofErr w:type="gramStart"/>
-      <w:r>
-        <w:rPr>
-          <w:lang w:val="en-US"/>
-        </w:rPr>
-        <w:t>model.compile</w:t>
-      </w:r>
-      <w:proofErr w:type="spellEnd"/>
-      <w:proofErr w:type="gramEnd"/>
-      <w:r>
-        <w:rPr>
-          <w:lang w:val="en-US"/>
-        </w:rPr>
-        <w:t>({</w:t>
-      </w:r>
-    </w:p>
-    <w:p>
-      <w:pPr>
-        <w:pStyle w:val="af"/>
-        <w:rPr>
-          <w:lang w:val="en-US"/>
-        </w:rPr>
-      </w:pPr>
-      <w:r>
-        <w:rPr>
-          <w:lang w:val="en-US"/>
-        </w:rPr>
-        <w:t>    optimizer: '</w:t>
-      </w:r>
-      <w:proofErr w:type="spellStart"/>
-      <w:r>
-        <w:rPr>
-          <w:lang w:val="en-US"/>
-        </w:rPr>
-        <w:t>adam</w:t>
-      </w:r>
-      <w:proofErr w:type="spellEnd"/>
-      <w:r>
-        <w:rPr>
-          <w:lang w:val="en-US"/>
-        </w:rPr>
-        <w:t>',</w:t>
-      </w:r>
-    </w:p>
-    <w:p>
-      <w:pPr>
-        <w:pStyle w:val="af"/>
-        <w:rPr>
-          <w:lang w:val="en-US"/>
-        </w:rPr>
-      </w:pPr>
-      <w:r>
-        <w:rPr>
-          <w:lang w:val="en-US"/>
-        </w:rPr>
-        <w:t>    loss: '</w:t>
-      </w:r>
-      <w:proofErr w:type="spellStart"/>
-      <w:r>
-        <w:rPr>
-          <w:lang w:val="en-US"/>
-        </w:rPr>
-        <w:t>categoricalCrossentropy</w:t>
-      </w:r>
-      <w:proofErr w:type="spellEnd"/>
-      <w:r>
-        <w:rPr>
-          <w:lang w:val="en-US"/>
-        </w:rPr>
-        <w:t>',</w:t>
+      <w:r>
+        <w:rPr>
+          <w:lang w:val="en-US"/>
+        </w:rPr>
+        <w:t>model.compile({</w:t>
+      </w:r>
+    </w:p>
+    <w:p>
+      <w:pPr>
+        <w:pStyle w:val="af"/>
+        <w:rPr>
+          <w:lang w:val="en-US"/>
+        </w:rPr>
+      </w:pPr>
+      <w:r>
+        <w:rPr>
+          <w:lang w:val="en-US"/>
+        </w:rPr>
+        <w:t>    optimizer: 'adam',</w:t>
+      </w:r>
+    </w:p>
+    <w:p>
+      <w:pPr>
+        <w:pStyle w:val="af"/>
+        <w:rPr>
+          <w:lang w:val="en-US"/>
+        </w:rPr>
+      </w:pPr>
+      <w:r>
+        <w:rPr>
+          <w:lang w:val="en-US"/>
+        </w:rPr>
+        <w:t>    loss: 'categoricalCrossentropy',</w:t>
       </w:r>
     </w:p>
     <w:p>
@@ -2432,51 +1704,7 @@
           <w:lang w:val="en-US"/>
         </w:rPr>
         <w:lastRenderedPageBreak/>
-        <w:t xml:space="preserve">    await </w:t>
-      </w:r>
-      <w:proofErr w:type="spellStart"/>
-      <w:proofErr w:type="gramStart"/>
-      <w:r>
-        <w:rPr>
-          <w:lang w:val="en-US"/>
-        </w:rPr>
-        <w:t>model.fit</w:t>
-      </w:r>
-      <w:proofErr w:type="spellEnd"/>
-      <w:r>
-        <w:rPr>
-          <w:lang w:val="en-US"/>
-        </w:rPr>
-        <w:t>(</w:t>
-      </w:r>
-      <w:proofErr w:type="spellStart"/>
-      <w:proofErr w:type="gramEnd"/>
-      <w:r>
-        <w:rPr>
-          <w:lang w:val="en-US"/>
-        </w:rPr>
-        <w:t>trainData.images</w:t>
-      </w:r>
-      <w:proofErr w:type="spellEnd"/>
-      <w:r>
-        <w:rPr>
-          <w:lang w:val="en-US"/>
-        </w:rPr>
-        <w:t xml:space="preserve">, </w:t>
-      </w:r>
-      <w:proofErr w:type="spellStart"/>
-      <w:r>
-        <w:rPr>
-          <w:lang w:val="en-US"/>
-        </w:rPr>
-        <w:t>trainData.labels</w:t>
-      </w:r>
-      <w:proofErr w:type="spellEnd"/>
-      <w:r>
-        <w:rPr>
-          <w:lang w:val="en-US"/>
-        </w:rPr>
-        <w:t>, {</w:t>
+        <w:t>    await model.fit(trainData.images, trainData.labels, {</w:t>
       </w:r>
     </w:p>
     <w:p>
@@ -2519,49 +1747,7 @@
         <w:rPr>
           <w:lang w:val="en-US"/>
         </w:rPr>
-        <w:t xml:space="preserve">        </w:t>
-      </w:r>
-      <w:proofErr w:type="spellStart"/>
-      <w:r>
-        <w:rPr>
-          <w:lang w:val="en-US"/>
-        </w:rPr>
-        <w:t>validationData</w:t>
-      </w:r>
-      <w:proofErr w:type="spellEnd"/>
-      <w:r>
-        <w:rPr>
-          <w:lang w:val="en-US"/>
-        </w:rPr>
-        <w:t>: [</w:t>
-      </w:r>
-      <w:proofErr w:type="spellStart"/>
-      <w:r>
-        <w:rPr>
-          <w:lang w:val="en-US"/>
-        </w:rPr>
-        <w:t>testData.images</w:t>
-      </w:r>
-      <w:proofErr w:type="spellEnd"/>
-      <w:r>
-        <w:rPr>
-          <w:lang w:val="en-US"/>
-        </w:rPr>
-        <w:t xml:space="preserve">, </w:t>
-      </w:r>
-      <w:proofErr w:type="spellStart"/>
-      <w:r>
-        <w:rPr>
-          <w:lang w:val="en-US"/>
-        </w:rPr>
-        <w:t>testData.labels</w:t>
-      </w:r>
-      <w:proofErr w:type="spellEnd"/>
-      <w:r>
-        <w:rPr>
-          <w:lang w:val="en-US"/>
-        </w:rPr>
-        <w:t>],</w:t>
+        <w:t>        validationData: [testData.images, testData.labels],</w:t>
       </w:r>
     </w:p>
     <w:p>
@@ -2589,129 +1775,35 @@
         <w:rPr>
           <w:lang w:val="en-US"/>
         </w:rPr>
-        <w:t xml:space="preserve">            </w:t>
-      </w:r>
-      <w:proofErr w:type="spellStart"/>
-      <w:r>
-        <w:rPr>
-          <w:lang w:val="en-US"/>
-        </w:rPr>
-        <w:t>onEpochEnd</w:t>
-      </w:r>
-      <w:proofErr w:type="spellEnd"/>
-      <w:r>
-        <w:rPr>
-          <w:lang w:val="en-US"/>
-        </w:rPr>
-        <w:t>: (epoch, logs) =&gt; {</w:t>
-      </w:r>
-    </w:p>
-    <w:p>
-      <w:pPr>
-        <w:pStyle w:val="af"/>
-        <w:rPr>
-          <w:lang w:val="en-US"/>
-        </w:rPr>
-      </w:pPr>
-      <w:r>
-        <w:rPr>
-          <w:lang w:val="en-US"/>
-        </w:rPr>
-        <w:t xml:space="preserve">                </w:t>
-      </w:r>
-      <w:proofErr w:type="gramStart"/>
-      <w:r>
-        <w:rPr>
-          <w:lang w:val="en-US"/>
-        </w:rPr>
-        <w:t>console.log(</w:t>
-      </w:r>
-      <w:proofErr w:type="gramEnd"/>
-      <w:r>
-        <w:rPr>
-          <w:lang w:val="en-US"/>
-        </w:rPr>
-        <w:t>`Epoch ${epoch + 1}: loss = ${</w:t>
-      </w:r>
-      <w:proofErr w:type="spellStart"/>
-      <w:proofErr w:type="gramStart"/>
-      <w:r>
-        <w:rPr>
-          <w:lang w:val="en-US"/>
-        </w:rPr>
-        <w:t>logs.loss</w:t>
-      </w:r>
-      <w:proofErr w:type="gramEnd"/>
-      <w:r>
-        <w:rPr>
-          <w:lang w:val="en-US"/>
-        </w:rPr>
-        <w:t>.</w:t>
-      </w:r>
-      <w:proofErr w:type="gramStart"/>
-      <w:r>
-        <w:rPr>
-          <w:lang w:val="en-US"/>
-        </w:rPr>
-        <w:t>toFixed</w:t>
-      </w:r>
-      <w:proofErr w:type="spellEnd"/>
-      <w:r>
-        <w:rPr>
-          <w:lang w:val="en-US"/>
-        </w:rPr>
-        <w:t>(</w:t>
-      </w:r>
-      <w:proofErr w:type="gramEnd"/>
-      <w:r>
-        <w:rPr>
-          <w:lang w:val="en-US"/>
-        </w:rPr>
-        <w:t xml:space="preserve">4)}, </w:t>
-      </w:r>
-    </w:p>
-    <w:p>
-      <w:pPr>
-        <w:pStyle w:val="af"/>
-        <w:rPr>
-          <w:lang w:val="en-US"/>
-        </w:rPr>
-      </w:pPr>
-      <w:r>
-        <w:rPr>
-          <w:lang w:val="en-US"/>
-        </w:rPr>
-        <w:t>                            accuracy = ${</w:t>
-      </w:r>
-      <w:proofErr w:type="spellStart"/>
-      <w:proofErr w:type="gramStart"/>
-      <w:r>
-        <w:rPr>
-          <w:lang w:val="en-US"/>
-        </w:rPr>
-        <w:t>logs.acc.toFixed</w:t>
-      </w:r>
-      <w:proofErr w:type="spellEnd"/>
-      <w:proofErr w:type="gramEnd"/>
-      <w:r>
-        <w:rPr>
-          <w:lang w:val="en-US"/>
-        </w:rPr>
-        <w:t>(4</w:t>
-      </w:r>
-      <w:proofErr w:type="gramStart"/>
-      <w:r>
-        <w:rPr>
-          <w:lang w:val="en-US"/>
-        </w:rPr>
-        <w:t>)}`</w:t>
-      </w:r>
-      <w:proofErr w:type="gramEnd"/>
-      <w:r>
-        <w:rPr>
-          <w:lang w:val="en-US"/>
-        </w:rPr>
-        <w:t>);</w:t>
+        <w:t>            onEpochEnd: (epoch, logs) =&gt; {</w:t>
+      </w:r>
+    </w:p>
+    <w:p>
+      <w:pPr>
+        <w:pStyle w:val="af"/>
+        <w:rPr>
+          <w:lang w:val="en-US"/>
+        </w:rPr>
+      </w:pPr>
+      <w:r>
+        <w:rPr>
+          <w:lang w:val="en-US"/>
+        </w:rPr>
+        <w:t xml:space="preserve">                console.log(`Epoch ${epoch + 1}: loss = ${logs.loss.toFixed(4)}, </w:t>
+      </w:r>
+    </w:p>
+    <w:p>
+      <w:pPr>
+        <w:pStyle w:val="af"/>
+        <w:rPr>
+          <w:lang w:val="en-US"/>
+        </w:rPr>
+      </w:pPr>
+      <w:r>
+        <w:rPr>
+          <w:lang w:val="en-US"/>
+        </w:rPr>
+        <w:t>                            accuracy = ${logs.acc.toFixed(4)}`);</w:t>
       </w:r>
     </w:p>
     <w:p>
@@ -2817,30 +1909,7 @@
         <w:rPr>
           <w:lang w:val="en-US"/>
         </w:rPr>
-        <w:t xml:space="preserve">    await </w:t>
-      </w:r>
-      <w:proofErr w:type="spellStart"/>
-      <w:proofErr w:type="gramStart"/>
-      <w:r>
-        <w:rPr>
-          <w:lang w:val="en-US"/>
-        </w:rPr>
-        <w:t>model.save</w:t>
-      </w:r>
-      <w:proofErr w:type="spellEnd"/>
-      <w:proofErr w:type="gramEnd"/>
-      <w:r>
-        <w:rPr>
-          <w:lang w:val="en-US"/>
-        </w:rPr>
-        <w:t>('file:/</w:t>
-      </w:r>
-      <w:proofErr w:type="gramStart"/>
-      <w:r>
-        <w:rPr>
-          <w:lang w:val="en-US"/>
-        </w:rPr>
-        <w:t>/</w:t>
+        <w:t>    await model.save('file://</w:t>
       </w:r>
       <w:r>
         <w:rPr>
@@ -2848,26 +1917,7 @@
           <w:iCs/>
           <w:lang w:val="en-US"/>
         </w:rPr>
-        <w:t>./</w:t>
-      </w:r>
-      <w:proofErr w:type="spellStart"/>
-      <w:proofErr w:type="gramEnd"/>
-      <w:r>
-        <w:rPr>
-          <w:i/>
-          <w:iCs/>
-          <w:lang w:val="en-US"/>
-        </w:rPr>
-        <w:t>mnist</w:t>
-      </w:r>
-      <w:proofErr w:type="spellEnd"/>
-      <w:r>
-        <w:rPr>
-          <w:i/>
-          <w:iCs/>
-          <w:lang w:val="en-US"/>
-        </w:rPr>
-        <w:t>-model</w:t>
+        <w:t>./mnist-model</w:t>
       </w:r>
       <w:r>
         <w:rPr>
@@ -2925,14 +1975,12 @@
       <w:r>
         <w:t xml:space="preserve">Она имеет два скрытых слоя </w:t>
       </w:r>
-      <w:proofErr w:type="spellStart"/>
       <w:r>
         <w:rPr>
           <w:lang w:val="en-US"/>
         </w:rPr>
         <w:t>Relu</w:t>
       </w:r>
-      <w:proofErr w:type="spellEnd"/>
       <w:r>
         <w:t xml:space="preserve"> 128</w:t>
       </w:r>
@@ -2945,14 +1993,12 @@
       <w:r>
         <w:t xml:space="preserve">и выходной слой </w:t>
       </w:r>
-      <w:proofErr w:type="spellStart"/>
       <w:r>
         <w:rPr>
           <w:lang w:val="en-US"/>
         </w:rPr>
         <w:t>Softmax</w:t>
       </w:r>
-      <w:proofErr w:type="spellEnd"/>
       <w:r>
         <w:t xml:space="preserve"> (</w:t>
       </w:r>
@@ -2988,23 +2034,13 @@
       <w:r>
         <w:t xml:space="preserve">помощью команды </w:t>
       </w:r>
-      <w:proofErr w:type="spellStart"/>
       <w:r>
         <w:rPr>
           <w:rFonts w:ascii="Courier New" w:hAnsi="Courier New" w:cs="Courier New"/>
           <w:sz w:val="24"/>
           <w:szCs w:val="20"/>
         </w:rPr>
-        <w:t>node</w:t>
-      </w:r>
-      <w:proofErr w:type="spellEnd"/>
-      <w:r>
-        <w:rPr>
-          <w:rFonts w:ascii="Courier New" w:hAnsi="Courier New" w:cs="Courier New"/>
-          <w:sz w:val="24"/>
-          <w:szCs w:val="20"/>
-        </w:rPr>
-        <w:t xml:space="preserve"> train.js</w:t>
+        <w:t>node train.js</w:t>
       </w:r>
       <w:r>
         <w:rPr>
@@ -3108,14 +2144,12 @@
       <w:r>
         <w:t>.</w:t>
       </w:r>
-      <w:proofErr w:type="spellStart"/>
       <w:r>
         <w:rPr>
           <w:lang w:val="en-US"/>
         </w:rPr>
         <w:t>js</w:t>
       </w:r>
-      <w:proofErr w:type="spellEnd"/>
       <w:r>
         <w:t xml:space="preserve"> (</w:t>
       </w:r>
@@ -3197,155 +2231,49 @@
         <w:rPr>
           <w:lang w:val="en-US"/>
         </w:rPr>
-        <w:t xml:space="preserve">const </w:t>
-      </w:r>
-      <w:proofErr w:type="spellStart"/>
-      <w:r>
-        <w:rPr>
-          <w:lang w:val="en-US"/>
-        </w:rPr>
-        <w:t>tf</w:t>
-      </w:r>
-      <w:proofErr w:type="spellEnd"/>
-      <w:r>
-        <w:rPr>
-          <w:lang w:val="en-US"/>
-        </w:rPr>
-        <w:t xml:space="preserve"> = require('@</w:t>
-      </w:r>
-      <w:proofErr w:type="spellStart"/>
-      <w:r>
-        <w:rPr>
-          <w:lang w:val="en-US"/>
-        </w:rPr>
-        <w:t>tensorflow</w:t>
-      </w:r>
-      <w:proofErr w:type="spellEnd"/>
-      <w:r>
-        <w:rPr>
-          <w:lang w:val="en-US"/>
-        </w:rPr>
-        <w:t>/</w:t>
-      </w:r>
-      <w:proofErr w:type="spellStart"/>
-      <w:r>
-        <w:rPr>
-          <w:lang w:val="en-US"/>
-        </w:rPr>
-        <w:t>tfjs</w:t>
-      </w:r>
-      <w:proofErr w:type="spellEnd"/>
-      <w:r>
-        <w:rPr>
-          <w:lang w:val="en-US"/>
-        </w:rPr>
-        <w:t>-node');</w:t>
-      </w:r>
-    </w:p>
-    <w:p>
-      <w:pPr>
-        <w:pStyle w:val="af"/>
-        <w:rPr>
-          <w:lang w:val="en-US"/>
-        </w:rPr>
-      </w:pPr>
-      <w:r>
-        <w:rPr>
-          <w:lang w:val="en-US"/>
-        </w:rPr>
-        <w:t xml:space="preserve">const </w:t>
-      </w:r>
-      <w:proofErr w:type="spellStart"/>
-      <w:r>
-        <w:rPr>
-          <w:lang w:val="en-US"/>
-        </w:rPr>
-        <w:t>mnist</w:t>
-      </w:r>
-      <w:proofErr w:type="spellEnd"/>
-      <w:r>
-        <w:rPr>
-          <w:lang w:val="en-US"/>
-        </w:rPr>
-        <w:t xml:space="preserve"> = require('</w:t>
-      </w:r>
-      <w:proofErr w:type="spellStart"/>
-      <w:r>
-        <w:rPr>
-          <w:lang w:val="en-US"/>
-        </w:rPr>
-        <w:t>mnist</w:t>
-      </w:r>
-      <w:proofErr w:type="spellEnd"/>
-      <w:r>
-        <w:rPr>
-          <w:lang w:val="en-US"/>
-        </w:rPr>
-        <w:t>');</w:t>
-      </w:r>
-    </w:p>
-    <w:p>
-      <w:pPr>
-        <w:pStyle w:val="af"/>
-        <w:rPr>
-          <w:lang w:val="en-US"/>
-        </w:rPr>
-      </w:pPr>
-      <w:r>
-        <w:rPr>
-          <w:lang w:val="en-US"/>
-        </w:rPr>
-        <w:t>const fs = require('</w:t>
-      </w:r>
-      <w:proofErr w:type="spellStart"/>
-      <w:r>
-        <w:rPr>
-          <w:lang w:val="en-US"/>
-        </w:rPr>
-        <w:t>fs'</w:t>
-      </w:r>
-      <w:proofErr w:type="spellEnd"/>
-      <w:r>
-        <w:rPr>
-          <w:lang w:val="en-US"/>
-        </w:rPr>
-        <w:t>);</w:t>
-      </w:r>
-    </w:p>
-    <w:p>
-      <w:pPr>
-        <w:pStyle w:val="af"/>
-        <w:rPr>
-          <w:lang w:val="en-US"/>
-        </w:rPr>
-      </w:pPr>
-      <w:r>
-        <w:rPr>
-          <w:lang w:val="en-US"/>
-        </w:rPr>
-        <w:t xml:space="preserve">const </w:t>
-      </w:r>
-      <w:proofErr w:type="gramStart"/>
-      <w:r>
-        <w:rPr>
-          <w:lang w:val="en-US"/>
-        </w:rPr>
-        <w:t xml:space="preserve">{ </w:t>
-      </w:r>
-      <w:proofErr w:type="spellStart"/>
-      <w:r>
-        <w:rPr>
-          <w:lang w:val="en-US"/>
-        </w:rPr>
-        <w:t>createCanvas</w:t>
-      </w:r>
-      <w:proofErr w:type="spellEnd"/>
-      <w:proofErr w:type="gramEnd"/>
-      <w:r>
-        <w:rPr>
-          <w:lang w:val="en-US"/>
-        </w:rPr>
-        <w:t xml:space="preserve"> } = require('canvas');</w:t>
+        <w:t>const tf = require('@tensorflow/tfjs-node');</w:t>
+      </w:r>
+    </w:p>
+    <w:p>
+      <w:pPr>
+        <w:pStyle w:val="af"/>
+        <w:rPr>
+          <w:lang w:val="en-US"/>
+        </w:rPr>
+      </w:pPr>
+      <w:r>
+        <w:rPr>
+          <w:lang w:val="en-US"/>
+        </w:rPr>
+        <w:t>const mnist = require('mnist');</w:t>
+      </w:r>
+    </w:p>
+    <w:p>
+      <w:pPr>
+        <w:pStyle w:val="af"/>
+        <w:rPr>
+          <w:lang w:val="en-US"/>
+        </w:rPr>
+      </w:pPr>
+      <w:r>
+        <w:rPr>
+          <w:lang w:val="en-US"/>
+        </w:rPr>
+        <w:t>const fs = require('fs');</w:t>
+      </w:r>
+    </w:p>
+    <w:p>
+      <w:pPr>
+        <w:pStyle w:val="af"/>
+        <w:rPr>
+          <w:lang w:val="en-US"/>
+        </w:rPr>
+      </w:pPr>
+      <w:r>
+        <w:rPr>
+          <w:lang w:val="en-US"/>
+        </w:rPr>
+        <w:t>const { createCanvas } = require('canvas');</w:t>
       </w:r>
     </w:p>
     <w:p>
@@ -3417,8 +2345,6 @@
         </w:rPr>
         <w:t xml:space="preserve">const set = </w:t>
       </w:r>
-      <w:proofErr w:type="spellStart"/>
-      <w:proofErr w:type="gramStart"/>
       <w:r>
         <w:rPr>
           <w:b/>
@@ -3426,9 +2352,223 @@
           <w:u w:val="single"/>
           <w:lang w:val="en-US"/>
         </w:rPr>
-        <w:t>mnist.set</w:t>
-      </w:r>
-      <w:proofErr w:type="spellEnd"/>
+        <w:t>mnist.set(0, 10)</w:t>
+      </w:r>
+      <w:r>
+        <w:rPr>
+          <w:lang w:val="en-US"/>
+        </w:rPr>
+        <w:t>;</w:t>
+      </w:r>
+    </w:p>
+    <w:p>
+      <w:pPr>
+        <w:pStyle w:val="af"/>
+        <w:rPr>
+          <w:lang w:val="en-US"/>
+        </w:rPr>
+      </w:pPr>
+      <w:r>
+        <w:rPr>
+          <w:lang w:val="en-US"/>
+        </w:rPr>
+        <w:t>const testSet = set.test;</w:t>
+      </w:r>
+    </w:p>
+    <w:p>
+      <w:pPr>
+        <w:pStyle w:val="af"/>
+        <w:rPr>
+          <w:lang w:val="en-US"/>
+        </w:rPr>
+      </w:pPr>
+    </w:p>
+    <w:p>
+      <w:pPr>
+        <w:pStyle w:val="af"/>
+        <w:rPr>
+          <w:b/>
+          <w:bCs/>
+          <w:lang w:val="en-US"/>
+        </w:rPr>
+      </w:pPr>
+      <w:r>
+        <w:rPr>
+          <w:b/>
+          <w:bCs/>
+          <w:lang w:val="en-US"/>
+        </w:rPr>
+        <w:t xml:space="preserve">// </w:t>
+      </w:r>
+      <w:r>
+        <w:rPr>
+          <w:b/>
+          <w:bCs/>
+        </w:rPr>
+        <w:t>Подготовка</w:t>
+      </w:r>
+      <w:r>
+        <w:rPr>
+          <w:b/>
+          <w:bCs/>
+          <w:lang w:val="en-US"/>
+        </w:rPr>
+        <w:t xml:space="preserve"> </w:t>
+      </w:r>
+      <w:r>
+        <w:rPr>
+          <w:b/>
+          <w:bCs/>
+        </w:rPr>
+        <w:t>данных</w:t>
+      </w:r>
+    </w:p>
+    <w:p>
+      <w:pPr>
+        <w:pStyle w:val="af"/>
+        <w:rPr>
+          <w:lang w:val="en-US"/>
+        </w:rPr>
+      </w:pPr>
+      <w:r>
+        <w:rPr>
+          <w:lang w:val="en-US"/>
+        </w:rPr>
+        <w:t>const prepareData = (data) =&gt; {</w:t>
+      </w:r>
+    </w:p>
+    <w:p>
+      <w:pPr>
+        <w:pStyle w:val="af"/>
+        <w:rPr>
+          <w:lang w:val="en-US"/>
+        </w:rPr>
+      </w:pPr>
+      <w:r>
+        <w:rPr>
+          <w:lang w:val="en-US"/>
+        </w:rPr>
+        <w:t xml:space="preserve">    const images = data.map(item =&gt; item.input);</w:t>
+      </w:r>
+    </w:p>
+    <w:p>
+      <w:pPr>
+        <w:pStyle w:val="af"/>
+        <w:rPr>
+          <w:lang w:val="en-US"/>
+        </w:rPr>
+      </w:pPr>
+      <w:r>
+        <w:rPr>
+          <w:lang w:val="en-US"/>
+        </w:rPr>
+        <w:t xml:space="preserve">    return tf.tensor2d(images, [images.length, 784]);</w:t>
+      </w:r>
+    </w:p>
+    <w:p>
+      <w:pPr>
+        <w:pStyle w:val="af"/>
+        <w:rPr>
+          <w:lang w:val="en-US"/>
+        </w:rPr>
+      </w:pPr>
+      <w:r>
+        <w:rPr>
+          <w:lang w:val="en-US"/>
+        </w:rPr>
+        <w:t>};</w:t>
+      </w:r>
+    </w:p>
+    <w:p>
+      <w:pPr>
+        <w:pStyle w:val="af"/>
+        <w:rPr>
+          <w:lang w:val="en-US"/>
+        </w:rPr>
+      </w:pPr>
+    </w:p>
+    <w:p>
+      <w:pPr>
+        <w:pStyle w:val="af"/>
+        <w:rPr>
+          <w:b/>
+          <w:bCs/>
+          <w:lang w:val="en-US"/>
+        </w:rPr>
+      </w:pPr>
+      <w:r>
+        <w:rPr>
+          <w:b/>
+          <w:bCs/>
+          <w:lang w:val="en-US"/>
+        </w:rPr>
+        <w:t xml:space="preserve">// </w:t>
+      </w:r>
+      <w:r>
+        <w:rPr>
+          <w:b/>
+          <w:bCs/>
+        </w:rPr>
+        <w:t>Загрузка</w:t>
+      </w:r>
+      <w:r>
+        <w:rPr>
+          <w:b/>
+          <w:bCs/>
+          <w:lang w:val="en-US"/>
+        </w:rPr>
+        <w:t xml:space="preserve"> </w:t>
+      </w:r>
+      <w:r>
+        <w:rPr>
+          <w:b/>
+          <w:bCs/>
+        </w:rPr>
+        <w:t>и</w:t>
+      </w:r>
+      <w:r>
+        <w:rPr>
+          <w:b/>
+          <w:bCs/>
+          <w:lang w:val="en-US"/>
+        </w:rPr>
+        <w:t xml:space="preserve"> </w:t>
+      </w:r>
+      <w:r>
+        <w:rPr>
+          <w:b/>
+          <w:bCs/>
+        </w:rPr>
+        <w:t>предсказание</w:t>
+      </w:r>
+    </w:p>
+    <w:p>
+      <w:pPr>
+        <w:pStyle w:val="af"/>
+        <w:rPr>
+          <w:lang w:val="en-US"/>
+        </w:rPr>
+      </w:pPr>
+      <w:r>
+        <w:rPr>
+          <w:lang w:val="en-US"/>
+        </w:rPr>
+        <w:t>(async () =&gt; {</w:t>
+      </w:r>
+    </w:p>
+    <w:p>
+      <w:pPr>
+        <w:pStyle w:val="af"/>
+        <w:rPr>
+          <w:lang w:val="en-US"/>
+        </w:rPr>
+      </w:pPr>
+      <w:r>
+        <w:rPr>
+          <w:lang w:val="en-US"/>
+        </w:rPr>
+        <w:t xml:space="preserve">    const model = await tf.</w:t>
+      </w:r>
       <w:r>
         <w:rPr>
           <w:b/>
@@ -3436,9 +2576,391 @@
           <w:u w:val="single"/>
           <w:lang w:val="en-US"/>
         </w:rPr>
-        <w:t>(</w:t>
-      </w:r>
-      <w:proofErr w:type="gramEnd"/>
+        <w:t>loadLayersModel</w:t>
+      </w:r>
+      <w:r>
+        <w:rPr>
+          <w:lang w:val="en-US"/>
+        </w:rPr>
+        <w:t>('file://./</w:t>
+      </w:r>
+      <w:r>
+        <w:rPr>
+          <w:i/>
+          <w:iCs/>
+          <w:lang w:val="en-US"/>
+        </w:rPr>
+        <w:t>mnist-model/model.json</w:t>
+      </w:r>
+      <w:r>
+        <w:rPr>
+          <w:lang w:val="en-US"/>
+        </w:rPr>
+        <w:t>');</w:t>
+      </w:r>
+    </w:p>
+    <w:p>
+      <w:pPr>
+        <w:pStyle w:val="af"/>
+        <w:rPr>
+          <w:lang w:val="en-US"/>
+        </w:rPr>
+      </w:pPr>
+      <w:r>
+        <w:rPr>
+          <w:lang w:val="en-US"/>
+        </w:rPr>
+        <w:t xml:space="preserve">    const testImages = prepareData(testSet);</w:t>
+      </w:r>
+    </w:p>
+    <w:p>
+      <w:pPr>
+        <w:pStyle w:val="af"/>
+        <w:rPr>
+          <w:lang w:val="en-US"/>
+        </w:rPr>
+      </w:pPr>
+      <w:r>
+        <w:rPr>
+          <w:lang w:val="en-US"/>
+        </w:rPr>
+        <w:t xml:space="preserve">    const predictions = model.predict(testImages).argMax(-1).arraySync();</w:t>
+      </w:r>
+    </w:p>
+    <w:p>
+      <w:pPr>
+        <w:pStyle w:val="af"/>
+        <w:rPr>
+          <w:lang w:val="en-US"/>
+        </w:rPr>
+      </w:pPr>
+    </w:p>
+    <w:p>
+      <w:pPr>
+        <w:pStyle w:val="af"/>
+        <w:rPr>
+          <w:b/>
+          <w:bCs/>
+        </w:rPr>
+      </w:pPr>
+      <w:r>
+        <w:rPr>
+          <w:lang w:val="en-US"/>
+        </w:rPr>
+        <w:t xml:space="preserve">    </w:t>
+      </w:r>
+      <w:r>
+        <w:rPr>
+          <w:b/>
+          <w:bCs/>
+        </w:rPr>
+        <w:t>// Визуализация результатов</w:t>
+      </w:r>
+    </w:p>
+    <w:p>
+      <w:pPr>
+        <w:pStyle w:val="af"/>
+        <w:rPr>
+          <w:lang w:val="en-US"/>
+        </w:rPr>
+      </w:pPr>
+      <w:r>
+        <w:t xml:space="preserve">    </w:t>
+      </w:r>
+      <w:r>
+        <w:rPr>
+          <w:lang w:val="en-US"/>
+        </w:rPr>
+        <w:t>const</w:t>
+      </w:r>
+      <w:r>
+        <w:rPr>
+          <w:lang w:val="en-US"/>
+        </w:rPr>
+        <w:t xml:space="preserve"> </w:t>
+      </w:r>
+      <w:r>
+        <w:rPr>
+          <w:lang w:val="en-US"/>
+        </w:rPr>
+        <w:t>canvas</w:t>
+      </w:r>
+      <w:r>
+        <w:rPr>
+          <w:lang w:val="en-US"/>
+        </w:rPr>
+        <w:t xml:space="preserve"> = </w:t>
+      </w:r>
+      <w:r>
+        <w:rPr>
+          <w:lang w:val="en-US"/>
+        </w:rPr>
+        <w:t>createCanvas</w:t>
+      </w:r>
+      <w:r>
+        <w:rPr>
+          <w:lang w:val="en-US"/>
+        </w:rPr>
+        <w:t>(280, 280);</w:t>
+      </w:r>
+    </w:p>
+    <w:p>
+      <w:pPr>
+        <w:pStyle w:val="af"/>
+        <w:rPr>
+          <w:lang w:val="en-US"/>
+        </w:rPr>
+      </w:pPr>
+      <w:r>
+        <w:rPr>
+          <w:lang w:val="en-US"/>
+        </w:rPr>
+        <w:t xml:space="preserve">    </w:t>
+      </w:r>
+      <w:r>
+        <w:rPr>
+          <w:lang w:val="en-US"/>
+        </w:rPr>
+        <w:t>const ctx = canvas.getContext('2d');</w:t>
+      </w:r>
+    </w:p>
+    <w:p>
+      <w:pPr>
+        <w:pStyle w:val="af"/>
+        <w:rPr>
+          <w:lang w:val="en-US"/>
+        </w:rPr>
+      </w:pPr>
+      <w:r>
+        <w:rPr>
+          <w:lang w:val="en-US"/>
+        </w:rPr>
+        <w:t xml:space="preserve">    for (let i = 0; i &lt; 10; i++) {</w:t>
+      </w:r>
+    </w:p>
+    <w:p>
+      <w:pPr>
+        <w:pStyle w:val="af"/>
+        <w:rPr>
+          <w:lang w:val="en-US"/>
+        </w:rPr>
+      </w:pPr>
+      <w:r>
+        <w:rPr>
+          <w:lang w:val="en-US"/>
+        </w:rPr>
+        <w:t xml:space="preserve">        const imageData = tf.tensor2d(testSet[i].input, [28, 28]).mul(255).toInt().arraySync();</w:t>
+      </w:r>
+    </w:p>
+    <w:p>
+      <w:pPr>
+        <w:pStyle w:val="af"/>
+        <w:rPr>
+          <w:lang w:val="en-US"/>
+        </w:rPr>
+      </w:pPr>
+      <w:r>
+        <w:rPr>
+          <w:lang w:val="en-US"/>
+        </w:rPr>
+        <w:t xml:space="preserve">        const predictedLabel = predictions[i];</w:t>
+      </w:r>
+    </w:p>
+    <w:p>
+      <w:pPr>
+        <w:pStyle w:val="af"/>
+        <w:rPr>
+          <w:lang w:val="en-US"/>
+        </w:rPr>
+      </w:pPr>
+      <w:r>
+        <w:rPr>
+          <w:lang w:val="en-US"/>
+        </w:rPr>
+        <w:t xml:space="preserve">        const trueLabel = testSet[i].output.indexOf(1);</w:t>
+      </w:r>
+    </w:p>
+    <w:p>
+      <w:pPr>
+        <w:pStyle w:val="af"/>
+        <w:rPr>
+          <w:lang w:val="en-US"/>
+        </w:rPr>
+      </w:pPr>
+      <w:r>
+        <w:rPr>
+          <w:lang w:val="en-US"/>
+        </w:rPr>
+        <w:t xml:space="preserve">        ctx.clearRect(0, 0, 280, 280);</w:t>
+      </w:r>
+    </w:p>
+    <w:p>
+      <w:pPr>
+        <w:pStyle w:val="af"/>
+        <w:rPr>
+          <w:lang w:val="en-US"/>
+        </w:rPr>
+      </w:pPr>
+      <w:r>
+        <w:rPr>
+          <w:lang w:val="en-US"/>
+        </w:rPr>
+        <w:t xml:space="preserve">        for (let y = 0; y &lt; 28; y++) {</w:t>
+      </w:r>
+    </w:p>
+    <w:p>
+      <w:pPr>
+        <w:pStyle w:val="af"/>
+        <w:rPr>
+          <w:lang w:val="en-US"/>
+        </w:rPr>
+      </w:pPr>
+      <w:r>
+        <w:rPr>
+          <w:lang w:val="en-US"/>
+        </w:rPr>
+        <w:t xml:space="preserve">            for (let x = 0; x &lt; 28; x++) {</w:t>
+      </w:r>
+    </w:p>
+    <w:p>
+      <w:pPr>
+        <w:pStyle w:val="af"/>
+        <w:rPr>
+          <w:lang w:val="en-US"/>
+        </w:rPr>
+      </w:pPr>
+      <w:r>
+        <w:rPr>
+          <w:lang w:val="en-US"/>
+        </w:rPr>
+        <w:t xml:space="preserve">                const color = imageData[y][x];</w:t>
+      </w:r>
+    </w:p>
+    <w:p>
+      <w:pPr>
+        <w:pStyle w:val="af"/>
+        <w:rPr>
+          <w:lang w:val="en-US"/>
+        </w:rPr>
+      </w:pPr>
+      <w:r>
+        <w:rPr>
+          <w:lang w:val="en-US"/>
+        </w:rPr>
+        <w:t xml:space="preserve">                ctx.fillStyle = `rgb(${color}, ${color}, ${color})`;</w:t>
+      </w:r>
+    </w:p>
+    <w:p>
+      <w:pPr>
+        <w:pStyle w:val="af"/>
+        <w:rPr>
+          <w:lang w:val="en-US"/>
+        </w:rPr>
+      </w:pPr>
+      <w:r>
+        <w:rPr>
+          <w:lang w:val="en-US"/>
+        </w:rPr>
+        <w:t xml:space="preserve">                ctx.fillRect(x * 10, y * 10, 10, 10);</w:t>
+      </w:r>
+    </w:p>
+    <w:p>
+      <w:pPr>
+        <w:pStyle w:val="af"/>
+        <w:rPr>
+          <w:lang w:val="en-US"/>
+        </w:rPr>
+      </w:pPr>
+      <w:r>
+        <w:rPr>
+          <w:lang w:val="en-US"/>
+        </w:rPr>
+        <w:t xml:space="preserve">            }</w:t>
+      </w:r>
+    </w:p>
+    <w:p>
+      <w:pPr>
+        <w:pStyle w:val="af"/>
+        <w:rPr>
+          <w:lang w:val="en-US"/>
+        </w:rPr>
+      </w:pPr>
+      <w:r>
+        <w:rPr>
+          <w:lang w:val="en-US"/>
+        </w:rPr>
+        <w:t xml:space="preserve">        }</w:t>
+      </w:r>
+    </w:p>
+    <w:p>
+      <w:pPr>
+        <w:pStyle w:val="af"/>
+        <w:rPr>
+          <w:lang w:val="en-US"/>
+        </w:rPr>
+      </w:pPr>
+      <w:r>
+        <w:rPr>
+          <w:lang w:val="en-US"/>
+        </w:rPr>
+        <w:t xml:space="preserve">        ctx.fillStyle = 'red';</w:t>
+      </w:r>
+    </w:p>
+    <w:p>
+      <w:pPr>
+        <w:pStyle w:val="af"/>
+        <w:rPr>
+          <w:lang w:val="en-US"/>
+        </w:rPr>
+      </w:pPr>
+      <w:r>
+        <w:rPr>
+          <w:lang w:val="en-US"/>
+        </w:rPr>
+        <w:t xml:space="preserve">        ctx.font = '20px Arial';</w:t>
+      </w:r>
+    </w:p>
+    <w:p>
+      <w:pPr>
+        <w:pStyle w:val="af"/>
+        <w:rPr>
+          <w:lang w:val="en-US"/>
+        </w:rPr>
+      </w:pPr>
+      <w:r>
+        <w:rPr>
+          <w:lang w:val="en-US"/>
+        </w:rPr>
+        <w:t xml:space="preserve">        ctx.fillText(`Predicted: ${predictedLabel}`, 10, 260);</w:t>
+      </w:r>
+    </w:p>
+    <w:p>
+      <w:pPr>
+        <w:pStyle w:val="af"/>
+        <w:rPr>
+          <w:lang w:val="en-US"/>
+        </w:rPr>
+      </w:pPr>
+      <w:r>
+        <w:rPr>
+          <w:lang w:val="en-US"/>
+        </w:rPr>
+        <w:t xml:space="preserve">        ctx.fillText(`True: ${trueLabel}`, 150, 260);</w:t>
+      </w:r>
+    </w:p>
+    <w:p>
+      <w:pPr>
+        <w:pStyle w:val="af"/>
+        <w:rPr>
+          <w:lang w:val="en-US"/>
+        </w:rPr>
+      </w:pPr>
+      <w:r>
+        <w:rPr>
+          <w:lang w:val="en-US"/>
+        </w:rPr>
+        <w:t xml:space="preserve">        fs.</w:t>
+      </w:r>
       <w:r>
         <w:rPr>
           <w:b/>
@@ -3446,1473 +2968,27 @@
           <w:u w:val="single"/>
           <w:lang w:val="en-US"/>
         </w:rPr>
-        <w:t>0, 10)</w:t>
-      </w:r>
-      <w:r>
-        <w:rPr>
-          <w:lang w:val="en-US"/>
-        </w:rPr>
-        <w:t>;</w:t>
-      </w:r>
-    </w:p>
-    <w:p>
-      <w:pPr>
-        <w:pStyle w:val="af"/>
-        <w:rPr>
-          <w:lang w:val="en-US"/>
-        </w:rPr>
-      </w:pPr>
-      <w:r>
-        <w:rPr>
-          <w:lang w:val="en-US"/>
-        </w:rPr>
-        <w:t xml:space="preserve">const </w:t>
-      </w:r>
-      <w:proofErr w:type="spellStart"/>
-      <w:r>
-        <w:rPr>
-          <w:lang w:val="en-US"/>
-        </w:rPr>
-        <w:t>testSet</w:t>
-      </w:r>
-      <w:proofErr w:type="spellEnd"/>
-      <w:r>
-        <w:rPr>
-          <w:lang w:val="en-US"/>
-        </w:rPr>
-        <w:t xml:space="preserve"> = </w:t>
-      </w:r>
-      <w:proofErr w:type="spellStart"/>
-      <w:r>
-        <w:rPr>
-          <w:lang w:val="en-US"/>
-        </w:rPr>
-        <w:t>set.test</w:t>
-      </w:r>
-      <w:proofErr w:type="spellEnd"/>
-      <w:r>
-        <w:rPr>
-          <w:lang w:val="en-US"/>
-        </w:rPr>
-        <w:t>;</w:t>
-      </w:r>
-    </w:p>
-    <w:p>
-      <w:pPr>
-        <w:pStyle w:val="af"/>
-        <w:rPr>
-          <w:lang w:val="en-US"/>
-        </w:rPr>
-      </w:pPr>
-    </w:p>
-    <w:p>
-      <w:pPr>
-        <w:pStyle w:val="af"/>
-        <w:rPr>
-          <w:b/>
-          <w:bCs/>
-          <w:lang w:val="en-US"/>
-        </w:rPr>
-      </w:pPr>
-      <w:r>
-        <w:rPr>
-          <w:b/>
-          <w:bCs/>
-          <w:lang w:val="en-US"/>
-        </w:rPr>
-        <w:t xml:space="preserve">// </w:t>
-      </w:r>
-      <w:r>
-        <w:rPr>
-          <w:b/>
-          <w:bCs/>
-        </w:rPr>
-        <w:t>Подготовка</w:t>
-      </w:r>
-      <w:r>
-        <w:rPr>
-          <w:b/>
-          <w:bCs/>
-          <w:lang w:val="en-US"/>
-        </w:rPr>
-        <w:t xml:space="preserve"> </w:t>
-      </w:r>
-      <w:r>
-        <w:rPr>
-          <w:b/>
-          <w:bCs/>
-        </w:rPr>
-        <w:t>данных</w:t>
-      </w:r>
-    </w:p>
-    <w:p>
-      <w:pPr>
-        <w:pStyle w:val="af"/>
-        <w:rPr>
-          <w:lang w:val="en-US"/>
-        </w:rPr>
-      </w:pPr>
-      <w:r>
-        <w:rPr>
-          <w:lang w:val="en-US"/>
-        </w:rPr>
-        <w:t xml:space="preserve">const </w:t>
-      </w:r>
-      <w:proofErr w:type="spellStart"/>
-      <w:r>
-        <w:rPr>
-          <w:lang w:val="en-US"/>
-        </w:rPr>
-        <w:t>prepareData</w:t>
-      </w:r>
-      <w:proofErr w:type="spellEnd"/>
-      <w:r>
-        <w:rPr>
-          <w:lang w:val="en-US"/>
-        </w:rPr>
-        <w:t xml:space="preserve"> = (data) =&gt; {</w:t>
-      </w:r>
-    </w:p>
-    <w:p>
-      <w:pPr>
-        <w:pStyle w:val="af"/>
-        <w:rPr>
-          <w:lang w:val="en-US"/>
-        </w:rPr>
-      </w:pPr>
-      <w:r>
-        <w:rPr>
-          <w:lang w:val="en-US"/>
-        </w:rPr>
-        <w:t xml:space="preserve">    const images = </w:t>
-      </w:r>
-      <w:proofErr w:type="spellStart"/>
-      <w:proofErr w:type="gramStart"/>
-      <w:r>
-        <w:rPr>
-          <w:lang w:val="en-US"/>
-        </w:rPr>
-        <w:t>data.map</w:t>
-      </w:r>
-      <w:proofErr w:type="spellEnd"/>
-      <w:r>
-        <w:rPr>
-          <w:lang w:val="en-US"/>
-        </w:rPr>
-        <w:t>(</w:t>
-      </w:r>
-      <w:proofErr w:type="gramEnd"/>
-      <w:r>
-        <w:rPr>
-          <w:lang w:val="en-US"/>
-        </w:rPr>
-        <w:t xml:space="preserve">item =&gt; </w:t>
-      </w:r>
-      <w:proofErr w:type="spellStart"/>
-      <w:proofErr w:type="gramStart"/>
-      <w:r>
-        <w:rPr>
-          <w:lang w:val="en-US"/>
-        </w:rPr>
-        <w:t>item.input</w:t>
-      </w:r>
-      <w:proofErr w:type="spellEnd"/>
-      <w:proofErr w:type="gramEnd"/>
-      <w:r>
-        <w:rPr>
-          <w:lang w:val="en-US"/>
-        </w:rPr>
-        <w:t>);</w:t>
-      </w:r>
-    </w:p>
-    <w:p>
-      <w:pPr>
-        <w:pStyle w:val="af"/>
-        <w:rPr>
-          <w:lang w:val="en-US"/>
-        </w:rPr>
-      </w:pPr>
-      <w:r>
-        <w:rPr>
-          <w:lang w:val="en-US"/>
-        </w:rPr>
-        <w:t xml:space="preserve">    return </w:t>
-      </w:r>
-      <w:proofErr w:type="gramStart"/>
-      <w:r>
-        <w:rPr>
-          <w:lang w:val="en-US"/>
-        </w:rPr>
-        <w:t>tf.tensor</w:t>
-      </w:r>
-      <w:proofErr w:type="gramEnd"/>
-      <w:r>
-        <w:rPr>
-          <w:lang w:val="en-US"/>
-        </w:rPr>
-        <w:t>2</w:t>
-      </w:r>
-      <w:proofErr w:type="gramStart"/>
-      <w:r>
-        <w:rPr>
-          <w:lang w:val="en-US"/>
-        </w:rPr>
-        <w:t>d(</w:t>
-      </w:r>
-      <w:proofErr w:type="gramEnd"/>
-      <w:r>
-        <w:rPr>
-          <w:lang w:val="en-US"/>
-        </w:rPr>
-        <w:t>images, [</w:t>
-      </w:r>
-      <w:proofErr w:type="spellStart"/>
-      <w:proofErr w:type="gramStart"/>
-      <w:r>
-        <w:rPr>
-          <w:lang w:val="en-US"/>
-        </w:rPr>
-        <w:t>images.length</w:t>
-      </w:r>
-      <w:proofErr w:type="spellEnd"/>
-      <w:proofErr w:type="gramEnd"/>
-      <w:r>
-        <w:rPr>
-          <w:lang w:val="en-US"/>
-        </w:rPr>
-        <w:t>, 784]);</w:t>
-      </w:r>
-    </w:p>
-    <w:p>
-      <w:pPr>
-        <w:pStyle w:val="af"/>
-        <w:rPr>
-          <w:lang w:val="en-US"/>
-        </w:rPr>
-      </w:pPr>
-      <w:r>
-        <w:rPr>
-          <w:lang w:val="en-US"/>
-        </w:rPr>
-        <w:t>};</w:t>
-      </w:r>
-    </w:p>
-    <w:p>
-      <w:pPr>
-        <w:pStyle w:val="af"/>
-        <w:rPr>
-          <w:lang w:val="en-US"/>
-        </w:rPr>
-      </w:pPr>
-    </w:p>
-    <w:p>
-      <w:pPr>
-        <w:pStyle w:val="af"/>
-        <w:rPr>
-          <w:b/>
-          <w:bCs/>
-          <w:lang w:val="en-US"/>
-        </w:rPr>
-      </w:pPr>
-      <w:r>
-        <w:rPr>
-          <w:b/>
-          <w:bCs/>
-          <w:lang w:val="en-US"/>
-        </w:rPr>
-        <w:t xml:space="preserve">// </w:t>
-      </w:r>
-      <w:r>
-        <w:rPr>
-          <w:b/>
-          <w:bCs/>
-        </w:rPr>
-        <w:t>Загрузка</w:t>
-      </w:r>
-      <w:r>
-        <w:rPr>
-          <w:b/>
-          <w:bCs/>
-          <w:lang w:val="en-US"/>
-        </w:rPr>
-        <w:t xml:space="preserve"> </w:t>
-      </w:r>
-      <w:r>
-        <w:rPr>
-          <w:b/>
-          <w:bCs/>
-        </w:rPr>
-        <w:t>и</w:t>
-      </w:r>
-      <w:r>
-        <w:rPr>
-          <w:b/>
-          <w:bCs/>
-          <w:lang w:val="en-US"/>
-        </w:rPr>
-        <w:t xml:space="preserve"> </w:t>
-      </w:r>
-      <w:r>
-        <w:rPr>
-          <w:b/>
-          <w:bCs/>
-        </w:rPr>
-        <w:t>предсказание</w:t>
-      </w:r>
-    </w:p>
-    <w:p>
-      <w:pPr>
-        <w:pStyle w:val="af"/>
-        <w:rPr>
-          <w:lang w:val="en-US"/>
-        </w:rPr>
-      </w:pPr>
-      <w:r>
-        <w:rPr>
-          <w:lang w:val="en-US"/>
-        </w:rPr>
-        <w:t>(async () =&gt; {</w:t>
-      </w:r>
-    </w:p>
-    <w:p>
-      <w:pPr>
-        <w:pStyle w:val="af"/>
-        <w:rPr>
-          <w:lang w:val="en-US"/>
-        </w:rPr>
-      </w:pPr>
-      <w:r>
-        <w:rPr>
-          <w:lang w:val="en-US"/>
-        </w:rPr>
-        <w:t xml:space="preserve">    const model = await </w:t>
-      </w:r>
-      <w:proofErr w:type="spellStart"/>
-      <w:proofErr w:type="gramStart"/>
-      <w:r>
-        <w:rPr>
-          <w:lang w:val="en-US"/>
-        </w:rPr>
-        <w:t>tf.</w:t>
-      </w:r>
-      <w:r>
-        <w:rPr>
-          <w:b/>
-          <w:bCs/>
-          <w:u w:val="single"/>
-          <w:lang w:val="en-US"/>
-        </w:rPr>
-        <w:t>loadLayersModel</w:t>
-      </w:r>
-      <w:proofErr w:type="spellEnd"/>
-      <w:proofErr w:type="gramEnd"/>
-      <w:r>
-        <w:rPr>
-          <w:lang w:val="en-US"/>
-        </w:rPr>
-        <w:t>('file://./</w:t>
-      </w:r>
-      <w:proofErr w:type="spellStart"/>
+        <w:t>writeFileSync</w:t>
+      </w:r>
+      <w:r>
+        <w:rPr>
+          <w:lang w:val="en-US"/>
+        </w:rPr>
+        <w:t>(`</w:t>
+      </w:r>
       <w:r>
         <w:rPr>
           <w:i/>
           <w:iCs/>
           <w:lang w:val="en-US"/>
         </w:rPr>
-        <w:t>mnist</w:t>
-      </w:r>
-      <w:proofErr w:type="spellEnd"/>
-      <w:r>
-        <w:rPr>
-          <w:i/>
-          <w:iCs/>
-          <w:lang w:val="en-US"/>
-        </w:rPr>
-        <w:t>-model/</w:t>
-      </w:r>
-      <w:proofErr w:type="spellStart"/>
-      <w:r>
-        <w:rPr>
-          <w:i/>
-          <w:iCs/>
-          <w:lang w:val="en-US"/>
-        </w:rPr>
-        <w:t>model.json</w:t>
-      </w:r>
-      <w:proofErr w:type="spellEnd"/>
-      <w:r>
-        <w:rPr>
-          <w:lang w:val="en-US"/>
-        </w:rPr>
-        <w:t>');</w:t>
-      </w:r>
-    </w:p>
-    <w:p>
-      <w:pPr>
-        <w:pStyle w:val="af"/>
-        <w:rPr>
-          <w:lang w:val="en-US"/>
-        </w:rPr>
-      </w:pPr>
-      <w:r>
-        <w:rPr>
-          <w:lang w:val="en-US"/>
-        </w:rPr>
-        <w:t xml:space="preserve">    const </w:t>
-      </w:r>
-      <w:proofErr w:type="spellStart"/>
-      <w:r>
-        <w:rPr>
-          <w:lang w:val="en-US"/>
-        </w:rPr>
-        <w:t>testImages</w:t>
-      </w:r>
-      <w:proofErr w:type="spellEnd"/>
-      <w:r>
-        <w:rPr>
-          <w:lang w:val="en-US"/>
-        </w:rPr>
-        <w:t xml:space="preserve"> = </w:t>
-      </w:r>
-      <w:proofErr w:type="spellStart"/>
-      <w:r>
-        <w:rPr>
-          <w:lang w:val="en-US"/>
-        </w:rPr>
-        <w:t>prepareData</w:t>
-      </w:r>
-      <w:proofErr w:type="spellEnd"/>
-      <w:r>
-        <w:rPr>
-          <w:lang w:val="en-US"/>
-        </w:rPr>
-        <w:t>(</w:t>
-      </w:r>
-      <w:proofErr w:type="spellStart"/>
-      <w:r>
-        <w:rPr>
-          <w:lang w:val="en-US"/>
-        </w:rPr>
-        <w:t>testSet</w:t>
-      </w:r>
-      <w:proofErr w:type="spellEnd"/>
-      <w:r>
-        <w:rPr>
-          <w:lang w:val="en-US"/>
-        </w:rPr>
-        <w:t>);</w:t>
-      </w:r>
-    </w:p>
-    <w:p>
-      <w:pPr>
-        <w:pStyle w:val="af"/>
-        <w:rPr>
-          <w:lang w:val="en-US"/>
-        </w:rPr>
-      </w:pPr>
-      <w:r>
-        <w:rPr>
-          <w:lang w:val="en-US"/>
-        </w:rPr>
-        <w:t xml:space="preserve">    const predictions = </w:t>
-      </w:r>
-      <w:proofErr w:type="spellStart"/>
-      <w:proofErr w:type="gramStart"/>
-      <w:r>
-        <w:rPr>
-          <w:lang w:val="en-US"/>
-        </w:rPr>
-        <w:t>model.predict</w:t>
-      </w:r>
-      <w:proofErr w:type="spellEnd"/>
-      <w:proofErr w:type="gramEnd"/>
-      <w:r>
-        <w:rPr>
-          <w:lang w:val="en-US"/>
-        </w:rPr>
-        <w:t>(</w:t>
-      </w:r>
-      <w:proofErr w:type="spellStart"/>
-      <w:r>
-        <w:rPr>
-          <w:lang w:val="en-US"/>
-        </w:rPr>
-        <w:t>testImages</w:t>
-      </w:r>
-      <w:proofErr w:type="spellEnd"/>
-      <w:proofErr w:type="gramStart"/>
-      <w:r>
-        <w:rPr>
-          <w:lang w:val="en-US"/>
-        </w:rPr>
-        <w:t>).</w:t>
-      </w:r>
-      <w:proofErr w:type="spellStart"/>
-      <w:r>
-        <w:rPr>
-          <w:lang w:val="en-US"/>
-        </w:rPr>
-        <w:t>argMax</w:t>
-      </w:r>
-      <w:proofErr w:type="spellEnd"/>
-      <w:proofErr w:type="gramEnd"/>
-      <w:r>
-        <w:rPr>
-          <w:lang w:val="en-US"/>
-        </w:rPr>
-        <w:t>(-1</w:t>
-      </w:r>
-      <w:proofErr w:type="gramStart"/>
-      <w:r>
-        <w:rPr>
-          <w:lang w:val="en-US"/>
-        </w:rPr>
-        <w:t>).</w:t>
-      </w:r>
-      <w:proofErr w:type="spellStart"/>
-      <w:r>
-        <w:rPr>
-          <w:lang w:val="en-US"/>
-        </w:rPr>
-        <w:t>arraySync</w:t>
-      </w:r>
-      <w:proofErr w:type="spellEnd"/>
-      <w:proofErr w:type="gramEnd"/>
-      <w:r>
-        <w:rPr>
-          <w:lang w:val="en-US"/>
-        </w:rPr>
-        <w:t>();</w:t>
-      </w:r>
-    </w:p>
-    <w:p>
-      <w:pPr>
-        <w:pStyle w:val="af"/>
-        <w:rPr>
-          <w:lang w:val="en-US"/>
-        </w:rPr>
-      </w:pPr>
-    </w:p>
-    <w:p>
-      <w:pPr>
-        <w:pStyle w:val="af"/>
-        <w:rPr>
-          <w:b/>
-          <w:bCs/>
-        </w:rPr>
-      </w:pPr>
-      <w:r>
-        <w:rPr>
-          <w:lang w:val="en-US"/>
-        </w:rPr>
-        <w:t xml:space="preserve">    </w:t>
-      </w:r>
-      <w:r>
-        <w:rPr>
-          <w:b/>
-          <w:bCs/>
-        </w:rPr>
-        <w:t>// Визуализация результатов</w:t>
-      </w:r>
-    </w:p>
-    <w:p>
-      <w:pPr>
-        <w:pStyle w:val="af"/>
-        <w:rPr>
-          <w:lang w:val="en-US"/>
-        </w:rPr>
-      </w:pPr>
-      <w:r>
-        <w:t xml:space="preserve">    </w:t>
-      </w:r>
-      <w:r>
-        <w:rPr>
-          <w:lang w:val="en-US"/>
-        </w:rPr>
-        <w:t>const</w:t>
-      </w:r>
-      <w:r>
-        <w:rPr>
-          <w:lang w:val="en-US"/>
-        </w:rPr>
-        <w:t xml:space="preserve"> </w:t>
-      </w:r>
-      <w:r>
-        <w:rPr>
-          <w:lang w:val="en-US"/>
-        </w:rPr>
-        <w:t>canvas</w:t>
-      </w:r>
-      <w:r>
-        <w:rPr>
-          <w:lang w:val="en-US"/>
-        </w:rPr>
-        <w:t xml:space="preserve"> = </w:t>
-      </w:r>
-      <w:proofErr w:type="spellStart"/>
-      <w:proofErr w:type="gramStart"/>
-      <w:r>
-        <w:rPr>
-          <w:lang w:val="en-US"/>
-        </w:rPr>
-        <w:t>createCanvas</w:t>
-      </w:r>
-      <w:proofErr w:type="spellEnd"/>
-      <w:r>
-        <w:rPr>
-          <w:lang w:val="en-US"/>
-        </w:rPr>
-        <w:t>(</w:t>
-      </w:r>
-      <w:proofErr w:type="gramEnd"/>
-      <w:r>
-        <w:rPr>
-          <w:lang w:val="en-US"/>
-        </w:rPr>
-        <w:t>280, 280);</w:t>
-      </w:r>
-    </w:p>
-    <w:p>
-      <w:pPr>
-        <w:pStyle w:val="af"/>
-        <w:rPr>
-          <w:lang w:val="en-US"/>
-        </w:rPr>
-      </w:pPr>
-      <w:r>
-        <w:rPr>
-          <w:lang w:val="en-US"/>
-        </w:rPr>
-        <w:t xml:space="preserve">    </w:t>
-      </w:r>
-      <w:r>
-        <w:rPr>
-          <w:lang w:val="en-US"/>
-        </w:rPr>
-        <w:t xml:space="preserve">const </w:t>
-      </w:r>
-      <w:proofErr w:type="spellStart"/>
-      <w:r>
-        <w:rPr>
-          <w:lang w:val="en-US"/>
-        </w:rPr>
-        <w:t>ctx</w:t>
-      </w:r>
-      <w:proofErr w:type="spellEnd"/>
-      <w:r>
-        <w:rPr>
-          <w:lang w:val="en-US"/>
-        </w:rPr>
-        <w:t xml:space="preserve"> = </w:t>
-      </w:r>
-      <w:proofErr w:type="spellStart"/>
-      <w:proofErr w:type="gramStart"/>
-      <w:r>
-        <w:rPr>
-          <w:lang w:val="en-US"/>
-        </w:rPr>
-        <w:t>canvas.getContext</w:t>
-      </w:r>
-      <w:proofErr w:type="spellEnd"/>
-      <w:proofErr w:type="gramEnd"/>
-      <w:r>
-        <w:rPr>
-          <w:lang w:val="en-US"/>
-        </w:rPr>
-        <w:t>('2d');</w:t>
-      </w:r>
-    </w:p>
-    <w:p>
-      <w:pPr>
-        <w:pStyle w:val="af"/>
-        <w:rPr>
-          <w:lang w:val="en-US"/>
-        </w:rPr>
-      </w:pPr>
-      <w:r>
-        <w:rPr>
-          <w:lang w:val="en-US"/>
-        </w:rPr>
-        <w:t xml:space="preserve">    for (let </w:t>
-      </w:r>
-      <w:proofErr w:type="spellStart"/>
-      <w:r>
-        <w:rPr>
-          <w:lang w:val="en-US"/>
-        </w:rPr>
-        <w:t>i</w:t>
-      </w:r>
-      <w:proofErr w:type="spellEnd"/>
-      <w:r>
-        <w:rPr>
-          <w:lang w:val="en-US"/>
-        </w:rPr>
-        <w:t xml:space="preserve"> = 0; </w:t>
-      </w:r>
-      <w:proofErr w:type="spellStart"/>
-      <w:r>
-        <w:rPr>
-          <w:lang w:val="en-US"/>
-        </w:rPr>
-        <w:t>i</w:t>
-      </w:r>
-      <w:proofErr w:type="spellEnd"/>
-      <w:r>
-        <w:rPr>
-          <w:lang w:val="en-US"/>
-        </w:rPr>
-        <w:t xml:space="preserve"> &lt; 10; </w:t>
-      </w:r>
-      <w:proofErr w:type="spellStart"/>
-      <w:r>
-        <w:rPr>
-          <w:lang w:val="en-US"/>
-        </w:rPr>
-        <w:t>i</w:t>
-      </w:r>
-      <w:proofErr w:type="spellEnd"/>
-      <w:r>
-        <w:rPr>
-          <w:lang w:val="en-US"/>
-        </w:rPr>
-        <w:t>++) {</w:t>
-      </w:r>
-    </w:p>
-    <w:p>
-      <w:pPr>
-        <w:pStyle w:val="af"/>
-        <w:rPr>
-          <w:lang w:val="en-US"/>
-        </w:rPr>
-      </w:pPr>
-      <w:r>
-        <w:rPr>
-          <w:lang w:val="en-US"/>
-        </w:rPr>
-        <w:t xml:space="preserve">        const </w:t>
-      </w:r>
-      <w:proofErr w:type="spellStart"/>
-      <w:r>
-        <w:rPr>
-          <w:lang w:val="en-US"/>
-        </w:rPr>
-        <w:t>imageData</w:t>
-      </w:r>
-      <w:proofErr w:type="spellEnd"/>
-      <w:r>
-        <w:rPr>
-          <w:lang w:val="en-US"/>
-        </w:rPr>
-        <w:t xml:space="preserve"> = </w:t>
-      </w:r>
-      <w:proofErr w:type="gramStart"/>
-      <w:r>
-        <w:rPr>
-          <w:lang w:val="en-US"/>
-        </w:rPr>
-        <w:t>tf.tensor</w:t>
-      </w:r>
-      <w:proofErr w:type="gramEnd"/>
-      <w:r>
-        <w:rPr>
-          <w:lang w:val="en-US"/>
-        </w:rPr>
-        <w:t>2d(</w:t>
-      </w:r>
-      <w:proofErr w:type="spellStart"/>
-      <w:r>
-        <w:rPr>
-          <w:lang w:val="en-US"/>
-        </w:rPr>
-        <w:t>testSet</w:t>
-      </w:r>
-      <w:proofErr w:type="spellEnd"/>
-      <w:r>
-        <w:rPr>
-          <w:lang w:val="en-US"/>
-        </w:rPr>
-        <w:t>[</w:t>
-      </w:r>
-      <w:proofErr w:type="spellStart"/>
-      <w:r>
-        <w:rPr>
-          <w:lang w:val="en-US"/>
-        </w:rPr>
-        <w:t>i</w:t>
-      </w:r>
-      <w:proofErr w:type="spellEnd"/>
-      <w:proofErr w:type="gramStart"/>
-      <w:r>
-        <w:rPr>
-          <w:lang w:val="en-US"/>
-        </w:rPr>
-        <w:t>].input</w:t>
-      </w:r>
-      <w:proofErr w:type="gramEnd"/>
-      <w:r>
-        <w:rPr>
-          <w:lang w:val="en-US"/>
-        </w:rPr>
-        <w:t>, [28, 28]</w:t>
-      </w:r>
-      <w:proofErr w:type="gramStart"/>
-      <w:r>
-        <w:rPr>
-          <w:lang w:val="en-US"/>
-        </w:rPr>
-        <w:t>).</w:t>
-      </w:r>
-      <w:proofErr w:type="spellStart"/>
-      <w:r>
-        <w:rPr>
-          <w:lang w:val="en-US"/>
-        </w:rPr>
-        <w:t>mul</w:t>
-      </w:r>
-      <w:proofErr w:type="spellEnd"/>
-      <w:proofErr w:type="gramEnd"/>
-      <w:r>
-        <w:rPr>
-          <w:lang w:val="en-US"/>
-        </w:rPr>
-        <w:t>(255</w:t>
-      </w:r>
-      <w:proofErr w:type="gramStart"/>
-      <w:r>
-        <w:rPr>
-          <w:lang w:val="en-US"/>
-        </w:rPr>
-        <w:t>).</w:t>
-      </w:r>
-      <w:proofErr w:type="spellStart"/>
-      <w:r>
-        <w:rPr>
-          <w:lang w:val="en-US"/>
-        </w:rPr>
-        <w:t>toInt</w:t>
-      </w:r>
-      <w:proofErr w:type="spellEnd"/>
-      <w:proofErr w:type="gramEnd"/>
-      <w:r>
-        <w:rPr>
-          <w:lang w:val="en-US"/>
-        </w:rPr>
-        <w:t>(</w:t>
-      </w:r>
-      <w:proofErr w:type="gramStart"/>
-      <w:r>
-        <w:rPr>
-          <w:lang w:val="en-US"/>
-        </w:rPr>
-        <w:t>).</w:t>
-      </w:r>
-      <w:proofErr w:type="spellStart"/>
-      <w:r>
-        <w:rPr>
-          <w:lang w:val="en-US"/>
-        </w:rPr>
-        <w:t>arraySync</w:t>
-      </w:r>
-      <w:proofErr w:type="spellEnd"/>
-      <w:proofErr w:type="gramEnd"/>
-      <w:r>
-        <w:rPr>
-          <w:lang w:val="en-US"/>
-        </w:rPr>
-        <w:t>();</w:t>
-      </w:r>
-    </w:p>
-    <w:p>
-      <w:pPr>
-        <w:pStyle w:val="af"/>
-        <w:rPr>
-          <w:lang w:val="en-US"/>
-        </w:rPr>
-      </w:pPr>
-      <w:r>
-        <w:rPr>
-          <w:lang w:val="en-US"/>
-        </w:rPr>
-        <w:t xml:space="preserve">        const </w:t>
-      </w:r>
-      <w:proofErr w:type="spellStart"/>
-      <w:r>
-        <w:rPr>
-          <w:lang w:val="en-US"/>
-        </w:rPr>
-        <w:t>predictedLabel</w:t>
-      </w:r>
-      <w:proofErr w:type="spellEnd"/>
-      <w:r>
-        <w:rPr>
-          <w:lang w:val="en-US"/>
-        </w:rPr>
-        <w:t xml:space="preserve"> = predictions[</w:t>
-      </w:r>
-      <w:proofErr w:type="spellStart"/>
-      <w:r>
-        <w:rPr>
-          <w:lang w:val="en-US"/>
-        </w:rPr>
-        <w:t>i</w:t>
-      </w:r>
-      <w:proofErr w:type="spellEnd"/>
-      <w:r>
-        <w:rPr>
-          <w:lang w:val="en-US"/>
-        </w:rPr>
-        <w:t>];</w:t>
-      </w:r>
-    </w:p>
-    <w:p>
-      <w:pPr>
-        <w:pStyle w:val="af"/>
-        <w:rPr>
-          <w:lang w:val="en-US"/>
-        </w:rPr>
-      </w:pPr>
-      <w:r>
-        <w:rPr>
-          <w:lang w:val="en-US"/>
-        </w:rPr>
-        <w:t xml:space="preserve">        const </w:t>
-      </w:r>
-      <w:proofErr w:type="spellStart"/>
-      <w:r>
-        <w:rPr>
-          <w:lang w:val="en-US"/>
-        </w:rPr>
-        <w:t>trueLabel</w:t>
-      </w:r>
-      <w:proofErr w:type="spellEnd"/>
-      <w:r>
-        <w:rPr>
-          <w:lang w:val="en-US"/>
-        </w:rPr>
-        <w:t xml:space="preserve"> = </w:t>
-      </w:r>
-      <w:proofErr w:type="spellStart"/>
-      <w:r>
-        <w:rPr>
-          <w:lang w:val="en-US"/>
-        </w:rPr>
-        <w:t>testSet</w:t>
-      </w:r>
-      <w:proofErr w:type="spellEnd"/>
-      <w:r>
-        <w:rPr>
-          <w:lang w:val="en-US"/>
-        </w:rPr>
-        <w:t>[</w:t>
-      </w:r>
-      <w:proofErr w:type="spellStart"/>
-      <w:r>
-        <w:rPr>
-          <w:lang w:val="en-US"/>
-        </w:rPr>
-        <w:t>i</w:t>
-      </w:r>
-      <w:proofErr w:type="spellEnd"/>
-      <w:proofErr w:type="gramStart"/>
-      <w:r>
-        <w:rPr>
-          <w:lang w:val="en-US"/>
-        </w:rPr>
-        <w:t>].</w:t>
-      </w:r>
-      <w:proofErr w:type="spellStart"/>
-      <w:r>
-        <w:rPr>
-          <w:lang w:val="en-US"/>
-        </w:rPr>
-        <w:t>output</w:t>
-      </w:r>
-      <w:proofErr w:type="gramEnd"/>
-      <w:r>
-        <w:rPr>
-          <w:lang w:val="en-US"/>
-        </w:rPr>
-        <w:t>.</w:t>
-      </w:r>
-      <w:proofErr w:type="gramStart"/>
-      <w:r>
-        <w:rPr>
-          <w:lang w:val="en-US"/>
-        </w:rPr>
-        <w:t>indexOf</w:t>
-      </w:r>
-      <w:proofErr w:type="spellEnd"/>
-      <w:r>
-        <w:rPr>
-          <w:lang w:val="en-US"/>
-        </w:rPr>
-        <w:t>(</w:t>
-      </w:r>
-      <w:proofErr w:type="gramEnd"/>
-      <w:r>
-        <w:rPr>
-          <w:lang w:val="en-US"/>
-        </w:rPr>
-        <w:t>1);</w:t>
-      </w:r>
-    </w:p>
-    <w:p>
-      <w:pPr>
-        <w:pStyle w:val="af"/>
-        <w:rPr>
-          <w:lang w:val="en-US"/>
-        </w:rPr>
-      </w:pPr>
-      <w:r>
-        <w:rPr>
-          <w:lang w:val="en-US"/>
-        </w:rPr>
-        <w:t xml:space="preserve">        </w:t>
-      </w:r>
-      <w:proofErr w:type="spellStart"/>
-      <w:proofErr w:type="gramStart"/>
-      <w:r>
-        <w:rPr>
-          <w:lang w:val="en-US"/>
-        </w:rPr>
-        <w:t>ctx.clearRect</w:t>
-      </w:r>
-      <w:proofErr w:type="spellEnd"/>
-      <w:proofErr w:type="gramEnd"/>
-      <w:r>
-        <w:rPr>
-          <w:lang w:val="en-US"/>
-        </w:rPr>
-        <w:t>(0, 0, 280, 280);</w:t>
-      </w:r>
-    </w:p>
-    <w:p>
-      <w:pPr>
-        <w:pStyle w:val="af"/>
-        <w:rPr>
-          <w:lang w:val="en-US"/>
-        </w:rPr>
-      </w:pPr>
-      <w:r>
-        <w:rPr>
-          <w:lang w:val="en-US"/>
-        </w:rPr>
-        <w:t xml:space="preserve">        for (let y = 0; y &lt; 28; y++) {</w:t>
-      </w:r>
-    </w:p>
-    <w:p>
-      <w:pPr>
-        <w:pStyle w:val="af"/>
-        <w:rPr>
-          <w:lang w:val="en-US"/>
-        </w:rPr>
-      </w:pPr>
-      <w:r>
-        <w:rPr>
-          <w:lang w:val="en-US"/>
-        </w:rPr>
-        <w:t xml:space="preserve">            for (let x = 0; x &lt; 28; x++) {</w:t>
-      </w:r>
-    </w:p>
-    <w:p>
-      <w:pPr>
-        <w:pStyle w:val="af"/>
-        <w:rPr>
-          <w:lang w:val="en-US"/>
-        </w:rPr>
-      </w:pPr>
-      <w:r>
-        <w:rPr>
-          <w:lang w:val="en-US"/>
-        </w:rPr>
-        <w:t xml:space="preserve">                const color = </w:t>
-      </w:r>
-      <w:proofErr w:type="spellStart"/>
-      <w:r>
-        <w:rPr>
-          <w:lang w:val="en-US"/>
-        </w:rPr>
-        <w:t>imageData</w:t>
-      </w:r>
-      <w:proofErr w:type="spellEnd"/>
-      <w:r>
-        <w:rPr>
-          <w:lang w:val="en-US"/>
-        </w:rPr>
-        <w:t>[y][x];</w:t>
-      </w:r>
-    </w:p>
-    <w:p>
-      <w:pPr>
-        <w:pStyle w:val="af"/>
-        <w:rPr>
-          <w:lang w:val="en-US"/>
-        </w:rPr>
-      </w:pPr>
-      <w:r>
-        <w:rPr>
-          <w:lang w:val="en-US"/>
-        </w:rPr>
-        <w:t xml:space="preserve">                </w:t>
-      </w:r>
-      <w:proofErr w:type="spellStart"/>
-      <w:proofErr w:type="gramStart"/>
-      <w:r>
-        <w:rPr>
-          <w:lang w:val="en-US"/>
-        </w:rPr>
-        <w:t>ctx.fillStyle</w:t>
-      </w:r>
-      <w:proofErr w:type="spellEnd"/>
-      <w:proofErr w:type="gramEnd"/>
-      <w:r>
-        <w:rPr>
-          <w:lang w:val="en-US"/>
-        </w:rPr>
-        <w:t xml:space="preserve"> = `</w:t>
-      </w:r>
-      <w:proofErr w:type="spellStart"/>
-      <w:r>
-        <w:rPr>
-          <w:lang w:val="en-US"/>
-        </w:rPr>
-        <w:t>rgb</w:t>
-      </w:r>
-      <w:proofErr w:type="spellEnd"/>
-      <w:r>
-        <w:rPr>
-          <w:lang w:val="en-US"/>
-        </w:rPr>
-        <w:t>(${color}, ${color}, ${color</w:t>
-      </w:r>
-      <w:proofErr w:type="gramStart"/>
-      <w:r>
-        <w:rPr>
-          <w:lang w:val="en-US"/>
-        </w:rPr>
-        <w:t>})`</w:t>
-      </w:r>
-      <w:proofErr w:type="gramEnd"/>
-      <w:r>
-        <w:rPr>
-          <w:lang w:val="en-US"/>
-        </w:rPr>
-        <w:t>;</w:t>
-      </w:r>
-    </w:p>
-    <w:p>
-      <w:pPr>
-        <w:pStyle w:val="af"/>
-        <w:rPr>
-          <w:lang w:val="en-US"/>
-        </w:rPr>
-      </w:pPr>
-      <w:r>
-        <w:rPr>
-          <w:lang w:val="en-US"/>
-        </w:rPr>
-        <w:t xml:space="preserve">                </w:t>
-      </w:r>
-      <w:proofErr w:type="spellStart"/>
-      <w:proofErr w:type="gramStart"/>
-      <w:r>
-        <w:rPr>
-          <w:lang w:val="en-US"/>
-        </w:rPr>
-        <w:t>ctx.fillRect</w:t>
-      </w:r>
-      <w:proofErr w:type="spellEnd"/>
-      <w:proofErr w:type="gramEnd"/>
-      <w:r>
-        <w:rPr>
-          <w:lang w:val="en-US"/>
-        </w:rPr>
-        <w:t>(x * 10, y * 10, 10, 10);</w:t>
-      </w:r>
-    </w:p>
-    <w:p>
-      <w:pPr>
-        <w:pStyle w:val="af"/>
-        <w:rPr>
-          <w:lang w:val="en-US"/>
-        </w:rPr>
-      </w:pPr>
-      <w:r>
-        <w:rPr>
-          <w:lang w:val="en-US"/>
-        </w:rPr>
-        <w:t xml:space="preserve">            }</w:t>
-      </w:r>
-    </w:p>
-    <w:p>
-      <w:pPr>
-        <w:pStyle w:val="af"/>
-        <w:rPr>
-          <w:lang w:val="en-US"/>
-        </w:rPr>
-      </w:pPr>
-      <w:r>
-        <w:rPr>
-          <w:lang w:val="en-US"/>
-        </w:rPr>
-        <w:t xml:space="preserve">        }</w:t>
-      </w:r>
-    </w:p>
-    <w:p>
-      <w:pPr>
-        <w:pStyle w:val="af"/>
-        <w:rPr>
-          <w:lang w:val="en-US"/>
-        </w:rPr>
-      </w:pPr>
-      <w:r>
-        <w:rPr>
-          <w:lang w:val="en-US"/>
-        </w:rPr>
-        <w:t xml:space="preserve">        </w:t>
-      </w:r>
-      <w:proofErr w:type="spellStart"/>
-      <w:proofErr w:type="gramStart"/>
-      <w:r>
-        <w:rPr>
-          <w:lang w:val="en-US"/>
-        </w:rPr>
-        <w:t>ctx.fillStyle</w:t>
-      </w:r>
-      <w:proofErr w:type="spellEnd"/>
-      <w:proofErr w:type="gramEnd"/>
-      <w:r>
-        <w:rPr>
-          <w:lang w:val="en-US"/>
-        </w:rPr>
-        <w:t xml:space="preserve"> = 'red';</w:t>
-      </w:r>
-    </w:p>
-    <w:p>
-      <w:pPr>
-        <w:pStyle w:val="af"/>
-        <w:rPr>
-          <w:lang w:val="en-US"/>
-        </w:rPr>
-      </w:pPr>
-      <w:r>
-        <w:rPr>
-          <w:lang w:val="en-US"/>
-        </w:rPr>
-        <w:t xml:space="preserve">        </w:t>
-      </w:r>
-      <w:proofErr w:type="spellStart"/>
-      <w:r>
-        <w:rPr>
-          <w:lang w:val="en-US"/>
-        </w:rPr>
-        <w:t>ctx.font</w:t>
-      </w:r>
-      <w:proofErr w:type="spellEnd"/>
-      <w:r>
-        <w:rPr>
-          <w:lang w:val="en-US"/>
-        </w:rPr>
-        <w:t xml:space="preserve"> = '20px Arial';</w:t>
-      </w:r>
-    </w:p>
-    <w:p>
-      <w:pPr>
-        <w:pStyle w:val="af"/>
-        <w:rPr>
-          <w:lang w:val="en-US"/>
-        </w:rPr>
-      </w:pPr>
-      <w:r>
-        <w:rPr>
-          <w:lang w:val="en-US"/>
-        </w:rPr>
-        <w:t xml:space="preserve">        </w:t>
-      </w:r>
-      <w:proofErr w:type="spellStart"/>
-      <w:proofErr w:type="gramStart"/>
-      <w:r>
-        <w:rPr>
-          <w:lang w:val="en-US"/>
-        </w:rPr>
-        <w:t>ctx.fillText</w:t>
-      </w:r>
-      <w:proofErr w:type="spellEnd"/>
-      <w:proofErr w:type="gramEnd"/>
-      <w:r>
-        <w:rPr>
-          <w:lang w:val="en-US"/>
-        </w:rPr>
-        <w:t>(`Predicted: ${</w:t>
-      </w:r>
-      <w:proofErr w:type="spellStart"/>
-      <w:r>
-        <w:rPr>
-          <w:lang w:val="en-US"/>
-        </w:rPr>
-        <w:t>predictedLabel</w:t>
-      </w:r>
-      <w:proofErr w:type="spellEnd"/>
-      <w:r>
-        <w:rPr>
-          <w:lang w:val="en-US"/>
-        </w:rPr>
-        <w:t>}`, 10, 260);</w:t>
-      </w:r>
-    </w:p>
-    <w:p>
-      <w:pPr>
-        <w:pStyle w:val="af"/>
-        <w:rPr>
-          <w:lang w:val="en-US"/>
-        </w:rPr>
-      </w:pPr>
-      <w:r>
-        <w:rPr>
-          <w:lang w:val="en-US"/>
-        </w:rPr>
-        <w:t xml:space="preserve">        </w:t>
-      </w:r>
-      <w:proofErr w:type="spellStart"/>
-      <w:proofErr w:type="gramStart"/>
-      <w:r>
-        <w:rPr>
-          <w:lang w:val="en-US"/>
-        </w:rPr>
-        <w:t>ctx.fillText</w:t>
-      </w:r>
-      <w:proofErr w:type="spellEnd"/>
-      <w:proofErr w:type="gramEnd"/>
-      <w:r>
-        <w:rPr>
-          <w:lang w:val="en-US"/>
-        </w:rPr>
-        <w:t>(`True: ${</w:t>
-      </w:r>
-      <w:proofErr w:type="spellStart"/>
-      <w:r>
-        <w:rPr>
-          <w:lang w:val="en-US"/>
-        </w:rPr>
-        <w:t>trueLabel</w:t>
-      </w:r>
-      <w:proofErr w:type="spellEnd"/>
-      <w:r>
-        <w:rPr>
-          <w:lang w:val="en-US"/>
-        </w:rPr>
-        <w:t>}`, 150, 260);</w:t>
-      </w:r>
-    </w:p>
-    <w:p>
-      <w:pPr>
-        <w:pStyle w:val="af"/>
-        <w:rPr>
-          <w:lang w:val="en-US"/>
-        </w:rPr>
-      </w:pPr>
-      <w:r>
-        <w:rPr>
-          <w:lang w:val="en-US"/>
-        </w:rPr>
-        <w:t xml:space="preserve">        </w:t>
-      </w:r>
-      <w:proofErr w:type="spellStart"/>
-      <w:proofErr w:type="gramStart"/>
-      <w:r>
-        <w:rPr>
-          <w:lang w:val="en-US"/>
-        </w:rPr>
-        <w:t>fs.</w:t>
-      </w:r>
-      <w:r>
-        <w:rPr>
-          <w:b/>
-          <w:bCs/>
-          <w:u w:val="single"/>
-          <w:lang w:val="en-US"/>
-        </w:rPr>
-        <w:t>writeFileSync</w:t>
-      </w:r>
-      <w:proofErr w:type="spellEnd"/>
-      <w:proofErr w:type="gramEnd"/>
-      <w:r>
-        <w:rPr>
-          <w:lang w:val="en-US"/>
-        </w:rPr>
-        <w:t>(`</w:t>
-      </w:r>
-      <w:r>
-        <w:rPr>
-          <w:i/>
-          <w:iCs/>
-          <w:lang w:val="en-US"/>
-        </w:rPr>
-        <w:t>output${</w:t>
-      </w:r>
-      <w:proofErr w:type="spellStart"/>
-      <w:r>
-        <w:rPr>
-          <w:i/>
-          <w:iCs/>
-          <w:lang w:val="en-US"/>
-        </w:rPr>
-        <w:t>i</w:t>
-      </w:r>
-      <w:proofErr w:type="spellEnd"/>
-      <w:r>
-        <w:rPr>
-          <w:i/>
-          <w:iCs/>
-          <w:lang w:val="en-US"/>
-        </w:rPr>
-        <w:t xml:space="preserve"> + 1}.</w:t>
-      </w:r>
-      <w:proofErr w:type="spellStart"/>
-      <w:r>
-        <w:rPr>
-          <w:i/>
-          <w:iCs/>
-          <w:lang w:val="en-US"/>
-        </w:rPr>
-        <w:t>png</w:t>
-      </w:r>
-      <w:proofErr w:type="spellEnd"/>
-      <w:r>
-        <w:rPr>
-          <w:lang w:val="en-US"/>
-        </w:rPr>
-        <w:t xml:space="preserve">`, </w:t>
-      </w:r>
-      <w:proofErr w:type="spellStart"/>
-      <w:proofErr w:type="gramStart"/>
-      <w:r>
-        <w:rPr>
-          <w:lang w:val="en-US"/>
-        </w:rPr>
-        <w:t>canvas.toBuffer</w:t>
-      </w:r>
-      <w:proofErr w:type="spellEnd"/>
-      <w:proofErr w:type="gramEnd"/>
-      <w:r>
-        <w:rPr>
-          <w:lang w:val="en-US"/>
-        </w:rPr>
-        <w:t>('image/</w:t>
-      </w:r>
-      <w:proofErr w:type="spellStart"/>
-      <w:r>
-        <w:rPr>
-          <w:lang w:val="en-US"/>
-        </w:rPr>
-        <w:t>png</w:t>
-      </w:r>
-      <w:proofErr w:type="spellEnd"/>
-      <w:r>
-        <w:rPr>
-          <w:lang w:val="en-US"/>
-        </w:rPr>
-        <w:t>'));</w:t>
+        <w:t>output${i + 1}.png</w:t>
+      </w:r>
+      <w:r>
+        <w:rPr>
+          <w:lang w:val="en-US"/>
+        </w:rPr>
+        <w:t>`, canvas.toBuffer('image/png'));</w:t>
       </w:r>
     </w:p>
     <w:p>
@@ -5049,6 +3125,95 @@
       </w:r>
     </w:p>
     <w:p/>
+    <w:p>
+      <w:r>
+        <w:t xml:space="preserve">В целях эксперимента число эпох обучения было сокращено до одной, а скрытые слои с функцией активации </w:t>
+      </w:r>
+      <w:r>
+        <w:rPr>
+          <w:lang w:val="en-US"/>
+        </w:rPr>
+        <w:t>ReLU</w:t>
+      </w:r>
+      <w:r>
+        <w:t xml:space="preserve"> </w:t>
+      </w:r>
+      <w:r>
+        <w:t>и вовсе были исключены. Несмотря на это из-за простоты задачи и относительно большого числа обучаемых данных корректность обучения составила 78%, на тренировочном примере лишь одно изображение не было анализировано верно (рисунок 3.3).</w:t>
+      </w:r>
+    </w:p>
+    <w:p/>
+    <w:p>
+      <w:pPr>
+        <w:ind w:firstLine="0"/>
+        <w:jc w:val="center"/>
+      </w:pPr>
+      <w:r>
+        <w:drawing>
+          <wp:inline distT="0" distB="0" distL="0" distR="0" wp14:anchorId="2DB82FE8" wp14:editId="3D7577EC">
+            <wp:extent cx="1981200" cy="1981200"/>
+            <wp:effectExtent l="0" t="0" r="0" b="0"/>
+            <wp:docPr id="1332781742" name="Рисунок 3"/>
+            <wp:cNvGraphicFramePr>
+              <a:graphicFrameLocks xmlns:a="http://schemas.openxmlformats.org/drawingml/2006/main" noChangeAspect="1"/>
+            </wp:cNvGraphicFramePr>
+            <a:graphic xmlns:a="http://schemas.openxmlformats.org/drawingml/2006/main">
+              <a:graphicData uri="http://schemas.openxmlformats.org/drawingml/2006/picture">
+                <pic:pic xmlns:pic="http://schemas.openxmlformats.org/drawingml/2006/picture">
+                  <pic:nvPicPr>
+                    <pic:cNvPr id="0" name="Picture 6"/>
+                    <pic:cNvPicPr>
+                      <a:picLocks noChangeAspect="1" noChangeArrowheads="1"/>
+                    </pic:cNvPicPr>
+                  </pic:nvPicPr>
+                  <pic:blipFill>
+                    <a:blip r:embed="rId10">
+                      <a:extLst>
+                        <a:ext uri="{28A0092B-C50C-407E-A947-70E740481C1C}">
+                          <a14:useLocalDpi xmlns:a14="http://schemas.microsoft.com/office/drawing/2010/main" val="0"/>
+                        </a:ext>
+                      </a:extLst>
+                    </a:blip>
+                    <a:srcRect/>
+                    <a:stretch>
+                      <a:fillRect/>
+                    </a:stretch>
+                  </pic:blipFill>
+                  <pic:spPr bwMode="auto">
+                    <a:xfrm>
+                      <a:off x="0" y="0"/>
+                      <a:ext cx="1981200" cy="1981200"/>
+                    </a:xfrm>
+                    <a:prstGeom prst="rect">
+                      <a:avLst/>
+                    </a:prstGeom>
+                    <a:noFill/>
+                    <a:ln>
+                      <a:noFill/>
+                    </a:ln>
+                  </pic:spPr>
+                </pic:pic>
+              </a:graphicData>
+            </a:graphic>
+          </wp:inline>
+        </w:drawing>
+      </w:r>
+    </w:p>
+    <w:p>
+      <w:pPr>
+        <w:ind w:firstLine="0"/>
+        <w:jc w:val="center"/>
+      </w:pPr>
+      <w:r>
+        <w:t>Рисунок 3.3 – Результат ослабленного обучения программы</w:t>
+      </w:r>
+    </w:p>
+    <w:p>
+      <w:pPr>
+        <w:ind w:firstLine="0"/>
+        <w:jc w:val="center"/>
+      </w:pPr>
+    </w:p>
     <w:p/>
     <w:p>
       <w:pPr>
@@ -5124,6 +3289,7 @@
     </w:p>
     <w:p>
       <w:r>
+        <w:lastRenderedPageBreak/>
         <w:t>В процессе были рассмотрены ключевые этапы разработки</w:t>
       </w:r>
       <w:r>
@@ -5167,8 +3333,8 @@
       </w:r>
     </w:p>
     <w:sectPr>
-      <w:headerReference w:type="default" r:id="rId10"/>
-      <w:headerReference w:type="first" r:id="rId11"/>
+      <w:headerReference w:type="default" r:id="rId11"/>
+      <w:headerReference w:type="first" r:id="rId12"/>
       <w:pgSz w:w="11906" w:h="16838"/>
       <w:pgMar w:top="851" w:right="567" w:bottom="851" w:left="1418" w:header="680" w:footer="680" w:gutter="0"/>
       <w:cols w:space="708"/>
@@ -8530,7 +6696,6 @@
   <w:style w:type="character" w:default="1" w:styleId="a0">
     <w:name w:val="Default Paragraph Font"/>
     <w:uiPriority w:val="1"/>
-    <w:semiHidden/>
     <w:unhideWhenUsed/>
   </w:style>
   <w:style w:type="table" w:default="1" w:styleId="a1">

--- a/2 семестр/ППиМИИ/ЛР 5/ППиМИИ ЛР 5.docx
+++ b/2 семестр/ППиМИИ/ЛР 5/ППиМИИ ЛР 5.docx
@@ -524,12 +524,14 @@
       <w:r>
         <w:t>.</w:t>
       </w:r>
+      <w:proofErr w:type="spellStart"/>
       <w:r>
         <w:rPr>
           <w:lang w:val="en-US"/>
         </w:rPr>
         <w:t>js</w:t>
       </w:r>
+      <w:proofErr w:type="spellEnd"/>
       <w:r>
         <w:t xml:space="preserve"> </w:t>
       </w:r>
@@ -586,13 +588,23 @@
       <w:r>
         <w:t xml:space="preserve">. Изучить структуру его содержимого. После обучения и сохранения модели выполнить команду </w:t>
       </w:r>
+      <w:proofErr w:type="spellStart"/>
       <w:r>
         <w:rPr>
           <w:rFonts w:ascii="Courier New" w:hAnsi="Courier New" w:cs="Courier New"/>
           <w:sz w:val="24"/>
           <w:szCs w:val="20"/>
         </w:rPr>
-        <w:t>node predict.js</w:t>
+        <w:t>node</w:t>
+      </w:r>
+      <w:proofErr w:type="spellEnd"/>
+      <w:r>
+        <w:rPr>
+          <w:rFonts w:ascii="Courier New" w:hAnsi="Courier New" w:cs="Courier New"/>
+          <w:sz w:val="24"/>
+          <w:szCs w:val="20"/>
+        </w:rPr>
+        <w:t xml:space="preserve"> predict.js</w:t>
       </w:r>
       <w:r>
         <w:t>;</w:t>
@@ -608,7 +620,15 @@
         <w:ind w:hanging="578"/>
       </w:pPr>
       <w:r>
-        <w:t>Попробовать изменить количество и размер слоёв модели, использовать другие типы слоев. Экспериментировать с различными значениями гиперпараметров, таких как количество эпох, размер батча, тип оптимизатора;</w:t>
+        <w:t xml:space="preserve">Попробовать изменить количество и размер слоёв модели, использовать другие типы слоев. Экспериментировать с различными значениями гиперпараметров, таких как количество эпох, размер </w:t>
+      </w:r>
+      <w:proofErr w:type="spellStart"/>
+      <w:r>
+        <w:t>батча</w:t>
+      </w:r>
+      <w:proofErr w:type="spellEnd"/>
+      <w:r>
+        <w:t>, тип оптимизатора;</w:t>
       </w:r>
     </w:p>
     <w:p>
@@ -652,33 +672,63 @@
       <w:r>
         <w:t>.</w:t>
       </w:r>
+      <w:proofErr w:type="spellStart"/>
       <w:r>
         <w:rPr>
           <w:lang w:val="en-US"/>
         </w:rPr>
         <w:t>js</w:t>
       </w:r>
+      <w:proofErr w:type="spellEnd"/>
       <w:r>
         <w:t xml:space="preserve">. </w:t>
       </w:r>
       <w:r>
         <w:t xml:space="preserve">После этого с помощью команды </w:t>
       </w:r>
+      <w:proofErr w:type="spellStart"/>
       <w:r>
         <w:rPr>
           <w:rFonts w:ascii="Courier New" w:hAnsi="Courier New" w:cs="Courier New"/>
           <w:sz w:val="24"/>
           <w:szCs w:val="20"/>
         </w:rPr>
-        <w:t>npm init -y</w:t>
-      </w:r>
-      <w:r>
-        <w:rPr>
+        <w:t>npm</w:t>
+      </w:r>
+      <w:proofErr w:type="spellEnd"/>
+      <w:r>
+        <w:rPr>
+          <w:rFonts w:ascii="Courier New" w:hAnsi="Courier New" w:cs="Courier New"/>
           <w:sz w:val="24"/>
           <w:szCs w:val="20"/>
         </w:rPr>
         <w:t xml:space="preserve"> </w:t>
       </w:r>
+      <w:proofErr w:type="spellStart"/>
+      <w:r>
+        <w:rPr>
+          <w:rFonts w:ascii="Courier New" w:hAnsi="Courier New" w:cs="Courier New"/>
+          <w:sz w:val="24"/>
+          <w:szCs w:val="20"/>
+        </w:rPr>
+        <w:t>init</w:t>
+      </w:r>
+      <w:proofErr w:type="spellEnd"/>
+      <w:r>
+        <w:rPr>
+          <w:rFonts w:ascii="Courier New" w:hAnsi="Courier New" w:cs="Courier New"/>
+          <w:sz w:val="24"/>
+          <w:szCs w:val="20"/>
+        </w:rPr>
+        <w:t xml:space="preserve"> -y</w:t>
+      </w:r>
+      <w:r>
+        <w:rPr>
+          <w:sz w:val="24"/>
+          <w:szCs w:val="20"/>
+        </w:rPr>
+        <w:t xml:space="preserve"> </w:t>
+      </w:r>
       <w:r>
         <w:t xml:space="preserve">в пустом каталоге был инициализирован новый проект </w:t>
       </w:r>
@@ -691,12 +741,14 @@
       <w:r>
         <w:t>.</w:t>
       </w:r>
+      <w:proofErr w:type="spellStart"/>
       <w:r>
         <w:rPr>
           <w:lang w:val="en-US"/>
         </w:rPr>
         <w:t>js</w:t>
       </w:r>
+      <w:proofErr w:type="spellEnd"/>
       <w:r>
         <w:t xml:space="preserve"> </w:t>
       </w:r>
@@ -712,12 +764,14 @@
       <w:r>
         <w:t>.</w:t>
       </w:r>
+      <w:proofErr w:type="spellStart"/>
       <w:r>
         <w:rPr>
           <w:lang w:val="en-US"/>
         </w:rPr>
         <w:t>js</w:t>
       </w:r>
+      <w:proofErr w:type="spellEnd"/>
       <w:r>
         <w:t>.</w:t>
       </w:r>
@@ -802,23 +856,27 @@
       <w:r>
         <w:t>.</w:t>
       </w:r>
+      <w:proofErr w:type="spellStart"/>
       <w:r>
         <w:rPr>
           <w:lang w:val="en-US"/>
         </w:rPr>
         <w:t>js</w:t>
       </w:r>
-    </w:p>
-    <w:p>
-      <w:pPr>
-        <w:pStyle w:val="af"/>
-      </w:pPr>
+      <w:proofErr w:type="spellEnd"/>
+    </w:p>
+    <w:p>
+      <w:pPr>
+        <w:pStyle w:val="af"/>
+      </w:pPr>
+      <w:proofErr w:type="spellStart"/>
       <w:r>
         <w:rPr>
           <w:lang w:val="en-US"/>
         </w:rPr>
         <w:t>npm</w:t>
       </w:r>
+      <w:proofErr w:type="spellEnd"/>
       <w:r>
         <w:t xml:space="preserve"> </w:t>
       </w:r>
@@ -831,6 +889,7 @@
       <w:r>
         <w:t xml:space="preserve"> @</w:t>
       </w:r>
+      <w:proofErr w:type="spellStart"/>
       <w:r>
         <w:rPr>
           <w:b/>
@@ -839,36 +898,43 @@
         </w:rPr>
         <w:t>tensorflow</w:t>
       </w:r>
+      <w:proofErr w:type="spellEnd"/>
       <w:r>
         <w:t>/</w:t>
       </w:r>
+      <w:proofErr w:type="spellStart"/>
       <w:r>
         <w:rPr>
           <w:lang w:val="en-US"/>
         </w:rPr>
         <w:t>tfjs</w:t>
       </w:r>
+      <w:proofErr w:type="spellEnd"/>
       <w:r>
         <w:t xml:space="preserve"> </w:t>
       </w:r>
       <w:r>
         <w:t>@</w:t>
       </w:r>
+      <w:proofErr w:type="spellStart"/>
       <w:r>
         <w:rPr>
           <w:lang w:val="en-US"/>
         </w:rPr>
         <w:t>tensorflow</w:t>
       </w:r>
+      <w:proofErr w:type="spellEnd"/>
       <w:r>
         <w:t>/</w:t>
       </w:r>
+      <w:proofErr w:type="spellStart"/>
       <w:r>
         <w:rPr>
           <w:lang w:val="en-US"/>
         </w:rPr>
         <w:t>tfjs</w:t>
       </w:r>
+      <w:proofErr w:type="spellEnd"/>
       <w:r>
         <w:t>-</w:t>
       </w:r>
@@ -886,12 +952,21 @@
           <w:lang w:val="en-US"/>
         </w:rPr>
       </w:pPr>
-      <w:r>
-        <w:rPr>
-          <w:lang w:val="en-US"/>
-        </w:rPr>
-        <w:t xml:space="preserve">npm install </w:t>
-      </w:r>
+      <w:proofErr w:type="spellStart"/>
+      <w:r>
+        <w:rPr>
+          <w:lang w:val="en-US"/>
+        </w:rPr>
+        <w:t>npm</w:t>
+      </w:r>
+      <w:proofErr w:type="spellEnd"/>
+      <w:r>
+        <w:rPr>
+          <w:lang w:val="en-US"/>
+        </w:rPr>
+        <w:t xml:space="preserve"> install </w:t>
+      </w:r>
+      <w:proofErr w:type="spellStart"/>
       <w:r>
         <w:rPr>
           <w:b/>
@@ -900,19 +975,28 @@
         </w:rPr>
         <w:t>mnist</w:t>
       </w:r>
-    </w:p>
-    <w:p>
-      <w:pPr>
-        <w:pStyle w:val="af"/>
-        <w:rPr>
-          <w:lang w:val="en-US"/>
-        </w:rPr>
-      </w:pPr>
-      <w:r>
-        <w:rPr>
-          <w:lang w:val="en-US"/>
-        </w:rPr>
-        <w:t xml:space="preserve">npm install </w:t>
+      <w:proofErr w:type="spellEnd"/>
+    </w:p>
+    <w:p>
+      <w:pPr>
+        <w:pStyle w:val="af"/>
+        <w:rPr>
+          <w:lang w:val="en-US"/>
+        </w:rPr>
+      </w:pPr>
+      <w:proofErr w:type="spellStart"/>
+      <w:r>
+        <w:rPr>
+          <w:lang w:val="en-US"/>
+        </w:rPr>
+        <w:t>npm</w:t>
+      </w:r>
+      <w:proofErr w:type="spellEnd"/>
+      <w:r>
+        <w:rPr>
+          <w:lang w:val="en-US"/>
+        </w:rPr>
+        <w:t xml:space="preserve"> install </w:t>
       </w:r>
       <w:r>
         <w:rPr>
@@ -943,12 +1027,14 @@
       <w:r>
         <w:t>.</w:t>
       </w:r>
+      <w:proofErr w:type="spellStart"/>
       <w:r>
         <w:rPr>
           <w:lang w:val="en-US"/>
         </w:rPr>
         <w:t>js</w:t>
       </w:r>
+      <w:proofErr w:type="spellEnd"/>
       <w:r>
         <w:t xml:space="preserve"> (</w:t>
       </w:r>
@@ -997,12 +1083,14 @@
       <w:r>
         <w:t>.</w:t>
       </w:r>
+      <w:proofErr w:type="spellStart"/>
       <w:r>
         <w:rPr>
           <w:lang w:val="en-US"/>
         </w:rPr>
         <w:t>js</w:t>
       </w:r>
+      <w:proofErr w:type="spellEnd"/>
     </w:p>
     <w:p>
       <w:pPr>
@@ -1027,8 +1115,44 @@
         <w:rPr>
           <w:lang w:val="en-US"/>
         </w:rPr>
-        <w:t>const tf = require('@tensorflow/tfjs</w:t>
-      </w:r>
+        <w:t xml:space="preserve">const </w:t>
+      </w:r>
+      <w:proofErr w:type="spellStart"/>
+      <w:r>
+        <w:rPr>
+          <w:lang w:val="en-US"/>
+        </w:rPr>
+        <w:t>tf</w:t>
+      </w:r>
+      <w:proofErr w:type="spellEnd"/>
+      <w:r>
+        <w:rPr>
+          <w:lang w:val="en-US"/>
+        </w:rPr>
+        <w:t xml:space="preserve"> = require('@</w:t>
+      </w:r>
+      <w:proofErr w:type="spellStart"/>
+      <w:r>
+        <w:rPr>
+          <w:lang w:val="en-US"/>
+        </w:rPr>
+        <w:t>tensorflow</w:t>
+      </w:r>
+      <w:proofErr w:type="spellEnd"/>
+      <w:r>
+        <w:rPr>
+          <w:lang w:val="en-US"/>
+        </w:rPr>
+        <w:t>/</w:t>
+      </w:r>
+      <w:proofErr w:type="spellStart"/>
+      <w:r>
+        <w:rPr>
+          <w:lang w:val="en-US"/>
+        </w:rPr>
+        <w:t>tfjs</w:t>
+      </w:r>
+      <w:proofErr w:type="spellEnd"/>
       <w:r>
         <w:rPr>
           <w:lang w:val="en-US"/>
@@ -1053,7 +1177,35 @@
         <w:rPr>
           <w:lang w:val="en-US"/>
         </w:rPr>
-        <w:t>const mnist = require('mnist');</w:t>
+        <w:t xml:space="preserve">const </w:t>
+      </w:r>
+      <w:proofErr w:type="spellStart"/>
+      <w:r>
+        <w:rPr>
+          <w:lang w:val="en-US"/>
+        </w:rPr>
+        <w:t>mnist</w:t>
+      </w:r>
+      <w:proofErr w:type="spellEnd"/>
+      <w:r>
+        <w:rPr>
+          <w:lang w:val="en-US"/>
+        </w:rPr>
+        <w:t xml:space="preserve"> = require('</w:t>
+      </w:r>
+      <w:proofErr w:type="spellStart"/>
+      <w:r>
+        <w:rPr>
+          <w:lang w:val="en-US"/>
+        </w:rPr>
+        <w:t>mnist</w:t>
+      </w:r>
+      <w:proofErr w:type="spellEnd"/>
+      <w:r>
+        <w:rPr>
+          <w:lang w:val="en-US"/>
+        </w:rPr>
+        <w:t>');</w:t>
       </w:r>
     </w:p>
     <w:p>
@@ -1123,35 +1275,115 @@
         <w:rPr>
           <w:lang w:val="en-US"/>
         </w:rPr>
-        <w:t>const set = mnist.set(8000, 2000);</w:t>
-      </w:r>
-    </w:p>
-    <w:p>
-      <w:pPr>
-        <w:pStyle w:val="af"/>
-        <w:rPr>
-          <w:lang w:val="en-US"/>
-        </w:rPr>
-      </w:pPr>
-      <w:r>
-        <w:rPr>
-          <w:lang w:val="en-US"/>
-        </w:rPr>
-        <w:t>const trainingSet = set.training;</w:t>
-      </w:r>
-    </w:p>
-    <w:p>
-      <w:pPr>
-        <w:pStyle w:val="af"/>
-        <w:rPr>
-          <w:lang w:val="en-US"/>
-        </w:rPr>
-      </w:pPr>
-      <w:r>
-        <w:rPr>
-          <w:lang w:val="en-US"/>
-        </w:rPr>
-        <w:t>const testSet = set.test;</w:t>
+        <w:t xml:space="preserve">const set = </w:t>
+      </w:r>
+      <w:proofErr w:type="spellStart"/>
+      <w:proofErr w:type="gramStart"/>
+      <w:r>
+        <w:rPr>
+          <w:lang w:val="en-US"/>
+        </w:rPr>
+        <w:t>mnist.set</w:t>
+      </w:r>
+      <w:proofErr w:type="spellEnd"/>
+      <w:r>
+        <w:rPr>
+          <w:lang w:val="en-US"/>
+        </w:rPr>
+        <w:t>(</w:t>
+      </w:r>
+      <w:proofErr w:type="gramEnd"/>
+      <w:r>
+        <w:rPr>
+          <w:lang w:val="en-US"/>
+        </w:rPr>
+        <w:t>8000, 2000);</w:t>
+      </w:r>
+    </w:p>
+    <w:p>
+      <w:pPr>
+        <w:pStyle w:val="af"/>
+        <w:rPr>
+          <w:lang w:val="en-US"/>
+        </w:rPr>
+      </w:pPr>
+      <w:r>
+        <w:rPr>
+          <w:lang w:val="en-US"/>
+        </w:rPr>
+        <w:t xml:space="preserve">const </w:t>
+      </w:r>
+      <w:proofErr w:type="spellStart"/>
+      <w:r>
+        <w:rPr>
+          <w:lang w:val="en-US"/>
+        </w:rPr>
+        <w:t>trainingSet</w:t>
+      </w:r>
+      <w:proofErr w:type="spellEnd"/>
+      <w:r>
+        <w:rPr>
+          <w:lang w:val="en-US"/>
+        </w:rPr>
+        <w:t xml:space="preserve"> = </w:t>
+      </w:r>
+      <w:proofErr w:type="spellStart"/>
+      <w:proofErr w:type="gramStart"/>
+      <w:r>
+        <w:rPr>
+          <w:lang w:val="en-US"/>
+        </w:rPr>
+        <w:t>set.training</w:t>
+      </w:r>
+      <w:proofErr w:type="spellEnd"/>
+      <w:proofErr w:type="gramEnd"/>
+      <w:r>
+        <w:rPr>
+          <w:lang w:val="en-US"/>
+        </w:rPr>
+        <w:t>;</w:t>
+      </w:r>
+    </w:p>
+    <w:p>
+      <w:pPr>
+        <w:pStyle w:val="af"/>
+        <w:rPr>
+          <w:lang w:val="en-US"/>
+        </w:rPr>
+      </w:pPr>
+      <w:r>
+        <w:rPr>
+          <w:lang w:val="en-US"/>
+        </w:rPr>
+        <w:t xml:space="preserve">const </w:t>
+      </w:r>
+      <w:proofErr w:type="spellStart"/>
+      <w:r>
+        <w:rPr>
+          <w:lang w:val="en-US"/>
+        </w:rPr>
+        <w:t>testSet</w:t>
+      </w:r>
+      <w:proofErr w:type="spellEnd"/>
+      <w:r>
+        <w:rPr>
+          <w:lang w:val="en-US"/>
+        </w:rPr>
+        <w:t xml:space="preserve"> = </w:t>
+      </w:r>
+      <w:proofErr w:type="spellStart"/>
+      <w:r>
+        <w:rPr>
+          <w:lang w:val="en-US"/>
+        </w:rPr>
+        <w:t>set.test</w:t>
+      </w:r>
+      <w:proofErr w:type="spellEnd"/>
+      <w:r>
+        <w:rPr>
+          <w:lang w:val="en-US"/>
+        </w:rPr>
+        <w:t>;</w:t>
       </w:r>
     </w:p>
     <w:p>
@@ -1213,35 +1445,125 @@
         <w:rPr>
           <w:lang w:val="en-US"/>
         </w:rPr>
-        <w:t>const prepareData = (data) =&gt; {</w:t>
-      </w:r>
-    </w:p>
-    <w:p>
-      <w:pPr>
-        <w:pStyle w:val="af"/>
-        <w:rPr>
-          <w:lang w:val="en-US"/>
-        </w:rPr>
-      </w:pPr>
-      <w:r>
-        <w:rPr>
-          <w:lang w:val="en-US"/>
-        </w:rPr>
-        <w:t>    const images = data.map(item =&gt; item.input);</w:t>
-      </w:r>
-    </w:p>
-    <w:p>
-      <w:pPr>
-        <w:pStyle w:val="af"/>
-        <w:rPr>
-          <w:lang w:val="en-US"/>
-        </w:rPr>
-      </w:pPr>
-      <w:r>
-        <w:rPr>
-          <w:lang w:val="en-US"/>
-        </w:rPr>
-        <w:t>    const labels = data.map(item =&gt; item.output);</w:t>
+        <w:t xml:space="preserve">const </w:t>
+      </w:r>
+      <w:proofErr w:type="spellStart"/>
+      <w:r>
+        <w:rPr>
+          <w:lang w:val="en-US"/>
+        </w:rPr>
+        <w:t>prepareData</w:t>
+      </w:r>
+      <w:proofErr w:type="spellEnd"/>
+      <w:r>
+        <w:rPr>
+          <w:lang w:val="en-US"/>
+        </w:rPr>
+        <w:t xml:space="preserve"> = (data) =&gt; {</w:t>
+      </w:r>
+    </w:p>
+    <w:p>
+      <w:pPr>
+        <w:pStyle w:val="af"/>
+        <w:rPr>
+          <w:lang w:val="en-US"/>
+        </w:rPr>
+      </w:pPr>
+      <w:r>
+        <w:rPr>
+          <w:lang w:val="en-US"/>
+        </w:rPr>
+        <w:t xml:space="preserve">    const images = </w:t>
+      </w:r>
+      <w:proofErr w:type="spellStart"/>
+      <w:proofErr w:type="gramStart"/>
+      <w:r>
+        <w:rPr>
+          <w:lang w:val="en-US"/>
+        </w:rPr>
+        <w:t>data.map</w:t>
+      </w:r>
+      <w:proofErr w:type="spellEnd"/>
+      <w:r>
+        <w:rPr>
+          <w:lang w:val="en-US"/>
+        </w:rPr>
+        <w:t>(</w:t>
+      </w:r>
+      <w:proofErr w:type="gramEnd"/>
+      <w:r>
+        <w:rPr>
+          <w:lang w:val="en-US"/>
+        </w:rPr>
+        <w:t xml:space="preserve">item =&gt; </w:t>
+      </w:r>
+      <w:proofErr w:type="spellStart"/>
+      <w:proofErr w:type="gramStart"/>
+      <w:r>
+        <w:rPr>
+          <w:lang w:val="en-US"/>
+        </w:rPr>
+        <w:t>item.input</w:t>
+      </w:r>
+      <w:proofErr w:type="spellEnd"/>
+      <w:proofErr w:type="gramEnd"/>
+      <w:r>
+        <w:rPr>
+          <w:lang w:val="en-US"/>
+        </w:rPr>
+        <w:t>);</w:t>
+      </w:r>
+    </w:p>
+    <w:p>
+      <w:pPr>
+        <w:pStyle w:val="af"/>
+        <w:rPr>
+          <w:lang w:val="en-US"/>
+        </w:rPr>
+      </w:pPr>
+      <w:r>
+        <w:rPr>
+          <w:lang w:val="en-US"/>
+        </w:rPr>
+        <w:t xml:space="preserve">    const labels = </w:t>
+      </w:r>
+      <w:proofErr w:type="spellStart"/>
+      <w:proofErr w:type="gramStart"/>
+      <w:r>
+        <w:rPr>
+          <w:lang w:val="en-US"/>
+        </w:rPr>
+        <w:t>data.map</w:t>
+      </w:r>
+      <w:proofErr w:type="spellEnd"/>
+      <w:r>
+        <w:rPr>
+          <w:lang w:val="en-US"/>
+        </w:rPr>
+        <w:t>(</w:t>
+      </w:r>
+      <w:proofErr w:type="gramEnd"/>
+      <w:r>
+        <w:rPr>
+          <w:lang w:val="en-US"/>
+        </w:rPr>
+        <w:t xml:space="preserve">item =&gt; </w:t>
+      </w:r>
+      <w:proofErr w:type="spellStart"/>
+      <w:proofErr w:type="gramStart"/>
+      <w:r>
+        <w:rPr>
+          <w:lang w:val="en-US"/>
+        </w:rPr>
+        <w:t>item.output</w:t>
+      </w:r>
+      <w:proofErr w:type="spellEnd"/>
+      <w:proofErr w:type="gramEnd"/>
+      <w:r>
+        <w:rPr>
+          <w:lang w:val="en-US"/>
+        </w:rPr>
+        <w:t>);</w:t>
       </w:r>
     </w:p>
     <w:p>
@@ -1269,21 +1591,109 @@
         <w:rPr>
           <w:lang w:val="en-US"/>
         </w:rPr>
-        <w:t>        images: tf.tensor2d(images, [images.length, 784]),</w:t>
-      </w:r>
-    </w:p>
-    <w:p>
-      <w:pPr>
-        <w:pStyle w:val="af"/>
-        <w:rPr>
-          <w:lang w:val="en-US"/>
-        </w:rPr>
-      </w:pPr>
-      <w:r>
-        <w:rPr>
-          <w:lang w:val="en-US"/>
-        </w:rPr>
-        <w:t>        labels: tf.tensor2d(labels, [labels.length, 10])</w:t>
+        <w:t xml:space="preserve">        images: </w:t>
+      </w:r>
+      <w:proofErr w:type="gramStart"/>
+      <w:r>
+        <w:rPr>
+          <w:lang w:val="en-US"/>
+        </w:rPr>
+        <w:t>tf.tensor</w:t>
+      </w:r>
+      <w:proofErr w:type="gramEnd"/>
+      <w:r>
+        <w:rPr>
+          <w:lang w:val="en-US"/>
+        </w:rPr>
+        <w:t>2</w:t>
+      </w:r>
+      <w:proofErr w:type="gramStart"/>
+      <w:r>
+        <w:rPr>
+          <w:lang w:val="en-US"/>
+        </w:rPr>
+        <w:t>d(</w:t>
+      </w:r>
+      <w:proofErr w:type="gramEnd"/>
+      <w:r>
+        <w:rPr>
+          <w:lang w:val="en-US"/>
+        </w:rPr>
+        <w:t>images, [</w:t>
+      </w:r>
+      <w:proofErr w:type="spellStart"/>
+      <w:proofErr w:type="gramStart"/>
+      <w:r>
+        <w:rPr>
+          <w:lang w:val="en-US"/>
+        </w:rPr>
+        <w:t>images.length</w:t>
+      </w:r>
+      <w:proofErr w:type="spellEnd"/>
+      <w:proofErr w:type="gramEnd"/>
+      <w:r>
+        <w:rPr>
+          <w:lang w:val="en-US"/>
+        </w:rPr>
+        <w:t>, 784]),</w:t>
+      </w:r>
+    </w:p>
+    <w:p>
+      <w:pPr>
+        <w:pStyle w:val="af"/>
+        <w:rPr>
+          <w:lang w:val="en-US"/>
+        </w:rPr>
+      </w:pPr>
+      <w:r>
+        <w:rPr>
+          <w:lang w:val="en-US"/>
+        </w:rPr>
+        <w:t xml:space="preserve">        labels: </w:t>
+      </w:r>
+      <w:proofErr w:type="gramStart"/>
+      <w:r>
+        <w:rPr>
+          <w:lang w:val="en-US"/>
+        </w:rPr>
+        <w:t>tf.tensor</w:t>
+      </w:r>
+      <w:proofErr w:type="gramEnd"/>
+      <w:r>
+        <w:rPr>
+          <w:lang w:val="en-US"/>
+        </w:rPr>
+        <w:t>2</w:t>
+      </w:r>
+      <w:proofErr w:type="gramStart"/>
+      <w:r>
+        <w:rPr>
+          <w:lang w:val="en-US"/>
+        </w:rPr>
+        <w:t>d(</w:t>
+      </w:r>
+      <w:proofErr w:type="gramEnd"/>
+      <w:r>
+        <w:rPr>
+          <w:lang w:val="en-US"/>
+        </w:rPr>
+        <w:t>labels, [</w:t>
+      </w:r>
+      <w:proofErr w:type="spellStart"/>
+      <w:proofErr w:type="gramStart"/>
+      <w:r>
+        <w:rPr>
+          <w:lang w:val="en-US"/>
+        </w:rPr>
+        <w:t>labels.length</w:t>
+      </w:r>
+      <w:proofErr w:type="spellEnd"/>
+      <w:proofErr w:type="gramEnd"/>
+      <w:r>
+        <w:rPr>
+          <w:lang w:val="en-US"/>
+        </w:rPr>
+        <w:t>, 10])</w:t>
       </w:r>
     </w:p>
     <w:p>
@@ -1333,21 +1743,105 @@
         <w:rPr>
           <w:lang w:val="en-US"/>
         </w:rPr>
-        <w:t>const trainData = prepareData(trainingSet);</w:t>
-      </w:r>
-    </w:p>
-    <w:p>
-      <w:pPr>
-        <w:pStyle w:val="af"/>
-        <w:rPr>
-          <w:lang w:val="en-US"/>
-        </w:rPr>
-      </w:pPr>
-      <w:r>
-        <w:rPr>
-          <w:lang w:val="en-US"/>
-        </w:rPr>
-        <w:t>const testData = prepareData(testSet);</w:t>
+        <w:t xml:space="preserve">const </w:t>
+      </w:r>
+      <w:proofErr w:type="spellStart"/>
+      <w:r>
+        <w:rPr>
+          <w:lang w:val="en-US"/>
+        </w:rPr>
+        <w:t>trainData</w:t>
+      </w:r>
+      <w:proofErr w:type="spellEnd"/>
+      <w:r>
+        <w:rPr>
+          <w:lang w:val="en-US"/>
+        </w:rPr>
+        <w:t xml:space="preserve"> = </w:t>
+      </w:r>
+      <w:proofErr w:type="spellStart"/>
+      <w:r>
+        <w:rPr>
+          <w:lang w:val="en-US"/>
+        </w:rPr>
+        <w:t>prepareData</w:t>
+      </w:r>
+      <w:proofErr w:type="spellEnd"/>
+      <w:r>
+        <w:rPr>
+          <w:lang w:val="en-US"/>
+        </w:rPr>
+        <w:t>(</w:t>
+      </w:r>
+      <w:proofErr w:type="spellStart"/>
+      <w:r>
+        <w:rPr>
+          <w:lang w:val="en-US"/>
+        </w:rPr>
+        <w:t>trainingSet</w:t>
+      </w:r>
+      <w:proofErr w:type="spellEnd"/>
+      <w:r>
+        <w:rPr>
+          <w:lang w:val="en-US"/>
+        </w:rPr>
+        <w:t>);</w:t>
+      </w:r>
+    </w:p>
+    <w:p>
+      <w:pPr>
+        <w:pStyle w:val="af"/>
+        <w:rPr>
+          <w:lang w:val="en-US"/>
+        </w:rPr>
+      </w:pPr>
+      <w:r>
+        <w:rPr>
+          <w:lang w:val="en-US"/>
+        </w:rPr>
+        <w:t xml:space="preserve">const </w:t>
+      </w:r>
+      <w:proofErr w:type="spellStart"/>
+      <w:r>
+        <w:rPr>
+          <w:lang w:val="en-US"/>
+        </w:rPr>
+        <w:t>testData</w:t>
+      </w:r>
+      <w:proofErr w:type="spellEnd"/>
+      <w:r>
+        <w:rPr>
+          <w:lang w:val="en-US"/>
+        </w:rPr>
+        <w:t xml:space="preserve"> = </w:t>
+      </w:r>
+      <w:proofErr w:type="spellStart"/>
+      <w:r>
+        <w:rPr>
+          <w:lang w:val="en-US"/>
+        </w:rPr>
+        <w:t>prepareData</w:t>
+      </w:r>
+      <w:proofErr w:type="spellEnd"/>
+      <w:r>
+        <w:rPr>
+          <w:lang w:val="en-US"/>
+        </w:rPr>
+        <w:t>(</w:t>
+      </w:r>
+      <w:proofErr w:type="spellStart"/>
+      <w:r>
+        <w:rPr>
+          <w:lang w:val="en-US"/>
+        </w:rPr>
+        <w:t>testSet</w:t>
+      </w:r>
+      <w:proofErr w:type="spellEnd"/>
+      <w:r>
+        <w:rPr>
+          <w:lang w:val="en-US"/>
+        </w:rPr>
+        <w:t>);</w:t>
       </w:r>
     </w:p>
     <w:p>
@@ -1409,22 +1903,62 @@
         <w:rPr>
           <w:lang w:val="en-US"/>
         </w:rPr>
-        <w:t>const model = tf.sequential();</w:t>
-      </w:r>
-    </w:p>
-    <w:p>
-      <w:pPr>
-        <w:pStyle w:val="af"/>
-        <w:rPr>
-          <w:lang w:val="en-US"/>
-        </w:rPr>
-      </w:pPr>
-      <w:r>
-        <w:rPr>
-          <w:lang w:val="en-US"/>
-        </w:rPr>
-        <w:t>model.add(tf.layers.</w:t>
-      </w:r>
+        <w:t xml:space="preserve">const model = </w:t>
+      </w:r>
+      <w:proofErr w:type="spellStart"/>
+      <w:proofErr w:type="gramStart"/>
+      <w:r>
+        <w:rPr>
+          <w:lang w:val="en-US"/>
+        </w:rPr>
+        <w:t>tf.sequential</w:t>
+      </w:r>
+      <w:proofErr w:type="spellEnd"/>
+      <w:proofErr w:type="gramEnd"/>
+      <w:r>
+        <w:rPr>
+          <w:lang w:val="en-US"/>
+        </w:rPr>
+        <w:t>();</w:t>
+      </w:r>
+    </w:p>
+    <w:p>
+      <w:pPr>
+        <w:pStyle w:val="af"/>
+        <w:rPr>
+          <w:lang w:val="en-US"/>
+        </w:rPr>
+      </w:pPr>
+      <w:proofErr w:type="spellStart"/>
+      <w:proofErr w:type="gramStart"/>
+      <w:r>
+        <w:rPr>
+          <w:lang w:val="en-US"/>
+        </w:rPr>
+        <w:t>model.add</w:t>
+      </w:r>
+      <w:proofErr w:type="spellEnd"/>
+      <w:r>
+        <w:rPr>
+          <w:lang w:val="en-US"/>
+        </w:rPr>
+        <w:t>(</w:t>
+      </w:r>
+      <w:proofErr w:type="spellStart"/>
+      <w:r>
+        <w:rPr>
+          <w:lang w:val="en-US"/>
+        </w:rPr>
+        <w:t>tf.layers</w:t>
+      </w:r>
+      <w:proofErr w:type="gramEnd"/>
+      <w:r>
+        <w:rPr>
+          <w:lang w:val="en-US"/>
+        </w:rPr>
+        <w:t>.</w:t>
+      </w:r>
+      <w:proofErr w:type="gramStart"/>
       <w:r>
         <w:rPr>
           <w:b/>
@@ -1433,11 +1967,47 @@
         </w:rPr>
         <w:t>dense</w:t>
       </w:r>
-      <w:r>
-        <w:rPr>
-          <w:lang w:val="en-US"/>
-        </w:rPr>
-        <w:t>({ units: 128, activation: 'relu', inputShape: [</w:t>
+      <w:proofErr w:type="spellEnd"/>
+      <w:r>
+        <w:rPr>
+          <w:lang w:val="en-US"/>
+        </w:rPr>
+        <w:t>({ units</w:t>
+      </w:r>
+      <w:proofErr w:type="gramEnd"/>
+      <w:r>
+        <w:rPr>
+          <w:lang w:val="en-US"/>
+        </w:rPr>
+        <w:t>: 128, activation: '</w:t>
+      </w:r>
+      <w:proofErr w:type="spellStart"/>
+      <w:r>
+        <w:rPr>
+          <w:lang w:val="en-US"/>
+        </w:rPr>
+        <w:t>relu</w:t>
+      </w:r>
+      <w:proofErr w:type="spellEnd"/>
+      <w:r>
+        <w:rPr>
+          <w:lang w:val="en-US"/>
+        </w:rPr>
+        <w:t xml:space="preserve">', </w:t>
+      </w:r>
+      <w:proofErr w:type="spellStart"/>
+      <w:r>
+        <w:rPr>
+          <w:lang w:val="en-US"/>
+        </w:rPr>
+        <w:t>inputShape</w:t>
+      </w:r>
+      <w:proofErr w:type="spellEnd"/>
+      <w:r>
+        <w:rPr>
+          <w:lang w:val="en-US"/>
+        </w:rPr>
+        <w:t>: [</w:t>
       </w:r>
       <w:r>
         <w:rPr>
@@ -1449,26 +2019,58 @@
         </w:rPr>
         <w:t>784</w:t>
       </w:r>
-      <w:r>
-        <w:rPr>
-          <w:lang w:val="en-US"/>
-        </w:rPr>
-        <w:t>] }));</w:t>
-      </w:r>
-    </w:p>
-    <w:p>
-      <w:pPr>
-        <w:pStyle w:val="af"/>
-        <w:rPr>
-          <w:lang w:val="en-US"/>
-        </w:rPr>
-      </w:pPr>
-      <w:r>
-        <w:rPr>
-          <w:lang w:val="en-US"/>
-        </w:rPr>
-        <w:t>model.add(tf.layers.</w:t>
-      </w:r>
+      <w:proofErr w:type="gramStart"/>
+      <w:r>
+        <w:rPr>
+          <w:lang w:val="en-US"/>
+        </w:rPr>
+        <w:t>] }</w:t>
+      </w:r>
+      <w:proofErr w:type="gramEnd"/>
+      <w:r>
+        <w:rPr>
+          <w:lang w:val="en-US"/>
+        </w:rPr>
+        <w:t>));</w:t>
+      </w:r>
+    </w:p>
+    <w:p>
+      <w:pPr>
+        <w:pStyle w:val="af"/>
+        <w:rPr>
+          <w:lang w:val="en-US"/>
+        </w:rPr>
+      </w:pPr>
+      <w:proofErr w:type="spellStart"/>
+      <w:proofErr w:type="gramStart"/>
+      <w:r>
+        <w:rPr>
+          <w:lang w:val="en-US"/>
+        </w:rPr>
+        <w:t>model.add</w:t>
+      </w:r>
+      <w:proofErr w:type="spellEnd"/>
+      <w:r>
+        <w:rPr>
+          <w:lang w:val="en-US"/>
+        </w:rPr>
+        <w:t>(</w:t>
+      </w:r>
+      <w:proofErr w:type="spellStart"/>
+      <w:r>
+        <w:rPr>
+          <w:lang w:val="en-US"/>
+        </w:rPr>
+        <w:t>tf.layers</w:t>
+      </w:r>
+      <w:proofErr w:type="gramEnd"/>
+      <w:r>
+        <w:rPr>
+          <w:lang w:val="en-US"/>
+        </w:rPr>
+        <w:t>.</w:t>
+      </w:r>
+      <w:proofErr w:type="gramStart"/>
       <w:r>
         <w:rPr>
           <w:b/>
@@ -1477,26 +2079,80 @@
         </w:rPr>
         <w:t>dense</w:t>
       </w:r>
-      <w:r>
-        <w:rPr>
-          <w:lang w:val="en-US"/>
-        </w:rPr>
-        <w:t>({ units: 64, activation: 'relu' }));</w:t>
-      </w:r>
-    </w:p>
-    <w:p>
-      <w:pPr>
-        <w:pStyle w:val="af"/>
-        <w:rPr>
-          <w:lang w:val="en-US"/>
-        </w:rPr>
-      </w:pPr>
-      <w:r>
-        <w:rPr>
-          <w:lang w:val="en-US"/>
-        </w:rPr>
-        <w:t>model.add(tf.layers.</w:t>
-      </w:r>
+      <w:proofErr w:type="spellEnd"/>
+      <w:r>
+        <w:rPr>
+          <w:lang w:val="en-US"/>
+        </w:rPr>
+        <w:t>({ units</w:t>
+      </w:r>
+      <w:proofErr w:type="gramEnd"/>
+      <w:r>
+        <w:rPr>
+          <w:lang w:val="en-US"/>
+        </w:rPr>
+        <w:t>: 64, activation: '</w:t>
+      </w:r>
+      <w:proofErr w:type="spellStart"/>
+      <w:r>
+        <w:rPr>
+          <w:lang w:val="en-US"/>
+        </w:rPr>
+        <w:t>relu</w:t>
+      </w:r>
+      <w:proofErr w:type="spellEnd"/>
+      <w:proofErr w:type="gramStart"/>
+      <w:r>
+        <w:rPr>
+          <w:lang w:val="en-US"/>
+        </w:rPr>
+        <w:t>' }</w:t>
+      </w:r>
+      <w:proofErr w:type="gramEnd"/>
+      <w:r>
+        <w:rPr>
+          <w:lang w:val="en-US"/>
+        </w:rPr>
+        <w:t>));</w:t>
+      </w:r>
+    </w:p>
+    <w:p>
+      <w:pPr>
+        <w:pStyle w:val="af"/>
+        <w:rPr>
+          <w:lang w:val="en-US"/>
+        </w:rPr>
+      </w:pPr>
+      <w:proofErr w:type="spellStart"/>
+      <w:proofErr w:type="gramStart"/>
+      <w:r>
+        <w:rPr>
+          <w:lang w:val="en-US"/>
+        </w:rPr>
+        <w:t>model.add</w:t>
+      </w:r>
+      <w:proofErr w:type="spellEnd"/>
+      <w:r>
+        <w:rPr>
+          <w:lang w:val="en-US"/>
+        </w:rPr>
+        <w:t>(</w:t>
+      </w:r>
+      <w:proofErr w:type="spellStart"/>
+      <w:r>
+        <w:rPr>
+          <w:lang w:val="en-US"/>
+        </w:rPr>
+        <w:t>tf.layers</w:t>
+      </w:r>
+      <w:proofErr w:type="gramEnd"/>
+      <w:r>
+        <w:rPr>
+          <w:lang w:val="en-US"/>
+        </w:rPr>
+        <w:t>.</w:t>
+      </w:r>
+      <w:proofErr w:type="gramStart"/>
       <w:r>
         <w:rPr>
           <w:b/>
@@ -1505,11 +2161,41 @@
         </w:rPr>
         <w:t>dense</w:t>
       </w:r>
-      <w:r>
-        <w:rPr>
-          <w:lang w:val="en-US"/>
-        </w:rPr>
-        <w:t>({ units: 10, activation: 'softmax' }));</w:t>
+      <w:proofErr w:type="spellEnd"/>
+      <w:r>
+        <w:rPr>
+          <w:lang w:val="en-US"/>
+        </w:rPr>
+        <w:t>({ units</w:t>
+      </w:r>
+      <w:proofErr w:type="gramEnd"/>
+      <w:r>
+        <w:rPr>
+          <w:lang w:val="en-US"/>
+        </w:rPr>
+        <w:t>: 10, activation: '</w:t>
+      </w:r>
+      <w:proofErr w:type="spellStart"/>
+      <w:r>
+        <w:rPr>
+          <w:lang w:val="en-US"/>
+        </w:rPr>
+        <w:t>softmax</w:t>
+      </w:r>
+      <w:proofErr w:type="spellEnd"/>
+      <w:proofErr w:type="gramStart"/>
+      <w:r>
+        <w:rPr>
+          <w:lang w:val="en-US"/>
+        </w:rPr>
+        <w:t>' }</w:t>
+      </w:r>
+      <w:proofErr w:type="gramEnd"/>
+      <w:r>
+        <w:rPr>
+          <w:lang w:val="en-US"/>
+        </w:rPr>
+        <w:t>));</w:t>
       </w:r>
     </w:p>
     <w:p>
@@ -1567,39 +2253,77 @@
           <w:lang w:val="en-US"/>
         </w:rPr>
       </w:pPr>
-      <w:r>
-        <w:rPr>
-          <w:lang w:val="en-US"/>
-        </w:rPr>
-        <w:t>model.compile({</w:t>
-      </w:r>
-    </w:p>
-    <w:p>
-      <w:pPr>
-        <w:pStyle w:val="af"/>
-        <w:rPr>
-          <w:lang w:val="en-US"/>
-        </w:rPr>
-      </w:pPr>
-      <w:r>
-        <w:rPr>
-          <w:lang w:val="en-US"/>
-        </w:rPr>
-        <w:t>    optimizer: 'adam',</w:t>
-      </w:r>
-    </w:p>
-    <w:p>
-      <w:pPr>
-        <w:pStyle w:val="af"/>
-        <w:rPr>
-          <w:lang w:val="en-US"/>
-        </w:rPr>
-      </w:pPr>
-      <w:r>
-        <w:rPr>
-          <w:lang w:val="en-US"/>
-        </w:rPr>
-        <w:t>    loss: 'categoricalCrossentropy',</w:t>
+      <w:proofErr w:type="spellStart"/>
+      <w:proofErr w:type="gramStart"/>
+      <w:r>
+        <w:rPr>
+          <w:lang w:val="en-US"/>
+        </w:rPr>
+        <w:t>model.compile</w:t>
+      </w:r>
+      <w:proofErr w:type="spellEnd"/>
+      <w:proofErr w:type="gramEnd"/>
+      <w:r>
+        <w:rPr>
+          <w:lang w:val="en-US"/>
+        </w:rPr>
+        <w:t>({</w:t>
+      </w:r>
+    </w:p>
+    <w:p>
+      <w:pPr>
+        <w:pStyle w:val="af"/>
+        <w:rPr>
+          <w:lang w:val="en-US"/>
+        </w:rPr>
+      </w:pPr>
+      <w:r>
+        <w:rPr>
+          <w:lang w:val="en-US"/>
+        </w:rPr>
+        <w:t>    optimizer: '</w:t>
+      </w:r>
+      <w:proofErr w:type="spellStart"/>
+      <w:r>
+        <w:rPr>
+          <w:lang w:val="en-US"/>
+        </w:rPr>
+        <w:t>adam</w:t>
+      </w:r>
+      <w:proofErr w:type="spellEnd"/>
+      <w:r>
+        <w:rPr>
+          <w:lang w:val="en-US"/>
+        </w:rPr>
+        <w:t>',</w:t>
+      </w:r>
+    </w:p>
+    <w:p>
+      <w:pPr>
+        <w:pStyle w:val="af"/>
+        <w:rPr>
+          <w:lang w:val="en-US"/>
+        </w:rPr>
+      </w:pPr>
+      <w:r>
+        <w:rPr>
+          <w:lang w:val="en-US"/>
+        </w:rPr>
+        <w:t>    loss: '</w:t>
+      </w:r>
+      <w:proofErr w:type="spellStart"/>
+      <w:r>
+        <w:rPr>
+          <w:lang w:val="en-US"/>
+        </w:rPr>
+        <w:t>categoricalCrossentropy</w:t>
+      </w:r>
+      <w:proofErr w:type="spellEnd"/>
+      <w:r>
+        <w:rPr>
+          <w:lang w:val="en-US"/>
+        </w:rPr>
+        <w:t>',</w:t>
       </w:r>
     </w:p>
     <w:p>
@@ -1704,7 +2428,51 @@
           <w:lang w:val="en-US"/>
         </w:rPr>
         <w:lastRenderedPageBreak/>
-        <w:t>    await model.fit(trainData.images, trainData.labels, {</w:t>
+        <w:t xml:space="preserve">    await </w:t>
+      </w:r>
+      <w:proofErr w:type="spellStart"/>
+      <w:proofErr w:type="gramStart"/>
+      <w:r>
+        <w:rPr>
+          <w:lang w:val="en-US"/>
+        </w:rPr>
+        <w:t>model.fit</w:t>
+      </w:r>
+      <w:proofErr w:type="spellEnd"/>
+      <w:r>
+        <w:rPr>
+          <w:lang w:val="en-US"/>
+        </w:rPr>
+        <w:t>(</w:t>
+      </w:r>
+      <w:proofErr w:type="spellStart"/>
+      <w:proofErr w:type="gramEnd"/>
+      <w:r>
+        <w:rPr>
+          <w:lang w:val="en-US"/>
+        </w:rPr>
+        <w:t>trainData.images</w:t>
+      </w:r>
+      <w:proofErr w:type="spellEnd"/>
+      <w:r>
+        <w:rPr>
+          <w:lang w:val="en-US"/>
+        </w:rPr>
+        <w:t xml:space="preserve">, </w:t>
+      </w:r>
+      <w:proofErr w:type="spellStart"/>
+      <w:r>
+        <w:rPr>
+          <w:lang w:val="en-US"/>
+        </w:rPr>
+        <w:t>trainData.labels</w:t>
+      </w:r>
+      <w:proofErr w:type="spellEnd"/>
+      <w:r>
+        <w:rPr>
+          <w:lang w:val="en-US"/>
+        </w:rPr>
+        <w:t>, {</w:t>
       </w:r>
     </w:p>
     <w:p>
@@ -1747,7 +2515,49 @@
         <w:rPr>
           <w:lang w:val="en-US"/>
         </w:rPr>
-        <w:t>        validationData: [testData.images, testData.labels],</w:t>
+        <w:t xml:space="preserve">        </w:t>
+      </w:r>
+      <w:proofErr w:type="spellStart"/>
+      <w:r>
+        <w:rPr>
+          <w:lang w:val="en-US"/>
+        </w:rPr>
+        <w:t>validationData</w:t>
+      </w:r>
+      <w:proofErr w:type="spellEnd"/>
+      <w:r>
+        <w:rPr>
+          <w:lang w:val="en-US"/>
+        </w:rPr>
+        <w:t>: [</w:t>
+      </w:r>
+      <w:proofErr w:type="spellStart"/>
+      <w:r>
+        <w:rPr>
+          <w:lang w:val="en-US"/>
+        </w:rPr>
+        <w:t>testData.images</w:t>
+      </w:r>
+      <w:proofErr w:type="spellEnd"/>
+      <w:r>
+        <w:rPr>
+          <w:lang w:val="en-US"/>
+        </w:rPr>
+        <w:t xml:space="preserve">, </w:t>
+      </w:r>
+      <w:proofErr w:type="spellStart"/>
+      <w:r>
+        <w:rPr>
+          <w:lang w:val="en-US"/>
+        </w:rPr>
+        <w:t>testData.labels</w:t>
+      </w:r>
+      <w:proofErr w:type="spellEnd"/>
+      <w:r>
+        <w:rPr>
+          <w:lang w:val="en-US"/>
+        </w:rPr>
+        <w:t>],</w:t>
       </w:r>
     </w:p>
     <w:p>
@@ -1775,35 +2585,129 @@
         <w:rPr>
           <w:lang w:val="en-US"/>
         </w:rPr>
-        <w:t>            onEpochEnd: (epoch, logs) =&gt; {</w:t>
-      </w:r>
-    </w:p>
-    <w:p>
-      <w:pPr>
-        <w:pStyle w:val="af"/>
-        <w:rPr>
-          <w:lang w:val="en-US"/>
-        </w:rPr>
-      </w:pPr>
-      <w:r>
-        <w:rPr>
-          <w:lang w:val="en-US"/>
-        </w:rPr>
-        <w:t xml:space="preserve">                console.log(`Epoch ${epoch + 1}: loss = ${logs.loss.toFixed(4)}, </w:t>
-      </w:r>
-    </w:p>
-    <w:p>
-      <w:pPr>
-        <w:pStyle w:val="af"/>
-        <w:rPr>
-          <w:lang w:val="en-US"/>
-        </w:rPr>
-      </w:pPr>
-      <w:r>
-        <w:rPr>
-          <w:lang w:val="en-US"/>
-        </w:rPr>
-        <w:t>                            accuracy = ${logs.acc.toFixed(4)}`);</w:t>
+        <w:t xml:space="preserve">            </w:t>
+      </w:r>
+      <w:proofErr w:type="spellStart"/>
+      <w:r>
+        <w:rPr>
+          <w:lang w:val="en-US"/>
+        </w:rPr>
+        <w:t>onEpochEnd</w:t>
+      </w:r>
+      <w:proofErr w:type="spellEnd"/>
+      <w:r>
+        <w:rPr>
+          <w:lang w:val="en-US"/>
+        </w:rPr>
+        <w:t>: (epoch, logs) =&gt; {</w:t>
+      </w:r>
+    </w:p>
+    <w:p>
+      <w:pPr>
+        <w:pStyle w:val="af"/>
+        <w:rPr>
+          <w:lang w:val="en-US"/>
+        </w:rPr>
+      </w:pPr>
+      <w:r>
+        <w:rPr>
+          <w:lang w:val="en-US"/>
+        </w:rPr>
+        <w:t xml:space="preserve">                </w:t>
+      </w:r>
+      <w:proofErr w:type="gramStart"/>
+      <w:r>
+        <w:rPr>
+          <w:lang w:val="en-US"/>
+        </w:rPr>
+        <w:t>console.log(</w:t>
+      </w:r>
+      <w:proofErr w:type="gramEnd"/>
+      <w:r>
+        <w:rPr>
+          <w:lang w:val="en-US"/>
+        </w:rPr>
+        <w:t>`Epoch ${epoch + 1}: loss = ${</w:t>
+      </w:r>
+      <w:proofErr w:type="spellStart"/>
+      <w:proofErr w:type="gramStart"/>
+      <w:r>
+        <w:rPr>
+          <w:lang w:val="en-US"/>
+        </w:rPr>
+        <w:t>logs.loss</w:t>
+      </w:r>
+      <w:proofErr w:type="gramEnd"/>
+      <w:r>
+        <w:rPr>
+          <w:lang w:val="en-US"/>
+        </w:rPr>
+        <w:t>.</w:t>
+      </w:r>
+      <w:proofErr w:type="gramStart"/>
+      <w:r>
+        <w:rPr>
+          <w:lang w:val="en-US"/>
+        </w:rPr>
+        <w:t>toFixed</w:t>
+      </w:r>
+      <w:proofErr w:type="spellEnd"/>
+      <w:r>
+        <w:rPr>
+          <w:lang w:val="en-US"/>
+        </w:rPr>
+        <w:t>(</w:t>
+      </w:r>
+      <w:proofErr w:type="gramEnd"/>
+      <w:r>
+        <w:rPr>
+          <w:lang w:val="en-US"/>
+        </w:rPr>
+        <w:t xml:space="preserve">4)}, </w:t>
+      </w:r>
+    </w:p>
+    <w:p>
+      <w:pPr>
+        <w:pStyle w:val="af"/>
+        <w:rPr>
+          <w:lang w:val="en-US"/>
+        </w:rPr>
+      </w:pPr>
+      <w:r>
+        <w:rPr>
+          <w:lang w:val="en-US"/>
+        </w:rPr>
+        <w:t>                            accuracy = ${</w:t>
+      </w:r>
+      <w:proofErr w:type="spellStart"/>
+      <w:proofErr w:type="gramStart"/>
+      <w:r>
+        <w:rPr>
+          <w:lang w:val="en-US"/>
+        </w:rPr>
+        <w:t>logs.acc.toFixed</w:t>
+      </w:r>
+      <w:proofErr w:type="spellEnd"/>
+      <w:proofErr w:type="gramEnd"/>
+      <w:r>
+        <w:rPr>
+          <w:lang w:val="en-US"/>
+        </w:rPr>
+        <w:t>(4</w:t>
+      </w:r>
+      <w:proofErr w:type="gramStart"/>
+      <w:r>
+        <w:rPr>
+          <w:lang w:val="en-US"/>
+        </w:rPr>
+        <w:t>)}`</w:t>
+      </w:r>
+      <w:proofErr w:type="gramEnd"/>
+      <w:r>
+        <w:rPr>
+          <w:lang w:val="en-US"/>
+        </w:rPr>
+        <w:t>);</w:t>
       </w:r>
     </w:p>
     <w:p>
@@ -1909,7 +2813,30 @@
         <w:rPr>
           <w:lang w:val="en-US"/>
         </w:rPr>
-        <w:t>    await model.save('file://</w:t>
+        <w:t xml:space="preserve">    await </w:t>
+      </w:r>
+      <w:proofErr w:type="spellStart"/>
+      <w:proofErr w:type="gramStart"/>
+      <w:r>
+        <w:rPr>
+          <w:lang w:val="en-US"/>
+        </w:rPr>
+        <w:t>model.save</w:t>
+      </w:r>
+      <w:proofErr w:type="spellEnd"/>
+      <w:proofErr w:type="gramEnd"/>
+      <w:r>
+        <w:rPr>
+          <w:lang w:val="en-US"/>
+        </w:rPr>
+        <w:t>('file:/</w:t>
+      </w:r>
+      <w:proofErr w:type="gramStart"/>
+      <w:r>
+        <w:rPr>
+          <w:lang w:val="en-US"/>
+        </w:rPr>
+        <w:t>/</w:t>
       </w:r>
       <w:r>
         <w:rPr>
@@ -1917,7 +2844,26 @@
           <w:iCs/>
           <w:lang w:val="en-US"/>
         </w:rPr>
-        <w:t>./mnist-model</w:t>
+        <w:t>./</w:t>
+      </w:r>
+      <w:proofErr w:type="spellStart"/>
+      <w:proofErr w:type="gramEnd"/>
+      <w:r>
+        <w:rPr>
+          <w:i/>
+          <w:iCs/>
+          <w:lang w:val="en-US"/>
+        </w:rPr>
+        <w:t>mnist</w:t>
+      </w:r>
+      <w:proofErr w:type="spellEnd"/>
+      <w:r>
+        <w:rPr>
+          <w:i/>
+          <w:iCs/>
+          <w:lang w:val="en-US"/>
+        </w:rPr>
+        <w:t>-model</w:t>
       </w:r>
       <w:r>
         <w:rPr>
@@ -1943,76 +2889,86 @@
         <w:t>классическая полносвязная</w:t>
       </w:r>
       <w:r>
+        <w:t xml:space="preserve"> </w:t>
+      </w:r>
+      <w:r>
+        <w:t>нейронная сеть</w:t>
+      </w:r>
+      <w:r>
+        <w:t>,</w:t>
+      </w:r>
+      <w:r>
+        <w:t xml:space="preserve"> </w:t>
+      </w:r>
+      <w:r>
+        <w:t>к</w:t>
+      </w:r>
+      <w:r>
+        <w:t xml:space="preserve">аждый нейрон </w:t>
+      </w:r>
+      <w:r>
+        <w:t xml:space="preserve">которой </w:t>
+      </w:r>
+      <w:r>
+        <w:t xml:space="preserve">соединён со всеми входами предыдущего слоя. </w:t>
+      </w:r>
+      <w:r>
+        <w:t xml:space="preserve">Она имеет два скрытых слоя </w:t>
+      </w:r>
+      <w:proofErr w:type="spellStart"/>
+      <w:r>
+        <w:rPr>
+          <w:lang w:val="en-US"/>
+        </w:rPr>
+        <w:t>Relu</w:t>
+      </w:r>
+      <w:proofErr w:type="spellEnd"/>
+      <w:r>
+        <w:t xml:space="preserve"> 128</w:t>
+      </w:r>
+      <w:r>
+        <w:t>/</w:t>
+      </w:r>
+      <w:r>
+        <w:t xml:space="preserve">64 </w:t>
+      </w:r>
+      <w:r>
+        <w:t>и</w:t>
+      </w:r>
+      <w:r>
+        <w:t xml:space="preserve"> </w:t>
+      </w:r>
+      <w:r>
+        <w:t xml:space="preserve">выходной слой </w:t>
+      </w:r>
+      <w:proofErr w:type="spellStart"/>
+      <w:r>
+        <w:rPr>
+          <w:lang w:val="en-US"/>
+        </w:rPr>
+        <w:t>Softmax</w:t>
+      </w:r>
+      <w:proofErr w:type="spellEnd"/>
+      <w:r>
         <w:t xml:space="preserve"> (</w:t>
       </w:r>
       <w:r>
-        <w:rPr>
-          <w:lang w:val="en-US"/>
-        </w:rPr>
-        <w:t>Dense</w:t>
-      </w:r>
-      <w:r>
-        <w:t>) нейронная сеть</w:t>
-      </w:r>
-      <w:r>
-        <w:t>,</w:t>
+        <w:t xml:space="preserve">вероятности по </w:t>
+      </w:r>
+      <w:r>
+        <w:t xml:space="preserve">10 </w:t>
+      </w:r>
+      <w:r>
+        <w:t>классам).</w:t>
+      </w:r>
+      <w:r>
+        <w:t xml:space="preserve"> На вход подаётся строка</w:t>
       </w:r>
       <w:r>
         <w:t xml:space="preserve"> </w:t>
       </w:r>
       <w:r>
-        <w:t>к</w:t>
-      </w:r>
-      <w:r>
-        <w:t xml:space="preserve">аждый нейрон </w:t>
-      </w:r>
-      <w:r>
-        <w:t xml:space="preserve">которой </w:t>
-      </w:r>
-      <w:r>
-        <w:t xml:space="preserve">соединён со всеми входами предыдущего слоя. </w:t>
-      </w:r>
-      <w:r>
-        <w:t xml:space="preserve">Она имеет два скрытых слоя </w:t>
-      </w:r>
-      <w:r>
-        <w:rPr>
-          <w:lang w:val="en-US"/>
-        </w:rPr>
-        <w:t>Relu</w:t>
-      </w:r>
-      <w:r>
-        <w:t xml:space="preserve"> 128</w:t>
-      </w:r>
-      <w:r>
-        <w:t>/</w:t>
-      </w:r>
-      <w:r>
-        <w:t xml:space="preserve">64 </w:t>
-      </w:r>
-      <w:r>
-        <w:t xml:space="preserve">и выходной слой </w:t>
-      </w:r>
-      <w:r>
-        <w:rPr>
-          <w:lang w:val="en-US"/>
-        </w:rPr>
-        <w:t>Softmax</w:t>
-      </w:r>
-      <w:r>
-        <w:t xml:space="preserve"> (</w:t>
-      </w:r>
-      <w:r>
-        <w:t xml:space="preserve">вероятности по </w:t>
-      </w:r>
-      <w:r>
-        <w:t xml:space="preserve">10 </w:t>
-      </w:r>
-      <w:r>
-        <w:t>классам).</w:t>
-      </w:r>
-      <w:r>
-        <w:t xml:space="preserve"> На вход подаётся строка из 784 признаков (пиксели изображения 28</w:t>
+        <w:t>из 784 признаков (пиксели изображения 28</w:t>
       </w:r>
       <w:r>
         <w:t>*</w:t>
@@ -2032,15 +2988,28 @@
         <w:t xml:space="preserve"> </w:t>
       </w:r>
       <w:r>
-        <w:t xml:space="preserve">помощью команды </w:t>
-      </w:r>
+        <w:t>помощью команды</w:t>
+      </w:r>
+      <w:r>
+        <w:t xml:space="preserve"> </w:t>
+      </w:r>
+      <w:proofErr w:type="spellStart"/>
       <w:r>
         <w:rPr>
           <w:rFonts w:ascii="Courier New" w:hAnsi="Courier New" w:cs="Courier New"/>
           <w:sz w:val="24"/>
           <w:szCs w:val="20"/>
         </w:rPr>
-        <w:t>node train.js</w:t>
+        <w:t>node</w:t>
+      </w:r>
+      <w:proofErr w:type="spellEnd"/>
+      <w:r>
+        <w:rPr>
+          <w:rFonts w:ascii="Courier New" w:hAnsi="Courier New" w:cs="Courier New"/>
+          <w:sz w:val="24"/>
+          <w:szCs w:val="20"/>
+        </w:rPr>
+        <w:t xml:space="preserve"> train.js</w:t>
       </w:r>
       <w:r>
         <w:rPr>
@@ -2124,12 +3093,7 @@
         <w:t>Рисунок 3.1 – Обучение модели</w:t>
       </w:r>
     </w:p>
-    <w:p>
-      <w:pPr>
-        <w:ind w:firstLine="0"/>
-        <w:jc w:val="center"/>
-      </w:pPr>
-    </w:p>
+    <w:p/>
     <w:p>
       <w:r>
         <w:lastRenderedPageBreak/>
@@ -2144,12 +3108,14 @@
       <w:r>
         <w:t>.</w:t>
       </w:r>
+      <w:proofErr w:type="spellStart"/>
       <w:r>
         <w:rPr>
           <w:lang w:val="en-US"/>
         </w:rPr>
         <w:t>js</w:t>
       </w:r>
+      <w:proofErr w:type="spellEnd"/>
       <w:r>
         <w:t xml:space="preserve"> (</w:t>
       </w:r>
@@ -2231,49 +3197,155 @@
         <w:rPr>
           <w:lang w:val="en-US"/>
         </w:rPr>
-        <w:t>const tf = require('@tensorflow/tfjs-node');</w:t>
-      </w:r>
-    </w:p>
-    <w:p>
-      <w:pPr>
-        <w:pStyle w:val="af"/>
-        <w:rPr>
-          <w:lang w:val="en-US"/>
-        </w:rPr>
-      </w:pPr>
-      <w:r>
-        <w:rPr>
-          <w:lang w:val="en-US"/>
-        </w:rPr>
-        <w:t>const mnist = require('mnist');</w:t>
-      </w:r>
-    </w:p>
-    <w:p>
-      <w:pPr>
-        <w:pStyle w:val="af"/>
-        <w:rPr>
-          <w:lang w:val="en-US"/>
-        </w:rPr>
-      </w:pPr>
-      <w:r>
-        <w:rPr>
-          <w:lang w:val="en-US"/>
-        </w:rPr>
-        <w:t>const fs = require('fs');</w:t>
-      </w:r>
-    </w:p>
-    <w:p>
-      <w:pPr>
-        <w:pStyle w:val="af"/>
-        <w:rPr>
-          <w:lang w:val="en-US"/>
-        </w:rPr>
-      </w:pPr>
-      <w:r>
-        <w:rPr>
-          <w:lang w:val="en-US"/>
-        </w:rPr>
-        <w:t>const { createCanvas } = require('canvas');</w:t>
+        <w:t xml:space="preserve">const </w:t>
+      </w:r>
+      <w:proofErr w:type="spellStart"/>
+      <w:r>
+        <w:rPr>
+          <w:lang w:val="en-US"/>
+        </w:rPr>
+        <w:t>tf</w:t>
+      </w:r>
+      <w:proofErr w:type="spellEnd"/>
+      <w:r>
+        <w:rPr>
+          <w:lang w:val="en-US"/>
+        </w:rPr>
+        <w:t xml:space="preserve"> = require('@</w:t>
+      </w:r>
+      <w:proofErr w:type="spellStart"/>
+      <w:r>
+        <w:rPr>
+          <w:lang w:val="en-US"/>
+        </w:rPr>
+        <w:t>tensorflow</w:t>
+      </w:r>
+      <w:proofErr w:type="spellEnd"/>
+      <w:r>
+        <w:rPr>
+          <w:lang w:val="en-US"/>
+        </w:rPr>
+        <w:t>/</w:t>
+      </w:r>
+      <w:proofErr w:type="spellStart"/>
+      <w:r>
+        <w:rPr>
+          <w:lang w:val="en-US"/>
+        </w:rPr>
+        <w:t>tfjs</w:t>
+      </w:r>
+      <w:proofErr w:type="spellEnd"/>
+      <w:r>
+        <w:rPr>
+          <w:lang w:val="en-US"/>
+        </w:rPr>
+        <w:t>-node');</w:t>
+      </w:r>
+    </w:p>
+    <w:p>
+      <w:pPr>
+        <w:pStyle w:val="af"/>
+        <w:rPr>
+          <w:lang w:val="en-US"/>
+        </w:rPr>
+      </w:pPr>
+      <w:r>
+        <w:rPr>
+          <w:lang w:val="en-US"/>
+        </w:rPr>
+        <w:t xml:space="preserve">const </w:t>
+      </w:r>
+      <w:proofErr w:type="spellStart"/>
+      <w:r>
+        <w:rPr>
+          <w:lang w:val="en-US"/>
+        </w:rPr>
+        <w:t>mnist</w:t>
+      </w:r>
+      <w:proofErr w:type="spellEnd"/>
+      <w:r>
+        <w:rPr>
+          <w:lang w:val="en-US"/>
+        </w:rPr>
+        <w:t xml:space="preserve"> = require('</w:t>
+      </w:r>
+      <w:proofErr w:type="spellStart"/>
+      <w:r>
+        <w:rPr>
+          <w:lang w:val="en-US"/>
+        </w:rPr>
+        <w:t>mnist</w:t>
+      </w:r>
+      <w:proofErr w:type="spellEnd"/>
+      <w:r>
+        <w:rPr>
+          <w:lang w:val="en-US"/>
+        </w:rPr>
+        <w:t>');</w:t>
+      </w:r>
+    </w:p>
+    <w:p>
+      <w:pPr>
+        <w:pStyle w:val="af"/>
+        <w:rPr>
+          <w:lang w:val="en-US"/>
+        </w:rPr>
+      </w:pPr>
+      <w:r>
+        <w:rPr>
+          <w:lang w:val="en-US"/>
+        </w:rPr>
+        <w:t>const fs = require('</w:t>
+      </w:r>
+      <w:proofErr w:type="spellStart"/>
+      <w:r>
+        <w:rPr>
+          <w:lang w:val="en-US"/>
+        </w:rPr>
+        <w:t>fs'</w:t>
+      </w:r>
+      <w:proofErr w:type="spellEnd"/>
+      <w:r>
+        <w:rPr>
+          <w:lang w:val="en-US"/>
+        </w:rPr>
+        <w:t>);</w:t>
+      </w:r>
+    </w:p>
+    <w:p>
+      <w:pPr>
+        <w:pStyle w:val="af"/>
+        <w:rPr>
+          <w:lang w:val="en-US"/>
+        </w:rPr>
+      </w:pPr>
+      <w:r>
+        <w:rPr>
+          <w:lang w:val="en-US"/>
+        </w:rPr>
+        <w:t xml:space="preserve">const </w:t>
+      </w:r>
+      <w:proofErr w:type="gramStart"/>
+      <w:r>
+        <w:rPr>
+          <w:lang w:val="en-US"/>
+        </w:rPr>
+        <w:t xml:space="preserve">{ </w:t>
+      </w:r>
+      <w:proofErr w:type="spellStart"/>
+      <w:r>
+        <w:rPr>
+          <w:lang w:val="en-US"/>
+        </w:rPr>
+        <w:t>createCanvas</w:t>
+      </w:r>
+      <w:proofErr w:type="spellEnd"/>
+      <w:proofErr w:type="gramEnd"/>
+      <w:r>
+        <w:rPr>
+          <w:lang w:val="en-US"/>
+        </w:rPr>
+        <w:t xml:space="preserve"> } = require('canvas');</w:t>
       </w:r>
     </w:p>
     <w:p>
@@ -2345,6 +3417,8 @@
         </w:rPr>
         <w:t xml:space="preserve">const set = </w:t>
       </w:r>
+      <w:proofErr w:type="spellStart"/>
+      <w:proofErr w:type="gramStart"/>
       <w:r>
         <w:rPr>
           <w:b/>
@@ -2352,223 +3426,9 @@
           <w:u w:val="single"/>
           <w:lang w:val="en-US"/>
         </w:rPr>
-        <w:t>mnist.set(0, 10)</w:t>
-      </w:r>
-      <w:r>
-        <w:rPr>
-          <w:lang w:val="en-US"/>
-        </w:rPr>
-        <w:t>;</w:t>
-      </w:r>
-    </w:p>
-    <w:p>
-      <w:pPr>
-        <w:pStyle w:val="af"/>
-        <w:rPr>
-          <w:lang w:val="en-US"/>
-        </w:rPr>
-      </w:pPr>
-      <w:r>
-        <w:rPr>
-          <w:lang w:val="en-US"/>
-        </w:rPr>
-        <w:t>const testSet = set.test;</w:t>
-      </w:r>
-    </w:p>
-    <w:p>
-      <w:pPr>
-        <w:pStyle w:val="af"/>
-        <w:rPr>
-          <w:lang w:val="en-US"/>
-        </w:rPr>
-      </w:pPr>
-    </w:p>
-    <w:p>
-      <w:pPr>
-        <w:pStyle w:val="af"/>
-        <w:rPr>
-          <w:b/>
-          <w:bCs/>
-          <w:lang w:val="en-US"/>
-        </w:rPr>
-      </w:pPr>
-      <w:r>
-        <w:rPr>
-          <w:b/>
-          <w:bCs/>
-          <w:lang w:val="en-US"/>
-        </w:rPr>
-        <w:t xml:space="preserve">// </w:t>
-      </w:r>
-      <w:r>
-        <w:rPr>
-          <w:b/>
-          <w:bCs/>
-        </w:rPr>
-        <w:t>Подготовка</w:t>
-      </w:r>
-      <w:r>
-        <w:rPr>
-          <w:b/>
-          <w:bCs/>
-          <w:lang w:val="en-US"/>
-        </w:rPr>
-        <w:t xml:space="preserve"> </w:t>
-      </w:r>
-      <w:r>
-        <w:rPr>
-          <w:b/>
-          <w:bCs/>
-        </w:rPr>
-        <w:t>данных</w:t>
-      </w:r>
-    </w:p>
-    <w:p>
-      <w:pPr>
-        <w:pStyle w:val="af"/>
-        <w:rPr>
-          <w:lang w:val="en-US"/>
-        </w:rPr>
-      </w:pPr>
-      <w:r>
-        <w:rPr>
-          <w:lang w:val="en-US"/>
-        </w:rPr>
-        <w:t>const prepareData = (data) =&gt; {</w:t>
-      </w:r>
-    </w:p>
-    <w:p>
-      <w:pPr>
-        <w:pStyle w:val="af"/>
-        <w:rPr>
-          <w:lang w:val="en-US"/>
-        </w:rPr>
-      </w:pPr>
-      <w:r>
-        <w:rPr>
-          <w:lang w:val="en-US"/>
-        </w:rPr>
-        <w:t xml:space="preserve">    const images = data.map(item =&gt; item.input);</w:t>
-      </w:r>
-    </w:p>
-    <w:p>
-      <w:pPr>
-        <w:pStyle w:val="af"/>
-        <w:rPr>
-          <w:lang w:val="en-US"/>
-        </w:rPr>
-      </w:pPr>
-      <w:r>
-        <w:rPr>
-          <w:lang w:val="en-US"/>
-        </w:rPr>
-        <w:t xml:space="preserve">    return tf.tensor2d(images, [images.length, 784]);</w:t>
-      </w:r>
-    </w:p>
-    <w:p>
-      <w:pPr>
-        <w:pStyle w:val="af"/>
-        <w:rPr>
-          <w:lang w:val="en-US"/>
-        </w:rPr>
-      </w:pPr>
-      <w:r>
-        <w:rPr>
-          <w:lang w:val="en-US"/>
-        </w:rPr>
-        <w:t>};</w:t>
-      </w:r>
-    </w:p>
-    <w:p>
-      <w:pPr>
-        <w:pStyle w:val="af"/>
-        <w:rPr>
-          <w:lang w:val="en-US"/>
-        </w:rPr>
-      </w:pPr>
-    </w:p>
-    <w:p>
-      <w:pPr>
-        <w:pStyle w:val="af"/>
-        <w:rPr>
-          <w:b/>
-          <w:bCs/>
-          <w:lang w:val="en-US"/>
-        </w:rPr>
-      </w:pPr>
-      <w:r>
-        <w:rPr>
-          <w:b/>
-          <w:bCs/>
-          <w:lang w:val="en-US"/>
-        </w:rPr>
-        <w:t xml:space="preserve">// </w:t>
-      </w:r>
-      <w:r>
-        <w:rPr>
-          <w:b/>
-          <w:bCs/>
-        </w:rPr>
-        <w:t>Загрузка</w:t>
-      </w:r>
-      <w:r>
-        <w:rPr>
-          <w:b/>
-          <w:bCs/>
-          <w:lang w:val="en-US"/>
-        </w:rPr>
-        <w:t xml:space="preserve"> </w:t>
-      </w:r>
-      <w:r>
-        <w:rPr>
-          <w:b/>
-          <w:bCs/>
-        </w:rPr>
-        <w:t>и</w:t>
-      </w:r>
-      <w:r>
-        <w:rPr>
-          <w:b/>
-          <w:bCs/>
-          <w:lang w:val="en-US"/>
-        </w:rPr>
-        <w:t xml:space="preserve"> </w:t>
-      </w:r>
-      <w:r>
-        <w:rPr>
-          <w:b/>
-          <w:bCs/>
-        </w:rPr>
-        <w:t>предсказание</w:t>
-      </w:r>
-    </w:p>
-    <w:p>
-      <w:pPr>
-        <w:pStyle w:val="af"/>
-        <w:rPr>
-          <w:lang w:val="en-US"/>
-        </w:rPr>
-      </w:pPr>
-      <w:r>
-        <w:rPr>
-          <w:lang w:val="en-US"/>
-        </w:rPr>
-        <w:t>(async () =&gt; {</w:t>
-      </w:r>
-    </w:p>
-    <w:p>
-      <w:pPr>
-        <w:pStyle w:val="af"/>
-        <w:rPr>
-          <w:lang w:val="en-US"/>
-        </w:rPr>
-      </w:pPr>
-      <w:r>
-        <w:rPr>
-          <w:lang w:val="en-US"/>
-        </w:rPr>
-        <w:t xml:space="preserve">    const model = await tf.</w:t>
-      </w:r>
+        <w:t>mnist.set</w:t>
+      </w:r>
+      <w:proofErr w:type="spellEnd"/>
       <w:r>
         <w:rPr>
           <w:b/>
@@ -2576,391 +3436,9 @@
           <w:u w:val="single"/>
           <w:lang w:val="en-US"/>
         </w:rPr>
-        <w:t>loadLayersModel</w:t>
-      </w:r>
-      <w:r>
-        <w:rPr>
-          <w:lang w:val="en-US"/>
-        </w:rPr>
-        <w:t>('file://./</w:t>
-      </w:r>
-      <w:r>
-        <w:rPr>
-          <w:i/>
-          <w:iCs/>
-          <w:lang w:val="en-US"/>
-        </w:rPr>
-        <w:t>mnist-model/model.json</w:t>
-      </w:r>
-      <w:r>
-        <w:rPr>
-          <w:lang w:val="en-US"/>
-        </w:rPr>
-        <w:t>');</w:t>
-      </w:r>
-    </w:p>
-    <w:p>
-      <w:pPr>
-        <w:pStyle w:val="af"/>
-        <w:rPr>
-          <w:lang w:val="en-US"/>
-        </w:rPr>
-      </w:pPr>
-      <w:r>
-        <w:rPr>
-          <w:lang w:val="en-US"/>
-        </w:rPr>
-        <w:t xml:space="preserve">    const testImages = prepareData(testSet);</w:t>
-      </w:r>
-    </w:p>
-    <w:p>
-      <w:pPr>
-        <w:pStyle w:val="af"/>
-        <w:rPr>
-          <w:lang w:val="en-US"/>
-        </w:rPr>
-      </w:pPr>
-      <w:r>
-        <w:rPr>
-          <w:lang w:val="en-US"/>
-        </w:rPr>
-        <w:t xml:space="preserve">    const predictions = model.predict(testImages).argMax(-1).arraySync();</w:t>
-      </w:r>
-    </w:p>
-    <w:p>
-      <w:pPr>
-        <w:pStyle w:val="af"/>
-        <w:rPr>
-          <w:lang w:val="en-US"/>
-        </w:rPr>
-      </w:pPr>
-    </w:p>
-    <w:p>
-      <w:pPr>
-        <w:pStyle w:val="af"/>
-        <w:rPr>
-          <w:b/>
-          <w:bCs/>
-        </w:rPr>
-      </w:pPr>
-      <w:r>
-        <w:rPr>
-          <w:lang w:val="en-US"/>
-        </w:rPr>
-        <w:t xml:space="preserve">    </w:t>
-      </w:r>
-      <w:r>
-        <w:rPr>
-          <w:b/>
-          <w:bCs/>
-        </w:rPr>
-        <w:t>// Визуализация результатов</w:t>
-      </w:r>
-    </w:p>
-    <w:p>
-      <w:pPr>
-        <w:pStyle w:val="af"/>
-        <w:rPr>
-          <w:lang w:val="en-US"/>
-        </w:rPr>
-      </w:pPr>
-      <w:r>
-        <w:t xml:space="preserve">    </w:t>
-      </w:r>
-      <w:r>
-        <w:rPr>
-          <w:lang w:val="en-US"/>
-        </w:rPr>
-        <w:t>const</w:t>
-      </w:r>
-      <w:r>
-        <w:rPr>
-          <w:lang w:val="en-US"/>
-        </w:rPr>
-        <w:t xml:space="preserve"> </w:t>
-      </w:r>
-      <w:r>
-        <w:rPr>
-          <w:lang w:val="en-US"/>
-        </w:rPr>
-        <w:t>canvas</w:t>
-      </w:r>
-      <w:r>
-        <w:rPr>
-          <w:lang w:val="en-US"/>
-        </w:rPr>
-        <w:t xml:space="preserve"> = </w:t>
-      </w:r>
-      <w:r>
-        <w:rPr>
-          <w:lang w:val="en-US"/>
-        </w:rPr>
-        <w:t>createCanvas</w:t>
-      </w:r>
-      <w:r>
-        <w:rPr>
-          <w:lang w:val="en-US"/>
-        </w:rPr>
-        <w:t>(280, 280);</w:t>
-      </w:r>
-    </w:p>
-    <w:p>
-      <w:pPr>
-        <w:pStyle w:val="af"/>
-        <w:rPr>
-          <w:lang w:val="en-US"/>
-        </w:rPr>
-      </w:pPr>
-      <w:r>
-        <w:rPr>
-          <w:lang w:val="en-US"/>
-        </w:rPr>
-        <w:t xml:space="preserve">    </w:t>
-      </w:r>
-      <w:r>
-        <w:rPr>
-          <w:lang w:val="en-US"/>
-        </w:rPr>
-        <w:t>const ctx = canvas.getContext('2d');</w:t>
-      </w:r>
-    </w:p>
-    <w:p>
-      <w:pPr>
-        <w:pStyle w:val="af"/>
-        <w:rPr>
-          <w:lang w:val="en-US"/>
-        </w:rPr>
-      </w:pPr>
-      <w:r>
-        <w:rPr>
-          <w:lang w:val="en-US"/>
-        </w:rPr>
-        <w:t xml:space="preserve">    for (let i = 0; i &lt; 10; i++) {</w:t>
-      </w:r>
-    </w:p>
-    <w:p>
-      <w:pPr>
-        <w:pStyle w:val="af"/>
-        <w:rPr>
-          <w:lang w:val="en-US"/>
-        </w:rPr>
-      </w:pPr>
-      <w:r>
-        <w:rPr>
-          <w:lang w:val="en-US"/>
-        </w:rPr>
-        <w:t xml:space="preserve">        const imageData = tf.tensor2d(testSet[i].input, [28, 28]).mul(255).toInt().arraySync();</w:t>
-      </w:r>
-    </w:p>
-    <w:p>
-      <w:pPr>
-        <w:pStyle w:val="af"/>
-        <w:rPr>
-          <w:lang w:val="en-US"/>
-        </w:rPr>
-      </w:pPr>
-      <w:r>
-        <w:rPr>
-          <w:lang w:val="en-US"/>
-        </w:rPr>
-        <w:t xml:space="preserve">        const predictedLabel = predictions[i];</w:t>
-      </w:r>
-    </w:p>
-    <w:p>
-      <w:pPr>
-        <w:pStyle w:val="af"/>
-        <w:rPr>
-          <w:lang w:val="en-US"/>
-        </w:rPr>
-      </w:pPr>
-      <w:r>
-        <w:rPr>
-          <w:lang w:val="en-US"/>
-        </w:rPr>
-        <w:t xml:space="preserve">        const trueLabel = testSet[i].output.indexOf(1);</w:t>
-      </w:r>
-    </w:p>
-    <w:p>
-      <w:pPr>
-        <w:pStyle w:val="af"/>
-        <w:rPr>
-          <w:lang w:val="en-US"/>
-        </w:rPr>
-      </w:pPr>
-      <w:r>
-        <w:rPr>
-          <w:lang w:val="en-US"/>
-        </w:rPr>
-        <w:t xml:space="preserve">        ctx.clearRect(0, 0, 280, 280);</w:t>
-      </w:r>
-    </w:p>
-    <w:p>
-      <w:pPr>
-        <w:pStyle w:val="af"/>
-        <w:rPr>
-          <w:lang w:val="en-US"/>
-        </w:rPr>
-      </w:pPr>
-      <w:r>
-        <w:rPr>
-          <w:lang w:val="en-US"/>
-        </w:rPr>
-        <w:t xml:space="preserve">        for (let y = 0; y &lt; 28; y++) {</w:t>
-      </w:r>
-    </w:p>
-    <w:p>
-      <w:pPr>
-        <w:pStyle w:val="af"/>
-        <w:rPr>
-          <w:lang w:val="en-US"/>
-        </w:rPr>
-      </w:pPr>
-      <w:r>
-        <w:rPr>
-          <w:lang w:val="en-US"/>
-        </w:rPr>
-        <w:t xml:space="preserve">            for (let x = 0; x &lt; 28; x++) {</w:t>
-      </w:r>
-    </w:p>
-    <w:p>
-      <w:pPr>
-        <w:pStyle w:val="af"/>
-        <w:rPr>
-          <w:lang w:val="en-US"/>
-        </w:rPr>
-      </w:pPr>
-      <w:r>
-        <w:rPr>
-          <w:lang w:val="en-US"/>
-        </w:rPr>
-        <w:t xml:space="preserve">                const color = imageData[y][x];</w:t>
-      </w:r>
-    </w:p>
-    <w:p>
-      <w:pPr>
-        <w:pStyle w:val="af"/>
-        <w:rPr>
-          <w:lang w:val="en-US"/>
-        </w:rPr>
-      </w:pPr>
-      <w:r>
-        <w:rPr>
-          <w:lang w:val="en-US"/>
-        </w:rPr>
-        <w:t xml:space="preserve">                ctx.fillStyle = `rgb(${color}, ${color}, ${color})`;</w:t>
-      </w:r>
-    </w:p>
-    <w:p>
-      <w:pPr>
-        <w:pStyle w:val="af"/>
-        <w:rPr>
-          <w:lang w:val="en-US"/>
-        </w:rPr>
-      </w:pPr>
-      <w:r>
-        <w:rPr>
-          <w:lang w:val="en-US"/>
-        </w:rPr>
-        <w:t xml:space="preserve">                ctx.fillRect(x * 10, y * 10, 10, 10);</w:t>
-      </w:r>
-    </w:p>
-    <w:p>
-      <w:pPr>
-        <w:pStyle w:val="af"/>
-        <w:rPr>
-          <w:lang w:val="en-US"/>
-        </w:rPr>
-      </w:pPr>
-      <w:r>
-        <w:rPr>
-          <w:lang w:val="en-US"/>
-        </w:rPr>
-        <w:t xml:space="preserve">            }</w:t>
-      </w:r>
-    </w:p>
-    <w:p>
-      <w:pPr>
-        <w:pStyle w:val="af"/>
-        <w:rPr>
-          <w:lang w:val="en-US"/>
-        </w:rPr>
-      </w:pPr>
-      <w:r>
-        <w:rPr>
-          <w:lang w:val="en-US"/>
-        </w:rPr>
-        <w:t xml:space="preserve">        }</w:t>
-      </w:r>
-    </w:p>
-    <w:p>
-      <w:pPr>
-        <w:pStyle w:val="af"/>
-        <w:rPr>
-          <w:lang w:val="en-US"/>
-        </w:rPr>
-      </w:pPr>
-      <w:r>
-        <w:rPr>
-          <w:lang w:val="en-US"/>
-        </w:rPr>
-        <w:t xml:space="preserve">        ctx.fillStyle = 'red';</w:t>
-      </w:r>
-    </w:p>
-    <w:p>
-      <w:pPr>
-        <w:pStyle w:val="af"/>
-        <w:rPr>
-          <w:lang w:val="en-US"/>
-        </w:rPr>
-      </w:pPr>
-      <w:r>
-        <w:rPr>
-          <w:lang w:val="en-US"/>
-        </w:rPr>
-        <w:t xml:space="preserve">        ctx.font = '20px Arial';</w:t>
-      </w:r>
-    </w:p>
-    <w:p>
-      <w:pPr>
-        <w:pStyle w:val="af"/>
-        <w:rPr>
-          <w:lang w:val="en-US"/>
-        </w:rPr>
-      </w:pPr>
-      <w:r>
-        <w:rPr>
-          <w:lang w:val="en-US"/>
-        </w:rPr>
-        <w:t xml:space="preserve">        ctx.fillText(`Predicted: ${predictedLabel}`, 10, 260);</w:t>
-      </w:r>
-    </w:p>
-    <w:p>
-      <w:pPr>
-        <w:pStyle w:val="af"/>
-        <w:rPr>
-          <w:lang w:val="en-US"/>
-        </w:rPr>
-      </w:pPr>
-      <w:r>
-        <w:rPr>
-          <w:lang w:val="en-US"/>
-        </w:rPr>
-        <w:t xml:space="preserve">        ctx.fillText(`True: ${trueLabel}`, 150, 260);</w:t>
-      </w:r>
-    </w:p>
-    <w:p>
-      <w:pPr>
-        <w:pStyle w:val="af"/>
-        <w:rPr>
-          <w:lang w:val="en-US"/>
-        </w:rPr>
-      </w:pPr>
-      <w:r>
-        <w:rPr>
-          <w:lang w:val="en-US"/>
-        </w:rPr>
-        <w:t xml:space="preserve">        fs.</w:t>
-      </w:r>
+        <w:t>(</w:t>
+      </w:r>
+      <w:proofErr w:type="gramEnd"/>
       <w:r>
         <w:rPr>
           <w:b/>
@@ -2968,27 +3446,1455 @@
           <w:u w:val="single"/>
           <w:lang w:val="en-US"/>
         </w:rPr>
-        <w:t>writeFileSync</w:t>
-      </w:r>
-      <w:r>
-        <w:rPr>
-          <w:lang w:val="en-US"/>
-        </w:rPr>
-        <w:t>(`</w:t>
-      </w:r>
+        <w:t>0, 10)</w:t>
+      </w:r>
+      <w:r>
+        <w:rPr>
+          <w:lang w:val="en-US"/>
+        </w:rPr>
+        <w:t>;</w:t>
+      </w:r>
+    </w:p>
+    <w:p>
+      <w:pPr>
+        <w:pStyle w:val="af"/>
+        <w:rPr>
+          <w:lang w:val="en-US"/>
+        </w:rPr>
+      </w:pPr>
+      <w:r>
+        <w:rPr>
+          <w:lang w:val="en-US"/>
+        </w:rPr>
+        <w:t xml:space="preserve">const </w:t>
+      </w:r>
+      <w:proofErr w:type="spellStart"/>
+      <w:r>
+        <w:rPr>
+          <w:lang w:val="en-US"/>
+        </w:rPr>
+        <w:t>testSet</w:t>
+      </w:r>
+      <w:proofErr w:type="spellEnd"/>
+      <w:r>
+        <w:rPr>
+          <w:lang w:val="en-US"/>
+        </w:rPr>
+        <w:t xml:space="preserve"> = </w:t>
+      </w:r>
+      <w:proofErr w:type="spellStart"/>
+      <w:r>
+        <w:rPr>
+          <w:lang w:val="en-US"/>
+        </w:rPr>
+        <w:t>set.test</w:t>
+      </w:r>
+      <w:proofErr w:type="spellEnd"/>
+      <w:r>
+        <w:rPr>
+          <w:lang w:val="en-US"/>
+        </w:rPr>
+        <w:t>;</w:t>
+      </w:r>
+    </w:p>
+    <w:p>
+      <w:pPr>
+        <w:pStyle w:val="af"/>
+        <w:rPr>
+          <w:lang w:val="en-US"/>
+        </w:rPr>
+      </w:pPr>
+    </w:p>
+    <w:p>
+      <w:pPr>
+        <w:pStyle w:val="af"/>
+        <w:rPr>
+          <w:b/>
+          <w:bCs/>
+          <w:lang w:val="en-US"/>
+        </w:rPr>
+      </w:pPr>
+      <w:r>
+        <w:rPr>
+          <w:b/>
+          <w:bCs/>
+          <w:lang w:val="en-US"/>
+        </w:rPr>
+        <w:t xml:space="preserve">// </w:t>
+      </w:r>
+      <w:r>
+        <w:rPr>
+          <w:b/>
+          <w:bCs/>
+        </w:rPr>
+        <w:t>Подготовка</w:t>
+      </w:r>
+      <w:r>
+        <w:rPr>
+          <w:b/>
+          <w:bCs/>
+          <w:lang w:val="en-US"/>
+        </w:rPr>
+        <w:t xml:space="preserve"> </w:t>
+      </w:r>
+      <w:r>
+        <w:rPr>
+          <w:b/>
+          <w:bCs/>
+        </w:rPr>
+        <w:t>данных</w:t>
+      </w:r>
+    </w:p>
+    <w:p>
+      <w:pPr>
+        <w:pStyle w:val="af"/>
+        <w:rPr>
+          <w:lang w:val="en-US"/>
+        </w:rPr>
+      </w:pPr>
+      <w:r>
+        <w:rPr>
+          <w:lang w:val="en-US"/>
+        </w:rPr>
+        <w:t xml:space="preserve">const </w:t>
+      </w:r>
+      <w:proofErr w:type="spellStart"/>
+      <w:r>
+        <w:rPr>
+          <w:lang w:val="en-US"/>
+        </w:rPr>
+        <w:t>prepareData</w:t>
+      </w:r>
+      <w:proofErr w:type="spellEnd"/>
+      <w:r>
+        <w:rPr>
+          <w:lang w:val="en-US"/>
+        </w:rPr>
+        <w:t xml:space="preserve"> = (data) =&gt; {</w:t>
+      </w:r>
+    </w:p>
+    <w:p>
+      <w:pPr>
+        <w:pStyle w:val="af"/>
+        <w:rPr>
+          <w:lang w:val="en-US"/>
+        </w:rPr>
+      </w:pPr>
+      <w:r>
+        <w:rPr>
+          <w:lang w:val="en-US"/>
+        </w:rPr>
+        <w:t xml:space="preserve">    const images = </w:t>
+      </w:r>
+      <w:proofErr w:type="spellStart"/>
+      <w:proofErr w:type="gramStart"/>
+      <w:r>
+        <w:rPr>
+          <w:lang w:val="en-US"/>
+        </w:rPr>
+        <w:t>data.map</w:t>
+      </w:r>
+      <w:proofErr w:type="spellEnd"/>
+      <w:r>
+        <w:rPr>
+          <w:lang w:val="en-US"/>
+        </w:rPr>
+        <w:t>(</w:t>
+      </w:r>
+      <w:proofErr w:type="gramEnd"/>
+      <w:r>
+        <w:rPr>
+          <w:lang w:val="en-US"/>
+        </w:rPr>
+        <w:t xml:space="preserve">item =&gt; </w:t>
+      </w:r>
+      <w:proofErr w:type="spellStart"/>
+      <w:proofErr w:type="gramStart"/>
+      <w:r>
+        <w:rPr>
+          <w:lang w:val="en-US"/>
+        </w:rPr>
+        <w:t>item.input</w:t>
+      </w:r>
+      <w:proofErr w:type="spellEnd"/>
+      <w:proofErr w:type="gramEnd"/>
+      <w:r>
+        <w:rPr>
+          <w:lang w:val="en-US"/>
+        </w:rPr>
+        <w:t>);</w:t>
+      </w:r>
+    </w:p>
+    <w:p>
+      <w:pPr>
+        <w:pStyle w:val="af"/>
+        <w:rPr>
+          <w:lang w:val="en-US"/>
+        </w:rPr>
+      </w:pPr>
+      <w:r>
+        <w:rPr>
+          <w:lang w:val="en-US"/>
+        </w:rPr>
+        <w:t xml:space="preserve">    return </w:t>
+      </w:r>
+      <w:proofErr w:type="gramStart"/>
+      <w:r>
+        <w:rPr>
+          <w:lang w:val="en-US"/>
+        </w:rPr>
+        <w:t>tf.tensor</w:t>
+      </w:r>
+      <w:proofErr w:type="gramEnd"/>
+      <w:r>
+        <w:rPr>
+          <w:lang w:val="en-US"/>
+        </w:rPr>
+        <w:t>2</w:t>
+      </w:r>
+      <w:proofErr w:type="gramStart"/>
+      <w:r>
+        <w:rPr>
+          <w:lang w:val="en-US"/>
+        </w:rPr>
+        <w:t>d(</w:t>
+      </w:r>
+      <w:proofErr w:type="gramEnd"/>
+      <w:r>
+        <w:rPr>
+          <w:lang w:val="en-US"/>
+        </w:rPr>
+        <w:t>images, [</w:t>
+      </w:r>
+      <w:proofErr w:type="spellStart"/>
+      <w:proofErr w:type="gramStart"/>
+      <w:r>
+        <w:rPr>
+          <w:lang w:val="en-US"/>
+        </w:rPr>
+        <w:t>images.length</w:t>
+      </w:r>
+      <w:proofErr w:type="spellEnd"/>
+      <w:proofErr w:type="gramEnd"/>
+      <w:r>
+        <w:rPr>
+          <w:lang w:val="en-US"/>
+        </w:rPr>
+        <w:t>, 784]);</w:t>
+      </w:r>
+    </w:p>
+    <w:p>
+      <w:pPr>
+        <w:pStyle w:val="af"/>
+        <w:rPr>
+          <w:lang w:val="en-US"/>
+        </w:rPr>
+      </w:pPr>
+      <w:r>
+        <w:rPr>
+          <w:lang w:val="en-US"/>
+        </w:rPr>
+        <w:t>};</w:t>
+      </w:r>
+    </w:p>
+    <w:p>
+      <w:pPr>
+        <w:pStyle w:val="af"/>
+        <w:rPr>
+          <w:lang w:val="en-US"/>
+        </w:rPr>
+      </w:pPr>
+    </w:p>
+    <w:p>
+      <w:pPr>
+        <w:pStyle w:val="af"/>
+        <w:rPr>
+          <w:b/>
+          <w:bCs/>
+          <w:lang w:val="en-US"/>
+        </w:rPr>
+      </w:pPr>
+      <w:r>
+        <w:rPr>
+          <w:b/>
+          <w:bCs/>
+          <w:lang w:val="en-US"/>
+        </w:rPr>
+        <w:t xml:space="preserve">// </w:t>
+      </w:r>
+      <w:r>
+        <w:rPr>
+          <w:b/>
+          <w:bCs/>
+        </w:rPr>
+        <w:t>Загрузка</w:t>
+      </w:r>
+      <w:r>
+        <w:rPr>
+          <w:b/>
+          <w:bCs/>
+          <w:lang w:val="en-US"/>
+        </w:rPr>
+        <w:t xml:space="preserve"> </w:t>
+      </w:r>
+      <w:r>
+        <w:rPr>
+          <w:b/>
+          <w:bCs/>
+        </w:rPr>
+        <w:t>и</w:t>
+      </w:r>
+      <w:r>
+        <w:rPr>
+          <w:b/>
+          <w:bCs/>
+          <w:lang w:val="en-US"/>
+        </w:rPr>
+        <w:t xml:space="preserve"> </w:t>
+      </w:r>
+      <w:r>
+        <w:rPr>
+          <w:b/>
+          <w:bCs/>
+        </w:rPr>
+        <w:t>предсказание</w:t>
+      </w:r>
+    </w:p>
+    <w:p>
+      <w:pPr>
+        <w:pStyle w:val="af"/>
+        <w:rPr>
+          <w:lang w:val="en-US"/>
+        </w:rPr>
+      </w:pPr>
+      <w:r>
+        <w:rPr>
+          <w:lang w:val="en-US"/>
+        </w:rPr>
+        <w:t>(async () =&gt; {</w:t>
+      </w:r>
+    </w:p>
+    <w:p>
+      <w:pPr>
+        <w:pStyle w:val="af"/>
+        <w:rPr>
+          <w:lang w:val="en-US"/>
+        </w:rPr>
+      </w:pPr>
+      <w:r>
+        <w:rPr>
+          <w:lang w:val="en-US"/>
+        </w:rPr>
+        <w:t xml:space="preserve">    const model = await </w:t>
+      </w:r>
+      <w:proofErr w:type="spellStart"/>
+      <w:proofErr w:type="gramStart"/>
+      <w:r>
+        <w:rPr>
+          <w:lang w:val="en-US"/>
+        </w:rPr>
+        <w:t>tf.</w:t>
+      </w:r>
+      <w:r>
+        <w:rPr>
+          <w:b/>
+          <w:bCs/>
+          <w:u w:val="single"/>
+          <w:lang w:val="en-US"/>
+        </w:rPr>
+        <w:t>loadLayersModel</w:t>
+      </w:r>
+      <w:proofErr w:type="spellEnd"/>
+      <w:proofErr w:type="gramEnd"/>
+      <w:r>
+        <w:rPr>
+          <w:lang w:val="en-US"/>
+        </w:rPr>
+        <w:t>('file://./</w:t>
+      </w:r>
+      <w:proofErr w:type="spellStart"/>
       <w:r>
         <w:rPr>
           <w:i/>
           <w:iCs/>
           <w:lang w:val="en-US"/>
         </w:rPr>
-        <w:t>output${i + 1}.png</w:t>
-      </w:r>
-      <w:r>
-        <w:rPr>
-          <w:lang w:val="en-US"/>
-        </w:rPr>
-        <w:t>`, canvas.toBuffer('image/png'));</w:t>
+        <w:t>mnist</w:t>
+      </w:r>
+      <w:proofErr w:type="spellEnd"/>
+      <w:r>
+        <w:rPr>
+          <w:i/>
+          <w:iCs/>
+          <w:lang w:val="en-US"/>
+        </w:rPr>
+        <w:t>-model/</w:t>
+      </w:r>
+      <w:proofErr w:type="spellStart"/>
+      <w:r>
+        <w:rPr>
+          <w:i/>
+          <w:iCs/>
+          <w:lang w:val="en-US"/>
+        </w:rPr>
+        <w:t>model.json</w:t>
+      </w:r>
+      <w:proofErr w:type="spellEnd"/>
+      <w:r>
+        <w:rPr>
+          <w:lang w:val="en-US"/>
+        </w:rPr>
+        <w:t>');</w:t>
+      </w:r>
+    </w:p>
+    <w:p>
+      <w:pPr>
+        <w:pStyle w:val="af"/>
+        <w:rPr>
+          <w:lang w:val="en-US"/>
+        </w:rPr>
+      </w:pPr>
+      <w:r>
+        <w:rPr>
+          <w:lang w:val="en-US"/>
+        </w:rPr>
+        <w:t xml:space="preserve">    const </w:t>
+      </w:r>
+      <w:proofErr w:type="spellStart"/>
+      <w:r>
+        <w:rPr>
+          <w:lang w:val="en-US"/>
+        </w:rPr>
+        <w:t>testImages</w:t>
+      </w:r>
+      <w:proofErr w:type="spellEnd"/>
+      <w:r>
+        <w:rPr>
+          <w:lang w:val="en-US"/>
+        </w:rPr>
+        <w:t xml:space="preserve"> = </w:t>
+      </w:r>
+      <w:proofErr w:type="spellStart"/>
+      <w:r>
+        <w:rPr>
+          <w:lang w:val="en-US"/>
+        </w:rPr>
+        <w:t>prepareData</w:t>
+      </w:r>
+      <w:proofErr w:type="spellEnd"/>
+      <w:r>
+        <w:rPr>
+          <w:lang w:val="en-US"/>
+        </w:rPr>
+        <w:t>(</w:t>
+      </w:r>
+      <w:proofErr w:type="spellStart"/>
+      <w:r>
+        <w:rPr>
+          <w:lang w:val="en-US"/>
+        </w:rPr>
+        <w:t>testSet</w:t>
+      </w:r>
+      <w:proofErr w:type="spellEnd"/>
+      <w:r>
+        <w:rPr>
+          <w:lang w:val="en-US"/>
+        </w:rPr>
+        <w:t>);</w:t>
+      </w:r>
+    </w:p>
+    <w:p>
+      <w:pPr>
+        <w:pStyle w:val="af"/>
+        <w:rPr>
+          <w:lang w:val="en-US"/>
+        </w:rPr>
+      </w:pPr>
+      <w:r>
+        <w:rPr>
+          <w:lang w:val="en-US"/>
+        </w:rPr>
+        <w:t xml:space="preserve">    const predictions = </w:t>
+      </w:r>
+      <w:proofErr w:type="spellStart"/>
+      <w:proofErr w:type="gramStart"/>
+      <w:r>
+        <w:rPr>
+          <w:lang w:val="en-US"/>
+        </w:rPr>
+        <w:t>model.predict</w:t>
+      </w:r>
+      <w:proofErr w:type="spellEnd"/>
+      <w:proofErr w:type="gramEnd"/>
+      <w:r>
+        <w:rPr>
+          <w:lang w:val="en-US"/>
+        </w:rPr>
+        <w:t>(</w:t>
+      </w:r>
+      <w:proofErr w:type="spellStart"/>
+      <w:r>
+        <w:rPr>
+          <w:lang w:val="en-US"/>
+        </w:rPr>
+        <w:t>testImages</w:t>
+      </w:r>
+      <w:proofErr w:type="spellEnd"/>
+      <w:proofErr w:type="gramStart"/>
+      <w:r>
+        <w:rPr>
+          <w:lang w:val="en-US"/>
+        </w:rPr>
+        <w:t>).</w:t>
+      </w:r>
+      <w:proofErr w:type="spellStart"/>
+      <w:r>
+        <w:rPr>
+          <w:lang w:val="en-US"/>
+        </w:rPr>
+        <w:t>argMax</w:t>
+      </w:r>
+      <w:proofErr w:type="spellEnd"/>
+      <w:proofErr w:type="gramEnd"/>
+      <w:r>
+        <w:rPr>
+          <w:lang w:val="en-US"/>
+        </w:rPr>
+        <w:t>(-1</w:t>
+      </w:r>
+      <w:proofErr w:type="gramStart"/>
+      <w:r>
+        <w:rPr>
+          <w:lang w:val="en-US"/>
+        </w:rPr>
+        <w:t>).</w:t>
+      </w:r>
+      <w:proofErr w:type="spellStart"/>
+      <w:r>
+        <w:rPr>
+          <w:lang w:val="en-US"/>
+        </w:rPr>
+        <w:t>arraySync</w:t>
+      </w:r>
+      <w:proofErr w:type="spellEnd"/>
+      <w:proofErr w:type="gramEnd"/>
+      <w:r>
+        <w:rPr>
+          <w:lang w:val="en-US"/>
+        </w:rPr>
+        <w:t>();</w:t>
+      </w:r>
+    </w:p>
+    <w:p>
+      <w:pPr>
+        <w:pStyle w:val="af"/>
+        <w:rPr>
+          <w:lang w:val="en-US"/>
+        </w:rPr>
+      </w:pPr>
+    </w:p>
+    <w:p>
+      <w:pPr>
+        <w:pStyle w:val="af"/>
+        <w:rPr>
+          <w:b/>
+          <w:bCs/>
+        </w:rPr>
+      </w:pPr>
+      <w:r>
+        <w:rPr>
+          <w:lang w:val="en-US"/>
+        </w:rPr>
+        <w:t xml:space="preserve">    </w:t>
+      </w:r>
+      <w:r>
+        <w:rPr>
+          <w:b/>
+          <w:bCs/>
+        </w:rPr>
+        <w:t>// Визуализация результатов</w:t>
+      </w:r>
+    </w:p>
+    <w:p>
+      <w:pPr>
+        <w:pStyle w:val="af"/>
+      </w:pPr>
+      <w:r>
+        <w:t xml:space="preserve">    </w:t>
+      </w:r>
+      <w:r>
+        <w:rPr>
+          <w:lang w:val="en-US"/>
+        </w:rPr>
+        <w:t>const</w:t>
+      </w:r>
+      <w:r>
+        <w:t xml:space="preserve"> </w:t>
+      </w:r>
+      <w:r>
+        <w:rPr>
+          <w:lang w:val="en-US"/>
+        </w:rPr>
+        <w:t>canvas</w:t>
+      </w:r>
+      <w:r>
+        <w:t xml:space="preserve"> = </w:t>
+      </w:r>
+      <w:proofErr w:type="spellStart"/>
+      <w:proofErr w:type="gramStart"/>
+      <w:r>
+        <w:rPr>
+          <w:lang w:val="en-US"/>
+        </w:rPr>
+        <w:t>createCanvas</w:t>
+      </w:r>
+      <w:proofErr w:type="spellEnd"/>
+      <w:r>
+        <w:t>(</w:t>
+      </w:r>
+      <w:proofErr w:type="gramEnd"/>
+      <w:r>
+        <w:t>280, 280);</w:t>
+      </w:r>
+    </w:p>
+    <w:p>
+      <w:pPr>
+        <w:pStyle w:val="af"/>
+        <w:rPr>
+          <w:lang w:val="en-US"/>
+        </w:rPr>
+      </w:pPr>
+      <w:r>
+        <w:t xml:space="preserve">    </w:t>
+      </w:r>
+      <w:r>
+        <w:rPr>
+          <w:lang w:val="en-US"/>
+        </w:rPr>
+        <w:t xml:space="preserve">const </w:t>
+      </w:r>
+      <w:proofErr w:type="spellStart"/>
+      <w:r>
+        <w:rPr>
+          <w:lang w:val="en-US"/>
+        </w:rPr>
+        <w:t>ctx</w:t>
+      </w:r>
+      <w:proofErr w:type="spellEnd"/>
+      <w:r>
+        <w:rPr>
+          <w:lang w:val="en-US"/>
+        </w:rPr>
+        <w:t xml:space="preserve"> = </w:t>
+      </w:r>
+      <w:proofErr w:type="spellStart"/>
+      <w:proofErr w:type="gramStart"/>
+      <w:r>
+        <w:rPr>
+          <w:lang w:val="en-US"/>
+        </w:rPr>
+        <w:t>canvas.getContext</w:t>
+      </w:r>
+      <w:proofErr w:type="spellEnd"/>
+      <w:proofErr w:type="gramEnd"/>
+      <w:r>
+        <w:rPr>
+          <w:lang w:val="en-US"/>
+        </w:rPr>
+        <w:t>('2d');</w:t>
+      </w:r>
+    </w:p>
+    <w:p>
+      <w:pPr>
+        <w:pStyle w:val="af"/>
+        <w:rPr>
+          <w:lang w:val="en-US"/>
+        </w:rPr>
+      </w:pPr>
+      <w:r>
+        <w:rPr>
+          <w:lang w:val="en-US"/>
+        </w:rPr>
+        <w:t xml:space="preserve">    for (let </w:t>
+      </w:r>
+      <w:proofErr w:type="spellStart"/>
+      <w:r>
+        <w:rPr>
+          <w:lang w:val="en-US"/>
+        </w:rPr>
+        <w:t>i</w:t>
+      </w:r>
+      <w:proofErr w:type="spellEnd"/>
+      <w:r>
+        <w:rPr>
+          <w:lang w:val="en-US"/>
+        </w:rPr>
+        <w:t xml:space="preserve"> = 0; </w:t>
+      </w:r>
+      <w:proofErr w:type="spellStart"/>
+      <w:r>
+        <w:rPr>
+          <w:lang w:val="en-US"/>
+        </w:rPr>
+        <w:t>i</w:t>
+      </w:r>
+      <w:proofErr w:type="spellEnd"/>
+      <w:r>
+        <w:rPr>
+          <w:lang w:val="en-US"/>
+        </w:rPr>
+        <w:t xml:space="preserve"> &lt; 10; </w:t>
+      </w:r>
+      <w:proofErr w:type="spellStart"/>
+      <w:r>
+        <w:rPr>
+          <w:lang w:val="en-US"/>
+        </w:rPr>
+        <w:t>i</w:t>
+      </w:r>
+      <w:proofErr w:type="spellEnd"/>
+      <w:r>
+        <w:rPr>
+          <w:lang w:val="en-US"/>
+        </w:rPr>
+        <w:t>++) {</w:t>
+      </w:r>
+    </w:p>
+    <w:p>
+      <w:pPr>
+        <w:pStyle w:val="af"/>
+        <w:rPr>
+          <w:lang w:val="en-US"/>
+        </w:rPr>
+      </w:pPr>
+      <w:r>
+        <w:rPr>
+          <w:lang w:val="en-US"/>
+        </w:rPr>
+        <w:t xml:space="preserve">        const </w:t>
+      </w:r>
+      <w:proofErr w:type="spellStart"/>
+      <w:r>
+        <w:rPr>
+          <w:lang w:val="en-US"/>
+        </w:rPr>
+        <w:t>imageData</w:t>
+      </w:r>
+      <w:proofErr w:type="spellEnd"/>
+      <w:r>
+        <w:rPr>
+          <w:lang w:val="en-US"/>
+        </w:rPr>
+        <w:t xml:space="preserve"> = </w:t>
+      </w:r>
+      <w:proofErr w:type="gramStart"/>
+      <w:r>
+        <w:rPr>
+          <w:lang w:val="en-US"/>
+        </w:rPr>
+        <w:t>tf.tensor</w:t>
+      </w:r>
+      <w:proofErr w:type="gramEnd"/>
+      <w:r>
+        <w:rPr>
+          <w:lang w:val="en-US"/>
+        </w:rPr>
+        <w:t>2d(</w:t>
+      </w:r>
+      <w:proofErr w:type="spellStart"/>
+      <w:r>
+        <w:rPr>
+          <w:lang w:val="en-US"/>
+        </w:rPr>
+        <w:t>testSet</w:t>
+      </w:r>
+      <w:proofErr w:type="spellEnd"/>
+      <w:r>
+        <w:rPr>
+          <w:lang w:val="en-US"/>
+        </w:rPr>
+        <w:t>[</w:t>
+      </w:r>
+      <w:proofErr w:type="spellStart"/>
+      <w:r>
+        <w:rPr>
+          <w:lang w:val="en-US"/>
+        </w:rPr>
+        <w:t>i</w:t>
+      </w:r>
+      <w:proofErr w:type="spellEnd"/>
+      <w:proofErr w:type="gramStart"/>
+      <w:r>
+        <w:rPr>
+          <w:lang w:val="en-US"/>
+        </w:rPr>
+        <w:t>].input</w:t>
+      </w:r>
+      <w:proofErr w:type="gramEnd"/>
+      <w:r>
+        <w:rPr>
+          <w:lang w:val="en-US"/>
+        </w:rPr>
+        <w:t>, [28, 28]</w:t>
+      </w:r>
+      <w:proofErr w:type="gramStart"/>
+      <w:r>
+        <w:rPr>
+          <w:lang w:val="en-US"/>
+        </w:rPr>
+        <w:t>).</w:t>
+      </w:r>
+      <w:proofErr w:type="spellStart"/>
+      <w:r>
+        <w:rPr>
+          <w:lang w:val="en-US"/>
+        </w:rPr>
+        <w:t>mul</w:t>
+      </w:r>
+      <w:proofErr w:type="spellEnd"/>
+      <w:proofErr w:type="gramEnd"/>
+      <w:r>
+        <w:rPr>
+          <w:lang w:val="en-US"/>
+        </w:rPr>
+        <w:t>(255</w:t>
+      </w:r>
+      <w:proofErr w:type="gramStart"/>
+      <w:r>
+        <w:rPr>
+          <w:lang w:val="en-US"/>
+        </w:rPr>
+        <w:t>).</w:t>
+      </w:r>
+      <w:proofErr w:type="spellStart"/>
+      <w:r>
+        <w:rPr>
+          <w:lang w:val="en-US"/>
+        </w:rPr>
+        <w:t>toInt</w:t>
+      </w:r>
+      <w:proofErr w:type="spellEnd"/>
+      <w:proofErr w:type="gramEnd"/>
+      <w:r>
+        <w:rPr>
+          <w:lang w:val="en-US"/>
+        </w:rPr>
+        <w:t>(</w:t>
+      </w:r>
+      <w:proofErr w:type="gramStart"/>
+      <w:r>
+        <w:rPr>
+          <w:lang w:val="en-US"/>
+        </w:rPr>
+        <w:t>).</w:t>
+      </w:r>
+      <w:proofErr w:type="spellStart"/>
+      <w:r>
+        <w:rPr>
+          <w:lang w:val="en-US"/>
+        </w:rPr>
+        <w:t>arraySync</w:t>
+      </w:r>
+      <w:proofErr w:type="spellEnd"/>
+      <w:proofErr w:type="gramEnd"/>
+      <w:r>
+        <w:rPr>
+          <w:lang w:val="en-US"/>
+        </w:rPr>
+        <w:t>();</w:t>
+      </w:r>
+    </w:p>
+    <w:p>
+      <w:pPr>
+        <w:pStyle w:val="af"/>
+        <w:rPr>
+          <w:lang w:val="en-US"/>
+        </w:rPr>
+      </w:pPr>
+      <w:r>
+        <w:rPr>
+          <w:lang w:val="en-US"/>
+        </w:rPr>
+        <w:t xml:space="preserve">        const </w:t>
+      </w:r>
+      <w:proofErr w:type="spellStart"/>
+      <w:r>
+        <w:rPr>
+          <w:lang w:val="en-US"/>
+        </w:rPr>
+        <w:t>predictedLabel</w:t>
+      </w:r>
+      <w:proofErr w:type="spellEnd"/>
+      <w:r>
+        <w:rPr>
+          <w:lang w:val="en-US"/>
+        </w:rPr>
+        <w:t xml:space="preserve"> = predictions[</w:t>
+      </w:r>
+      <w:proofErr w:type="spellStart"/>
+      <w:r>
+        <w:rPr>
+          <w:lang w:val="en-US"/>
+        </w:rPr>
+        <w:t>i</w:t>
+      </w:r>
+      <w:proofErr w:type="spellEnd"/>
+      <w:r>
+        <w:rPr>
+          <w:lang w:val="en-US"/>
+        </w:rPr>
+        <w:t>];</w:t>
+      </w:r>
+    </w:p>
+    <w:p>
+      <w:pPr>
+        <w:pStyle w:val="af"/>
+        <w:rPr>
+          <w:lang w:val="en-US"/>
+        </w:rPr>
+      </w:pPr>
+      <w:r>
+        <w:rPr>
+          <w:lang w:val="en-US"/>
+        </w:rPr>
+        <w:t xml:space="preserve">        const </w:t>
+      </w:r>
+      <w:proofErr w:type="spellStart"/>
+      <w:r>
+        <w:rPr>
+          <w:lang w:val="en-US"/>
+        </w:rPr>
+        <w:t>trueLabel</w:t>
+      </w:r>
+      <w:proofErr w:type="spellEnd"/>
+      <w:r>
+        <w:rPr>
+          <w:lang w:val="en-US"/>
+        </w:rPr>
+        <w:t xml:space="preserve"> = </w:t>
+      </w:r>
+      <w:proofErr w:type="spellStart"/>
+      <w:r>
+        <w:rPr>
+          <w:lang w:val="en-US"/>
+        </w:rPr>
+        <w:t>testSet</w:t>
+      </w:r>
+      <w:proofErr w:type="spellEnd"/>
+      <w:r>
+        <w:rPr>
+          <w:lang w:val="en-US"/>
+        </w:rPr>
+        <w:t>[</w:t>
+      </w:r>
+      <w:proofErr w:type="spellStart"/>
+      <w:r>
+        <w:rPr>
+          <w:lang w:val="en-US"/>
+        </w:rPr>
+        <w:t>i</w:t>
+      </w:r>
+      <w:proofErr w:type="spellEnd"/>
+      <w:proofErr w:type="gramStart"/>
+      <w:r>
+        <w:rPr>
+          <w:lang w:val="en-US"/>
+        </w:rPr>
+        <w:t>].</w:t>
+      </w:r>
+      <w:proofErr w:type="spellStart"/>
+      <w:r>
+        <w:rPr>
+          <w:lang w:val="en-US"/>
+        </w:rPr>
+        <w:t>output</w:t>
+      </w:r>
+      <w:proofErr w:type="gramEnd"/>
+      <w:r>
+        <w:rPr>
+          <w:lang w:val="en-US"/>
+        </w:rPr>
+        <w:t>.</w:t>
+      </w:r>
+      <w:proofErr w:type="gramStart"/>
+      <w:r>
+        <w:rPr>
+          <w:lang w:val="en-US"/>
+        </w:rPr>
+        <w:t>indexOf</w:t>
+      </w:r>
+      <w:proofErr w:type="spellEnd"/>
+      <w:r>
+        <w:rPr>
+          <w:lang w:val="en-US"/>
+        </w:rPr>
+        <w:t>(</w:t>
+      </w:r>
+      <w:proofErr w:type="gramEnd"/>
+      <w:r>
+        <w:rPr>
+          <w:lang w:val="en-US"/>
+        </w:rPr>
+        <w:t>1);</w:t>
+      </w:r>
+    </w:p>
+    <w:p>
+      <w:pPr>
+        <w:pStyle w:val="af"/>
+        <w:rPr>
+          <w:lang w:val="en-US"/>
+        </w:rPr>
+      </w:pPr>
+      <w:r>
+        <w:rPr>
+          <w:lang w:val="en-US"/>
+        </w:rPr>
+        <w:t xml:space="preserve">        </w:t>
+      </w:r>
+      <w:proofErr w:type="spellStart"/>
+      <w:proofErr w:type="gramStart"/>
+      <w:r>
+        <w:rPr>
+          <w:lang w:val="en-US"/>
+        </w:rPr>
+        <w:t>ctx.clearRect</w:t>
+      </w:r>
+      <w:proofErr w:type="spellEnd"/>
+      <w:proofErr w:type="gramEnd"/>
+      <w:r>
+        <w:rPr>
+          <w:lang w:val="en-US"/>
+        </w:rPr>
+        <w:t>(0, 0, 280, 280);</w:t>
+      </w:r>
+    </w:p>
+    <w:p>
+      <w:pPr>
+        <w:pStyle w:val="af"/>
+        <w:rPr>
+          <w:lang w:val="en-US"/>
+        </w:rPr>
+      </w:pPr>
+      <w:r>
+        <w:rPr>
+          <w:lang w:val="en-US"/>
+        </w:rPr>
+        <w:t xml:space="preserve">        for (let y = 0; y &lt; 28; y++) {</w:t>
+      </w:r>
+    </w:p>
+    <w:p>
+      <w:pPr>
+        <w:pStyle w:val="af"/>
+        <w:rPr>
+          <w:lang w:val="en-US"/>
+        </w:rPr>
+      </w:pPr>
+      <w:r>
+        <w:rPr>
+          <w:lang w:val="en-US"/>
+        </w:rPr>
+        <w:t xml:space="preserve">            for (let x = 0; x &lt; 28; x++) {</w:t>
+      </w:r>
+    </w:p>
+    <w:p>
+      <w:pPr>
+        <w:pStyle w:val="af"/>
+        <w:rPr>
+          <w:lang w:val="en-US"/>
+        </w:rPr>
+      </w:pPr>
+      <w:r>
+        <w:rPr>
+          <w:lang w:val="en-US"/>
+        </w:rPr>
+        <w:t xml:space="preserve">                const color = </w:t>
+      </w:r>
+      <w:proofErr w:type="spellStart"/>
+      <w:r>
+        <w:rPr>
+          <w:lang w:val="en-US"/>
+        </w:rPr>
+        <w:t>imageData</w:t>
+      </w:r>
+      <w:proofErr w:type="spellEnd"/>
+      <w:r>
+        <w:rPr>
+          <w:lang w:val="en-US"/>
+        </w:rPr>
+        <w:t>[y][x];</w:t>
+      </w:r>
+    </w:p>
+    <w:p>
+      <w:pPr>
+        <w:pStyle w:val="af"/>
+        <w:rPr>
+          <w:lang w:val="en-US"/>
+        </w:rPr>
+      </w:pPr>
+      <w:r>
+        <w:rPr>
+          <w:lang w:val="en-US"/>
+        </w:rPr>
+        <w:t xml:space="preserve">                </w:t>
+      </w:r>
+      <w:proofErr w:type="spellStart"/>
+      <w:proofErr w:type="gramStart"/>
+      <w:r>
+        <w:rPr>
+          <w:lang w:val="en-US"/>
+        </w:rPr>
+        <w:t>ctx.fillStyle</w:t>
+      </w:r>
+      <w:proofErr w:type="spellEnd"/>
+      <w:proofErr w:type="gramEnd"/>
+      <w:r>
+        <w:rPr>
+          <w:lang w:val="en-US"/>
+        </w:rPr>
+        <w:t xml:space="preserve"> = `</w:t>
+      </w:r>
+      <w:proofErr w:type="spellStart"/>
+      <w:r>
+        <w:rPr>
+          <w:lang w:val="en-US"/>
+        </w:rPr>
+        <w:t>rgb</w:t>
+      </w:r>
+      <w:proofErr w:type="spellEnd"/>
+      <w:r>
+        <w:rPr>
+          <w:lang w:val="en-US"/>
+        </w:rPr>
+        <w:t>(${color}, ${color}, ${color</w:t>
+      </w:r>
+      <w:proofErr w:type="gramStart"/>
+      <w:r>
+        <w:rPr>
+          <w:lang w:val="en-US"/>
+        </w:rPr>
+        <w:t>})`</w:t>
+      </w:r>
+      <w:proofErr w:type="gramEnd"/>
+      <w:r>
+        <w:rPr>
+          <w:lang w:val="en-US"/>
+        </w:rPr>
+        <w:t>;</w:t>
+      </w:r>
+    </w:p>
+    <w:p>
+      <w:pPr>
+        <w:pStyle w:val="af"/>
+        <w:rPr>
+          <w:lang w:val="en-US"/>
+        </w:rPr>
+      </w:pPr>
+      <w:r>
+        <w:rPr>
+          <w:lang w:val="en-US"/>
+        </w:rPr>
+        <w:t xml:space="preserve">                </w:t>
+      </w:r>
+      <w:proofErr w:type="spellStart"/>
+      <w:proofErr w:type="gramStart"/>
+      <w:r>
+        <w:rPr>
+          <w:lang w:val="en-US"/>
+        </w:rPr>
+        <w:t>ctx.fillRect</w:t>
+      </w:r>
+      <w:proofErr w:type="spellEnd"/>
+      <w:proofErr w:type="gramEnd"/>
+      <w:r>
+        <w:rPr>
+          <w:lang w:val="en-US"/>
+        </w:rPr>
+        <w:t>(x * 10, y * 10, 10, 10);</w:t>
+      </w:r>
+    </w:p>
+    <w:p>
+      <w:pPr>
+        <w:pStyle w:val="af"/>
+        <w:rPr>
+          <w:lang w:val="en-US"/>
+        </w:rPr>
+      </w:pPr>
+      <w:r>
+        <w:rPr>
+          <w:lang w:val="en-US"/>
+        </w:rPr>
+        <w:t xml:space="preserve">            }</w:t>
+      </w:r>
+    </w:p>
+    <w:p>
+      <w:pPr>
+        <w:pStyle w:val="af"/>
+        <w:rPr>
+          <w:lang w:val="en-US"/>
+        </w:rPr>
+      </w:pPr>
+      <w:r>
+        <w:rPr>
+          <w:lang w:val="en-US"/>
+        </w:rPr>
+        <w:t xml:space="preserve">        }</w:t>
+      </w:r>
+    </w:p>
+    <w:p>
+      <w:pPr>
+        <w:pStyle w:val="af"/>
+        <w:rPr>
+          <w:lang w:val="en-US"/>
+        </w:rPr>
+      </w:pPr>
+      <w:r>
+        <w:rPr>
+          <w:lang w:val="en-US"/>
+        </w:rPr>
+        <w:t xml:space="preserve">        </w:t>
+      </w:r>
+      <w:proofErr w:type="spellStart"/>
+      <w:proofErr w:type="gramStart"/>
+      <w:r>
+        <w:rPr>
+          <w:lang w:val="en-US"/>
+        </w:rPr>
+        <w:t>ctx.fillStyle</w:t>
+      </w:r>
+      <w:proofErr w:type="spellEnd"/>
+      <w:proofErr w:type="gramEnd"/>
+      <w:r>
+        <w:rPr>
+          <w:lang w:val="en-US"/>
+        </w:rPr>
+        <w:t xml:space="preserve"> = 'red';</w:t>
+      </w:r>
+    </w:p>
+    <w:p>
+      <w:pPr>
+        <w:pStyle w:val="af"/>
+        <w:rPr>
+          <w:lang w:val="en-US"/>
+        </w:rPr>
+      </w:pPr>
+      <w:r>
+        <w:rPr>
+          <w:lang w:val="en-US"/>
+        </w:rPr>
+        <w:t xml:space="preserve">        </w:t>
+      </w:r>
+      <w:proofErr w:type="spellStart"/>
+      <w:r>
+        <w:rPr>
+          <w:lang w:val="en-US"/>
+        </w:rPr>
+        <w:t>ctx.font</w:t>
+      </w:r>
+      <w:proofErr w:type="spellEnd"/>
+      <w:r>
+        <w:rPr>
+          <w:lang w:val="en-US"/>
+        </w:rPr>
+        <w:t xml:space="preserve"> = '20px Arial';</w:t>
+      </w:r>
+    </w:p>
+    <w:p>
+      <w:pPr>
+        <w:pStyle w:val="af"/>
+        <w:rPr>
+          <w:lang w:val="en-US"/>
+        </w:rPr>
+      </w:pPr>
+      <w:r>
+        <w:rPr>
+          <w:lang w:val="en-US"/>
+        </w:rPr>
+        <w:t xml:space="preserve">        </w:t>
+      </w:r>
+      <w:proofErr w:type="spellStart"/>
+      <w:proofErr w:type="gramStart"/>
+      <w:r>
+        <w:rPr>
+          <w:lang w:val="en-US"/>
+        </w:rPr>
+        <w:t>ctx.fillText</w:t>
+      </w:r>
+      <w:proofErr w:type="spellEnd"/>
+      <w:proofErr w:type="gramEnd"/>
+      <w:r>
+        <w:rPr>
+          <w:lang w:val="en-US"/>
+        </w:rPr>
+        <w:t>(`Predicted: ${</w:t>
+      </w:r>
+      <w:proofErr w:type="spellStart"/>
+      <w:r>
+        <w:rPr>
+          <w:lang w:val="en-US"/>
+        </w:rPr>
+        <w:t>predictedLabel</w:t>
+      </w:r>
+      <w:proofErr w:type="spellEnd"/>
+      <w:r>
+        <w:rPr>
+          <w:lang w:val="en-US"/>
+        </w:rPr>
+        <w:t>}`, 10, 260);</w:t>
+      </w:r>
+    </w:p>
+    <w:p>
+      <w:pPr>
+        <w:pStyle w:val="af"/>
+        <w:rPr>
+          <w:lang w:val="en-US"/>
+        </w:rPr>
+      </w:pPr>
+      <w:r>
+        <w:rPr>
+          <w:lang w:val="en-US"/>
+        </w:rPr>
+        <w:t xml:space="preserve">        </w:t>
+      </w:r>
+      <w:proofErr w:type="spellStart"/>
+      <w:proofErr w:type="gramStart"/>
+      <w:r>
+        <w:rPr>
+          <w:lang w:val="en-US"/>
+        </w:rPr>
+        <w:t>ctx.fillText</w:t>
+      </w:r>
+      <w:proofErr w:type="spellEnd"/>
+      <w:proofErr w:type="gramEnd"/>
+      <w:r>
+        <w:rPr>
+          <w:lang w:val="en-US"/>
+        </w:rPr>
+        <w:t>(`True: ${</w:t>
+      </w:r>
+      <w:proofErr w:type="spellStart"/>
+      <w:r>
+        <w:rPr>
+          <w:lang w:val="en-US"/>
+        </w:rPr>
+        <w:t>trueLabel</w:t>
+      </w:r>
+      <w:proofErr w:type="spellEnd"/>
+      <w:r>
+        <w:rPr>
+          <w:lang w:val="en-US"/>
+        </w:rPr>
+        <w:t>}`, 150, 260);</w:t>
+      </w:r>
+    </w:p>
+    <w:p>
+      <w:pPr>
+        <w:pStyle w:val="af"/>
+        <w:rPr>
+          <w:lang w:val="en-US"/>
+        </w:rPr>
+      </w:pPr>
+      <w:r>
+        <w:rPr>
+          <w:lang w:val="en-US"/>
+        </w:rPr>
+        <w:t xml:space="preserve">        </w:t>
+      </w:r>
+      <w:proofErr w:type="spellStart"/>
+      <w:proofErr w:type="gramStart"/>
+      <w:r>
+        <w:rPr>
+          <w:lang w:val="en-US"/>
+        </w:rPr>
+        <w:t>fs.</w:t>
+      </w:r>
+      <w:r>
+        <w:rPr>
+          <w:b/>
+          <w:bCs/>
+          <w:u w:val="single"/>
+          <w:lang w:val="en-US"/>
+        </w:rPr>
+        <w:t>writeFileSync</w:t>
+      </w:r>
+      <w:proofErr w:type="spellEnd"/>
+      <w:proofErr w:type="gramEnd"/>
+      <w:r>
+        <w:rPr>
+          <w:lang w:val="en-US"/>
+        </w:rPr>
+        <w:t>(`</w:t>
+      </w:r>
+      <w:r>
+        <w:rPr>
+          <w:i/>
+          <w:iCs/>
+          <w:lang w:val="en-US"/>
+        </w:rPr>
+        <w:t>output${</w:t>
+      </w:r>
+      <w:proofErr w:type="spellStart"/>
+      <w:r>
+        <w:rPr>
+          <w:i/>
+          <w:iCs/>
+          <w:lang w:val="en-US"/>
+        </w:rPr>
+        <w:t>i</w:t>
+      </w:r>
+      <w:proofErr w:type="spellEnd"/>
+      <w:r>
+        <w:rPr>
+          <w:i/>
+          <w:iCs/>
+          <w:lang w:val="en-US"/>
+        </w:rPr>
+        <w:t xml:space="preserve"> + 1}.</w:t>
+      </w:r>
+      <w:proofErr w:type="spellStart"/>
+      <w:r>
+        <w:rPr>
+          <w:i/>
+          <w:iCs/>
+          <w:lang w:val="en-US"/>
+        </w:rPr>
+        <w:t>png</w:t>
+      </w:r>
+      <w:proofErr w:type="spellEnd"/>
+      <w:r>
+        <w:rPr>
+          <w:lang w:val="en-US"/>
+        </w:rPr>
+        <w:t xml:space="preserve">`, </w:t>
+      </w:r>
+      <w:proofErr w:type="spellStart"/>
+      <w:proofErr w:type="gramStart"/>
+      <w:r>
+        <w:rPr>
+          <w:lang w:val="en-US"/>
+        </w:rPr>
+        <w:t>canvas.toBuffer</w:t>
+      </w:r>
+      <w:proofErr w:type="spellEnd"/>
+      <w:proofErr w:type="gramEnd"/>
+      <w:r>
+        <w:rPr>
+          <w:lang w:val="en-US"/>
+        </w:rPr>
+        <w:t>('image/</w:t>
+      </w:r>
+      <w:proofErr w:type="spellStart"/>
+      <w:r>
+        <w:rPr>
+          <w:lang w:val="en-US"/>
+        </w:rPr>
+        <w:t>png</w:t>
+      </w:r>
+      <w:proofErr w:type="spellEnd"/>
+      <w:r>
+        <w:rPr>
+          <w:lang w:val="en-US"/>
+        </w:rPr>
+        <w:t>'));</w:t>
       </w:r>
     </w:p>
     <w:p>
@@ -3129,12 +5035,14 @@
       <w:r>
         <w:t xml:space="preserve">В целях эксперимента число эпох обучения было сокращено до одной, а скрытые слои с функцией активации </w:t>
       </w:r>
+      <w:proofErr w:type="spellStart"/>
       <w:r>
         <w:rPr>
           <w:lang w:val="en-US"/>
         </w:rPr>
         <w:t>ReLU</w:t>
       </w:r>
+      <w:proofErr w:type="spellEnd"/>
       <w:r>
         <w:t xml:space="preserve"> </w:t>
       </w:r>
@@ -3149,6 +5057,9 @@
         <w:jc w:val="center"/>
       </w:pPr>
       <w:r>
+        <w:rPr>
+          <w:noProof/>
+        </w:rPr>
         <w:drawing>
           <wp:inline distT="0" distB="0" distL="0" distR="0" wp14:anchorId="2DB82FE8" wp14:editId="3D7577EC">
             <wp:extent cx="1981200" cy="1981200"/>
@@ -3271,9 +5182,11 @@
       <w:r>
         <w:t xml:space="preserve">. Были использованы библиотеки </w:t>
       </w:r>
+      <w:proofErr w:type="spellStart"/>
       <w:r>
         <w:t>TensorFlow</w:t>
       </w:r>
+      <w:proofErr w:type="spellEnd"/>
       <w:r>
         <w:t xml:space="preserve"> (глубокое обучение) </w:t>
       </w:r>
